--- a/Практическая_работа_1.docx
+++ b/Практическая_работа_1.docx
@@ -9279,19 +9279,6 @@
     </w:p>
     <w:p>
       <w:pPr>
-        <w:spacing w:after="0" w:line="20" w:lineRule="exact"/>
-        <w:sectPr>
-          <w:footerReference w:type="default" r:id="rId19"/>
-          <w:pgSz w:w="11906" w:h="16838"/>
-          <w:pgMar w:top="1134" w:right="850" w:bottom="1134" w:left="1701" w:header="709" w:footer="709" w:gutter="0"/>
-          <w:cols w:space="720"/>
-          <w:titlePg/>
-          <w:docGrid w:linePitch="360"/>
-        </w:sectPr>
-      </w:pPr>
-    </w:p>
-    <w:p>
-      <w:pPr>
         <w:keepNext/>
         <w:ind w:firstLine="0"/>
         <w:jc w:val="left"/>
@@ -9309,16 +9296,20 @@
         <w:tblW w:w="0" w:type="auto"/>
         <w:jc w:val="center"/>
         <w:tblLayout w:type="fixed"/>
+        <w:tblCellMar>
+          <w:left w:w="57" w:type="dxa"/>
+          <w:right w:w="57" w:type="dxa"/>
+        </w:tblCellMar>
         <w:tblLook w:val="04A0" w:firstRow="1" w:lastRow="0" w:firstColumn="1" w:lastColumn="0" w:noHBand="0" w:noVBand="1"/>
       </w:tblPr>
       <w:tblGrid>
-        <w:gridCol w:w="900"/>
-        <w:gridCol w:w="1900"/>
-        <w:gridCol w:w="1900"/>
-        <w:gridCol w:w="3400"/>
-        <w:gridCol w:w="2300"/>
-        <w:gridCol w:w="3000"/>
-        <w:gridCol w:w="888"/>
+        <w:gridCol w:w="760"/>
+        <w:gridCol w:w="1250"/>
+        <w:gridCol w:w="1150"/>
+        <w:gridCol w:w="2250"/>
+        <w:gridCol w:w="1400"/>
+        <w:gridCol w:w="1744"/>
+        <w:gridCol w:w="800"/>
       </w:tblGrid>
       <w:tr>
         <w:trPr>
@@ -9328,7 +9319,7 @@
         </w:trPr>
         <w:tc>
           <w:tcPr>
-            <w:tcW w:w="900" w:type="dxa"/>
+            <w:tcW w:w="760" w:type="dxa"/>
           </w:tcPr>
           <w:p>
             <w:pPr>
@@ -9352,7 +9343,7 @@
         </w:tc>
         <w:tc>
           <w:tcPr>
-            <w:tcW w:w="1900" w:type="dxa"/>
+            <w:tcW w:w="1250" w:type="dxa"/>
           </w:tcPr>
           <w:p>
             <w:pPr>
@@ -9376,7 +9367,7 @@
         </w:tc>
         <w:tc>
           <w:tcPr>
-            <w:tcW w:w="1900" w:type="dxa"/>
+            <w:tcW w:w="1150" w:type="dxa"/>
           </w:tcPr>
           <w:p>
             <w:pPr>
@@ -9400,7 +9391,7 @@
         </w:tc>
         <w:tc>
           <w:tcPr>
-            <w:tcW w:w="3400" w:type="dxa"/>
+            <w:tcW w:w="2250" w:type="dxa"/>
           </w:tcPr>
           <w:p>
             <w:pPr>
@@ -9424,7 +9415,7 @@
         </w:tc>
         <w:tc>
           <w:tcPr>
-            <w:tcW w:w="2300" w:type="dxa"/>
+            <w:tcW w:w="1400" w:type="dxa"/>
           </w:tcPr>
           <w:p>
             <w:pPr>
@@ -9448,7 +9439,7 @@
         </w:tc>
         <w:tc>
           <w:tcPr>
-            <w:tcW w:w="3000" w:type="dxa"/>
+            <w:tcW w:w="1744" w:type="dxa"/>
           </w:tcPr>
           <w:p>
             <w:pPr>
@@ -9472,7 +9463,7 @@
         </w:tc>
         <w:tc>
           <w:tcPr>
-            <w:tcW w:w="888" w:type="dxa"/>
+            <w:tcW w:w="800" w:type="dxa"/>
           </w:tcPr>
           <w:p>
             <w:pPr>
@@ -9502,7 +9493,7 @@
         </w:trPr>
         <w:tc>
           <w:tcPr>
-            <w:tcW w:w="900" w:type="dxa"/>
+            <w:tcW w:w="760" w:type="dxa"/>
           </w:tcPr>
           <w:p>
             <w:pPr>
@@ -9526,7 +9517,7 @@
         </w:tc>
         <w:tc>
           <w:tcPr>
-            <w:tcW w:w="1900" w:type="dxa"/>
+            <w:tcW w:w="1250" w:type="dxa"/>
           </w:tcPr>
           <w:p>
             <w:pPr>
@@ -9550,7 +9541,7 @@
         </w:tc>
         <w:tc>
           <w:tcPr>
-            <w:tcW w:w="1900" w:type="dxa"/>
+            <w:tcW w:w="1150" w:type="dxa"/>
           </w:tcPr>
           <w:p>
             <w:pPr>
@@ -9574,7 +9565,7 @@
         </w:tc>
         <w:tc>
           <w:tcPr>
-            <w:tcW w:w="3400" w:type="dxa"/>
+            <w:tcW w:w="2250" w:type="dxa"/>
           </w:tcPr>
           <w:p>
             <w:pPr>
@@ -9617,7 +9608,7 @@
         </w:tc>
         <w:tc>
           <w:tcPr>
-            <w:tcW w:w="2300" w:type="dxa"/>
+            <w:tcW w:w="1400" w:type="dxa"/>
           </w:tcPr>
           <w:p>
             <w:pPr>
@@ -9641,7 +9632,7 @@
         </w:tc>
         <w:tc>
           <w:tcPr>
-            <w:tcW w:w="3000" w:type="dxa"/>
+            <w:tcW w:w="1744" w:type="dxa"/>
           </w:tcPr>
           <w:p>
             <w:pPr>
@@ -9665,7 +9656,7 @@
         </w:tc>
         <w:tc>
           <w:tcPr>
-            <w:tcW w:w="888" w:type="dxa"/>
+            <w:tcW w:w="800" w:type="dxa"/>
           </w:tcPr>
           <w:p>
             <w:pPr>
@@ -9695,7 +9686,7 @@
         </w:trPr>
         <w:tc>
           <w:tcPr>
-            <w:tcW w:w="900" w:type="dxa"/>
+            <w:tcW w:w="760" w:type="dxa"/>
           </w:tcPr>
           <w:p>
             <w:pPr>
@@ -9719,7 +9710,7 @@
         </w:tc>
         <w:tc>
           <w:tcPr>
-            <w:tcW w:w="1900" w:type="dxa"/>
+            <w:tcW w:w="1250" w:type="dxa"/>
           </w:tcPr>
           <w:p>
             <w:pPr>
@@ -9743,7 +9734,7 @@
         </w:tc>
         <w:tc>
           <w:tcPr>
-            <w:tcW w:w="1900" w:type="dxa"/>
+            <w:tcW w:w="1150" w:type="dxa"/>
           </w:tcPr>
           <w:p>
             <w:pPr>
@@ -9767,7 +9758,7 @@
         </w:tc>
         <w:tc>
           <w:tcPr>
-            <w:tcW w:w="3400" w:type="dxa"/>
+            <w:tcW w:w="2250" w:type="dxa"/>
           </w:tcPr>
           <w:p>
             <w:pPr>
@@ -9848,7 +9839,7 @@
         </w:tc>
         <w:tc>
           <w:tcPr>
-            <w:tcW w:w="2300" w:type="dxa"/>
+            <w:tcW w:w="1400" w:type="dxa"/>
           </w:tcPr>
           <w:p>
             <w:pPr>
@@ -9872,7 +9863,7 @@
         </w:tc>
         <w:tc>
           <w:tcPr>
-            <w:tcW w:w="3000" w:type="dxa"/>
+            <w:tcW w:w="1744" w:type="dxa"/>
           </w:tcPr>
           <w:p>
             <w:pPr>
@@ -9896,7 +9887,7 @@
         </w:tc>
         <w:tc>
           <w:tcPr>
-            <w:tcW w:w="888" w:type="dxa"/>
+            <w:tcW w:w="800" w:type="dxa"/>
           </w:tcPr>
           <w:p>
             <w:pPr>
@@ -9926,7 +9917,7 @@
         </w:trPr>
         <w:tc>
           <w:tcPr>
-            <w:tcW w:w="900" w:type="dxa"/>
+            <w:tcW w:w="760" w:type="dxa"/>
           </w:tcPr>
           <w:p>
             <w:pPr>
@@ -9950,7 +9941,7 @@
         </w:tc>
         <w:tc>
           <w:tcPr>
-            <w:tcW w:w="1900" w:type="dxa"/>
+            <w:tcW w:w="1250" w:type="dxa"/>
           </w:tcPr>
           <w:p>
             <w:pPr>
@@ -9974,7 +9965,7 @@
         </w:tc>
         <w:tc>
           <w:tcPr>
-            <w:tcW w:w="1900" w:type="dxa"/>
+            <w:tcW w:w="1150" w:type="dxa"/>
           </w:tcPr>
           <w:p>
             <w:pPr>
@@ -9998,7 +9989,7 @@
         </w:tc>
         <w:tc>
           <w:tcPr>
-            <w:tcW w:w="3400" w:type="dxa"/>
+            <w:tcW w:w="2250" w:type="dxa"/>
           </w:tcPr>
           <w:p>
             <w:pPr>
@@ -10041,7 +10032,7 @@
         </w:tc>
         <w:tc>
           <w:tcPr>
-            <w:tcW w:w="2300" w:type="dxa"/>
+            <w:tcW w:w="1400" w:type="dxa"/>
           </w:tcPr>
           <w:p>
             <w:pPr>
@@ -10065,7 +10056,7 @@
         </w:tc>
         <w:tc>
           <w:tcPr>
-            <w:tcW w:w="3000" w:type="dxa"/>
+            <w:tcW w:w="1744" w:type="dxa"/>
           </w:tcPr>
           <w:p>
             <w:pPr>
@@ -10089,7 +10080,7 @@
         </w:tc>
         <w:tc>
           <w:tcPr>
-            <w:tcW w:w="888" w:type="dxa"/>
+            <w:tcW w:w="800" w:type="dxa"/>
           </w:tcPr>
           <w:p>
             <w:pPr>
@@ -10119,7 +10110,7 @@
         </w:trPr>
         <w:tc>
           <w:tcPr>
-            <w:tcW w:w="900" w:type="dxa"/>
+            <w:tcW w:w="760" w:type="dxa"/>
           </w:tcPr>
           <w:p>
             <w:pPr>
@@ -10143,7 +10134,7 @@
         </w:tc>
         <w:tc>
           <w:tcPr>
-            <w:tcW w:w="1900" w:type="dxa"/>
+            <w:tcW w:w="1250" w:type="dxa"/>
           </w:tcPr>
           <w:p>
             <w:pPr>
@@ -10167,7 +10158,7 @@
         </w:tc>
         <w:tc>
           <w:tcPr>
-            <w:tcW w:w="1900" w:type="dxa"/>
+            <w:tcW w:w="1150" w:type="dxa"/>
           </w:tcPr>
           <w:p>
             <w:pPr>
@@ -10191,7 +10182,7 @@
         </w:tc>
         <w:tc>
           <w:tcPr>
-            <w:tcW w:w="3400" w:type="dxa"/>
+            <w:tcW w:w="2250" w:type="dxa"/>
           </w:tcPr>
           <w:p>
             <w:pPr>
@@ -10253,7 +10244,7 @@
         </w:tc>
         <w:tc>
           <w:tcPr>
-            <w:tcW w:w="2300" w:type="dxa"/>
+            <w:tcW w:w="1400" w:type="dxa"/>
           </w:tcPr>
           <w:p>
             <w:pPr>
@@ -10277,7 +10268,7 @@
         </w:tc>
         <w:tc>
           <w:tcPr>
-            <w:tcW w:w="3000" w:type="dxa"/>
+            <w:tcW w:w="1744" w:type="dxa"/>
           </w:tcPr>
           <w:p>
             <w:pPr>
@@ -10301,7 +10292,7 @@
         </w:tc>
         <w:tc>
           <w:tcPr>
-            <w:tcW w:w="888" w:type="dxa"/>
+            <w:tcW w:w="800" w:type="dxa"/>
           </w:tcPr>
           <w:p>
             <w:pPr>
@@ -10331,7 +10322,7 @@
         </w:trPr>
         <w:tc>
           <w:tcPr>
-            <w:tcW w:w="900" w:type="dxa"/>
+            <w:tcW w:w="760" w:type="dxa"/>
           </w:tcPr>
           <w:p>
             <w:pPr>
@@ -10355,7 +10346,7 @@
         </w:tc>
         <w:tc>
           <w:tcPr>
-            <w:tcW w:w="1900" w:type="dxa"/>
+            <w:tcW w:w="1250" w:type="dxa"/>
           </w:tcPr>
           <w:p>
             <w:pPr>
@@ -10379,7 +10370,7 @@
         </w:tc>
         <w:tc>
           <w:tcPr>
-            <w:tcW w:w="1900" w:type="dxa"/>
+            <w:tcW w:w="1150" w:type="dxa"/>
           </w:tcPr>
           <w:p>
             <w:pPr>
@@ -10403,7 +10394,7 @@
         </w:tc>
         <w:tc>
           <w:tcPr>
-            <w:tcW w:w="3400" w:type="dxa"/>
+            <w:tcW w:w="2250" w:type="dxa"/>
           </w:tcPr>
           <w:p>
             <w:pPr>
@@ -10446,7 +10437,7 @@
         </w:tc>
         <w:tc>
           <w:tcPr>
-            <w:tcW w:w="2300" w:type="dxa"/>
+            <w:tcW w:w="1400" w:type="dxa"/>
           </w:tcPr>
           <w:p>
             <w:pPr>
@@ -10470,7 +10461,7 @@
         </w:tc>
         <w:tc>
           <w:tcPr>
-            <w:tcW w:w="3000" w:type="dxa"/>
+            <w:tcW w:w="1744" w:type="dxa"/>
           </w:tcPr>
           <w:p>
             <w:pPr>
@@ -10494,7 +10485,7 @@
         </w:tc>
         <w:tc>
           <w:tcPr>
-            <w:tcW w:w="888" w:type="dxa"/>
+            <w:tcW w:w="800" w:type="dxa"/>
           </w:tcPr>
           <w:p>
             <w:pPr>
@@ -10524,7 +10515,7 @@
         </w:trPr>
         <w:tc>
           <w:tcPr>
-            <w:tcW w:w="900" w:type="dxa"/>
+            <w:tcW w:w="760" w:type="dxa"/>
           </w:tcPr>
           <w:p>
             <w:pPr>
@@ -10548,7 +10539,7 @@
         </w:tc>
         <w:tc>
           <w:tcPr>
-            <w:tcW w:w="1900" w:type="dxa"/>
+            <w:tcW w:w="1250" w:type="dxa"/>
           </w:tcPr>
           <w:p>
             <w:pPr>
@@ -10572,7 +10563,7 @@
         </w:tc>
         <w:tc>
           <w:tcPr>
-            <w:tcW w:w="1900" w:type="dxa"/>
+            <w:tcW w:w="1150" w:type="dxa"/>
           </w:tcPr>
           <w:p>
             <w:pPr>
@@ -10596,7 +10587,7 @@
         </w:tc>
         <w:tc>
           <w:tcPr>
-            <w:tcW w:w="3400" w:type="dxa"/>
+            <w:tcW w:w="2250" w:type="dxa"/>
           </w:tcPr>
           <w:p>
             <w:pPr>
@@ -10639,7 +10630,7 @@
         </w:tc>
         <w:tc>
           <w:tcPr>
-            <w:tcW w:w="2300" w:type="dxa"/>
+            <w:tcW w:w="1400" w:type="dxa"/>
           </w:tcPr>
           <w:p>
             <w:pPr>
@@ -10663,7 +10654,7 @@
         </w:tc>
         <w:tc>
           <w:tcPr>
-            <w:tcW w:w="3000" w:type="dxa"/>
+            <w:tcW w:w="1744" w:type="dxa"/>
           </w:tcPr>
           <w:p>
             <w:pPr>
@@ -10687,972 +10678,7 @@
         </w:tc>
         <w:tc>
           <w:tcPr>
-            <w:tcW w:w="888" w:type="dxa"/>
-          </w:tcPr>
-          <w:p>
-            <w:pPr>
-              <w:spacing w:line="240" w:lineRule="auto"/>
-              <w:ind w:firstLine="0"/>
-              <w:jc w:val="center"/>
-              <w:rPr>
-                <w:sz w:val="18"/>
-                <w:szCs w:val="18"/>
-              </w:rPr>
-            </w:pPr>
-            <w:r>
-              <w:rPr>
-                <w:sz w:val="18"/>
-                <w:szCs w:val="18"/>
-                <w:lang w:val="ru-RU"/>
-              </w:rPr>
-              <w:t xml:space="preserve">Pass</w:t>
-            </w:r>
-          </w:p>
-        </w:tc>
-      </w:tr>
-      <w:tr>
-        <w:trPr>
-          <w:cantSplit/>
-          <w:jc w:val="center"/>
-        </w:trPr>
-        <w:tc>
-          <w:tcPr>
-            <w:tcW w:w="900" w:type="dxa"/>
-          </w:tcPr>
-          <w:p>
-            <w:pPr>
-              <w:spacing w:line="240" w:lineRule="auto"/>
-              <w:ind w:firstLine="0"/>
-              <w:jc w:val="center"/>
-              <w:rPr>
-                <w:sz w:val="18"/>
-                <w:szCs w:val="18"/>
-              </w:rPr>
-            </w:pPr>
-            <w:r>
-              <w:rPr>
-                <w:sz w:val="18"/>
-                <w:szCs w:val="18"/>
-                <w:lang w:val="ru-RU"/>
-              </w:rPr>
-              <w:t xml:space="preserve">TC-007</w:t>
-            </w:r>
-          </w:p>
-        </w:tc>
-        <w:tc>
-          <w:tcPr>
-            <w:tcW w:w="1900" w:type="dxa"/>
-          </w:tcPr>
-          <w:p>
-            <w:pPr>
-              <w:spacing w:line="240" w:lineRule="auto"/>
-              <w:ind w:firstLine="0"/>
-              <w:jc w:val="left"/>
-              <w:rPr>
-                <w:sz w:val="18"/>
-                <w:szCs w:val="18"/>
-              </w:rPr>
-            </w:pPr>
-            <w:r>
-              <w:rPr>
-                <w:sz w:val="18"/>
-                <w:szCs w:val="18"/>
-                <w:lang w:val="ru-RU"/>
-              </w:rPr>
-              <w:t xml:space="preserve">Поиск по имени автора</w:t>
-            </w:r>
-          </w:p>
-        </w:tc>
-        <w:tc>
-          <w:tcPr>
-            <w:tcW w:w="1900" w:type="dxa"/>
-          </w:tcPr>
-          <w:p>
-            <w:pPr>
-              <w:spacing w:line="240" w:lineRule="auto"/>
-              <w:ind w:firstLine="0"/>
-              <w:jc w:val="left"/>
-              <w:rPr>
-                <w:sz w:val="18"/>
-                <w:szCs w:val="18"/>
-              </w:rPr>
-            </w:pPr>
-            <w:r>
-              <w:rPr>
-                <w:sz w:val="18"/>
-                <w:szCs w:val="18"/>
-                <w:lang w:val="ru-RU"/>
-              </w:rPr>
-              <w:t xml:space="preserve">Открыта главная страница</w:t>
-            </w:r>
-          </w:p>
-        </w:tc>
-        <w:tc>
-          <w:tcPr>
-            <w:tcW w:w="3400" w:type="dxa"/>
-          </w:tcPr>
-          <w:p>
-            <w:pPr>
-              <w:spacing w:line="240" w:lineRule="auto"/>
-              <w:ind w:firstLine="0"/>
-              <w:jc w:val="left"/>
-              <w:rPr>
-                <w:sz w:val="18"/>
-                <w:szCs w:val="18"/>
-              </w:rPr>
-            </w:pPr>
-            <w:r>
-              <w:rPr>
-                <w:sz w:val="18"/>
-                <w:szCs w:val="18"/>
-                <w:lang w:val="ru-RU"/>
-              </w:rPr>
-              <w:t xml:space="preserve">1. Ввести «Оруэлл», нажать «Найти»</w:t>
-            </w:r>
-          </w:p>
-          <w:p>
-            <w:pPr>
-              <w:spacing w:line="240" w:lineRule="auto"/>
-              <w:ind w:firstLine="0"/>
-              <w:jc w:val="left"/>
-              <w:rPr>
-                <w:sz w:val="18"/>
-                <w:szCs w:val="18"/>
-              </w:rPr>
-            </w:pPr>
-            <w:r>
-              <w:rPr>
-                <w:sz w:val="18"/>
-                <w:szCs w:val="18"/>
-                <w:lang w:val="ru-RU"/>
-              </w:rPr>
-              <w:t xml:space="preserve">2. Ввести «Агата Кристи», нажать «Найти»</w:t>
-            </w:r>
-          </w:p>
-        </w:tc>
-        <w:tc>
-          <w:tcPr>
-            <w:tcW w:w="2300" w:type="dxa"/>
-          </w:tcPr>
-          <w:p>
-            <w:pPr>
-              <w:spacing w:line="240" w:lineRule="auto"/>
-              <w:ind w:firstLine="0"/>
-              <w:jc w:val="left"/>
-              <w:rPr>
-                <w:sz w:val="18"/>
-                <w:szCs w:val="18"/>
-              </w:rPr>
-            </w:pPr>
-            <w:r>
-              <w:rPr>
-                <w:sz w:val="18"/>
-                <w:szCs w:val="18"/>
-                <w:lang w:val="ru-RU"/>
-              </w:rPr>
-              <w:t xml:space="preserve">Найдены книги автора: «1984»; «Убийство в Восточном экспрессе» и «Десять негритят»</w:t>
-            </w:r>
-          </w:p>
-        </w:tc>
-        <w:tc>
-          <w:tcPr>
-            <w:tcW w:w="3000" w:type="dxa"/>
-          </w:tcPr>
-          <w:p>
-            <w:pPr>
-              <w:spacing w:line="240" w:lineRule="auto"/>
-              <w:ind w:firstLine="0"/>
-              <w:jc w:val="left"/>
-              <w:rPr>
-                <w:sz w:val="18"/>
-                <w:szCs w:val="18"/>
-              </w:rPr>
-            </w:pPr>
-            <w:r>
-              <w:rPr>
-                <w:sz w:val="18"/>
-                <w:szCs w:val="18"/>
-                <w:lang w:val="ru-RU"/>
-              </w:rPr>
-              <w:t xml:space="preserve">По запросам «Оруэлл» и «Агата Кристи» книги не найдены, выводится сообщение «Книги не найдены»</w:t>
-            </w:r>
-          </w:p>
-        </w:tc>
-        <w:tc>
-          <w:tcPr>
-            <w:tcW w:w="888" w:type="dxa"/>
-          </w:tcPr>
-          <w:p>
-            <w:pPr>
-              <w:spacing w:line="240" w:lineRule="auto"/>
-              <w:ind w:firstLine="0"/>
-              <w:jc w:val="center"/>
-              <w:rPr>
-                <w:sz w:val="18"/>
-                <w:szCs w:val="18"/>
-              </w:rPr>
-            </w:pPr>
-            <w:r>
-              <w:rPr>
-                <w:sz w:val="18"/>
-                <w:szCs w:val="18"/>
-                <w:lang w:val="ru-RU"/>
-              </w:rPr>
-              <w:t xml:space="preserve">Fail</w:t>
-            </w:r>
-          </w:p>
-        </w:tc>
-      </w:tr>
-      <w:tr>
-        <w:trPr>
-          <w:cantSplit/>
-          <w:jc w:val="center"/>
-        </w:trPr>
-        <w:tc>
-          <w:tcPr>
-            <w:tcW w:w="900" w:type="dxa"/>
-          </w:tcPr>
-          <w:p>
-            <w:pPr>
-              <w:spacing w:line="240" w:lineRule="auto"/>
-              <w:ind w:firstLine="0"/>
-              <w:jc w:val="center"/>
-              <w:rPr>
-                <w:sz w:val="18"/>
-                <w:szCs w:val="18"/>
-              </w:rPr>
-            </w:pPr>
-            <w:r>
-              <w:rPr>
-                <w:sz w:val="18"/>
-                <w:szCs w:val="18"/>
-                <w:lang w:val="ru-RU"/>
-              </w:rPr>
-              <w:t xml:space="preserve">TC-008</w:t>
-            </w:r>
-          </w:p>
-        </w:tc>
-        <w:tc>
-          <w:tcPr>
-            <w:tcW w:w="1900" w:type="dxa"/>
-          </w:tcPr>
-          <w:p>
-            <w:pPr>
-              <w:spacing w:line="240" w:lineRule="auto"/>
-              <w:ind w:firstLine="0"/>
-              <w:jc w:val="left"/>
-              <w:rPr>
-                <w:sz w:val="18"/>
-                <w:szCs w:val="18"/>
-              </w:rPr>
-            </w:pPr>
-            <w:r>
-              <w:rPr>
-                <w:sz w:val="18"/>
-                <w:szCs w:val="18"/>
-                <w:lang w:val="ru-RU"/>
-              </w:rPr>
-              <w:t xml:space="preserve">Поиск клавишей Enter</w:t>
-            </w:r>
-          </w:p>
-        </w:tc>
-        <w:tc>
-          <w:tcPr>
-            <w:tcW w:w="1900" w:type="dxa"/>
-          </w:tcPr>
-          <w:p>
-            <w:pPr>
-              <w:spacing w:line="240" w:lineRule="auto"/>
-              <w:ind w:firstLine="0"/>
-              <w:jc w:val="left"/>
-              <w:rPr>
-                <w:sz w:val="18"/>
-                <w:szCs w:val="18"/>
-              </w:rPr>
-            </w:pPr>
-            <w:r>
-              <w:rPr>
-                <w:sz w:val="18"/>
-                <w:szCs w:val="18"/>
-                <w:lang w:val="ru-RU"/>
-              </w:rPr>
-              <w:t xml:space="preserve">Открыта главная страница</w:t>
-            </w:r>
-          </w:p>
-        </w:tc>
-        <w:tc>
-          <w:tcPr>
-            <w:tcW w:w="3400" w:type="dxa"/>
-          </w:tcPr>
-          <w:p>
-            <w:pPr>
-              <w:spacing w:line="240" w:lineRule="auto"/>
-              <w:ind w:firstLine="0"/>
-              <w:jc w:val="left"/>
-              <w:rPr>
-                <w:sz w:val="18"/>
-                <w:szCs w:val="18"/>
-              </w:rPr>
-            </w:pPr>
-            <w:r>
-              <w:rPr>
-                <w:sz w:val="18"/>
-                <w:szCs w:val="18"/>
-                <w:lang w:val="ru-RU"/>
-              </w:rPr>
-              <w:t xml:space="preserve">1. В поле поиска ввести «Солярис»</w:t>
-            </w:r>
-          </w:p>
-          <w:p>
-            <w:pPr>
-              <w:spacing w:line="240" w:lineRule="auto"/>
-              <w:ind w:firstLine="0"/>
-              <w:jc w:val="left"/>
-              <w:rPr>
-                <w:sz w:val="18"/>
-                <w:szCs w:val="18"/>
-              </w:rPr>
-            </w:pPr>
-            <w:r>
-              <w:rPr>
-                <w:sz w:val="18"/>
-                <w:szCs w:val="18"/>
-                <w:lang w:val="ru-RU"/>
-              </w:rPr>
-              <w:t xml:space="preserve">2. Нажать Enter</w:t>
-            </w:r>
-          </w:p>
-        </w:tc>
-        <w:tc>
-          <w:tcPr>
-            <w:tcW w:w="2300" w:type="dxa"/>
-          </w:tcPr>
-          <w:p>
-            <w:pPr>
-              <w:spacing w:line="240" w:lineRule="auto"/>
-              <w:ind w:firstLine="0"/>
-              <w:jc w:val="left"/>
-              <w:rPr>
-                <w:sz w:val="18"/>
-                <w:szCs w:val="18"/>
-              </w:rPr>
-            </w:pPr>
-            <w:r>
-              <w:rPr>
-                <w:sz w:val="18"/>
-                <w:szCs w:val="18"/>
-                <w:lang w:val="ru-RU"/>
-              </w:rPr>
-              <w:t xml:space="preserve">Отображается одна книга «Солярис»</w:t>
-            </w:r>
-          </w:p>
-        </w:tc>
-        <w:tc>
-          <w:tcPr>
-            <w:tcW w:w="3000" w:type="dxa"/>
-          </w:tcPr>
-          <w:p>
-            <w:pPr>
-              <w:spacing w:line="240" w:lineRule="auto"/>
-              <w:ind w:firstLine="0"/>
-              <w:jc w:val="left"/>
-              <w:rPr>
-                <w:sz w:val="18"/>
-                <w:szCs w:val="18"/>
-              </w:rPr>
-            </w:pPr>
-            <w:r>
-              <w:rPr>
-                <w:sz w:val="18"/>
-                <w:szCs w:val="18"/>
-                <w:lang w:val="ru-RU"/>
-              </w:rPr>
-              <w:t xml:space="preserve">После нажатия Enter показана 1 книга: ['Солярис']</w:t>
-            </w:r>
-          </w:p>
-        </w:tc>
-        <w:tc>
-          <w:tcPr>
-            <w:tcW w:w="888" w:type="dxa"/>
-          </w:tcPr>
-          <w:p>
-            <w:pPr>
-              <w:spacing w:line="240" w:lineRule="auto"/>
-              <w:ind w:firstLine="0"/>
-              <w:jc w:val="center"/>
-              <w:rPr>
-                <w:sz w:val="18"/>
-                <w:szCs w:val="18"/>
-              </w:rPr>
-            </w:pPr>
-            <w:r>
-              <w:rPr>
-                <w:sz w:val="18"/>
-                <w:szCs w:val="18"/>
-                <w:lang w:val="ru-RU"/>
-              </w:rPr>
-              <w:t xml:space="preserve">Pass</w:t>
-            </w:r>
-          </w:p>
-        </w:tc>
-      </w:tr>
-      <w:tr>
-        <w:trPr>
-          <w:cantSplit/>
-          <w:jc w:val="center"/>
-        </w:trPr>
-        <w:tc>
-          <w:tcPr>
-            <w:tcW w:w="900" w:type="dxa"/>
-          </w:tcPr>
-          <w:p>
-            <w:pPr>
-              <w:spacing w:line="240" w:lineRule="auto"/>
-              <w:ind w:firstLine="0"/>
-              <w:jc w:val="center"/>
-              <w:rPr>
-                <w:sz w:val="18"/>
-                <w:szCs w:val="18"/>
-              </w:rPr>
-            </w:pPr>
-            <w:r>
-              <w:rPr>
-                <w:sz w:val="18"/>
-                <w:szCs w:val="18"/>
-                <w:lang w:val="ru-RU"/>
-              </w:rPr>
-              <w:t xml:space="preserve">TC-009</w:t>
-            </w:r>
-          </w:p>
-        </w:tc>
-        <w:tc>
-          <w:tcPr>
-            <w:tcW w:w="1900" w:type="dxa"/>
-          </w:tcPr>
-          <w:p>
-            <w:pPr>
-              <w:spacing w:line="240" w:lineRule="auto"/>
-              <w:ind w:firstLine="0"/>
-              <w:jc w:val="left"/>
-              <w:rPr>
-                <w:sz w:val="18"/>
-                <w:szCs w:val="18"/>
-              </w:rPr>
-            </w:pPr>
-            <w:r>
-              <w:rPr>
-                <w:sz w:val="18"/>
-                <w:szCs w:val="18"/>
-                <w:lang w:val="ru-RU"/>
-              </w:rPr>
-              <w:t xml:space="preserve">Поиск без результатов</w:t>
-            </w:r>
-          </w:p>
-        </w:tc>
-        <w:tc>
-          <w:tcPr>
-            <w:tcW w:w="1900" w:type="dxa"/>
-          </w:tcPr>
-          <w:p>
-            <w:pPr>
-              <w:spacing w:line="240" w:lineRule="auto"/>
-              <w:ind w:firstLine="0"/>
-              <w:jc w:val="left"/>
-              <w:rPr>
-                <w:sz w:val="18"/>
-                <w:szCs w:val="18"/>
-              </w:rPr>
-            </w:pPr>
-            <w:r>
-              <w:rPr>
-                <w:sz w:val="18"/>
-                <w:szCs w:val="18"/>
-                <w:lang w:val="ru-RU"/>
-              </w:rPr>
-              <w:t xml:space="preserve">Открыта главная страница</w:t>
-            </w:r>
-          </w:p>
-        </w:tc>
-        <w:tc>
-          <w:tcPr>
-            <w:tcW w:w="3400" w:type="dxa"/>
-          </w:tcPr>
-          <w:p>
-            <w:pPr>
-              <w:spacing w:line="240" w:lineRule="auto"/>
-              <w:ind w:firstLine="0"/>
-              <w:jc w:val="left"/>
-              <w:rPr>
-                <w:sz w:val="18"/>
-                <w:szCs w:val="18"/>
-              </w:rPr>
-            </w:pPr>
-            <w:r>
-              <w:rPr>
-                <w:sz w:val="18"/>
-                <w:szCs w:val="18"/>
-                <w:lang w:val="ru-RU"/>
-              </w:rPr>
-              <w:t xml:space="preserve">1. Ввести «xyz»</w:t>
-            </w:r>
-          </w:p>
-          <w:p>
-            <w:pPr>
-              <w:spacing w:line="240" w:lineRule="auto"/>
-              <w:ind w:firstLine="0"/>
-              <w:jc w:val="left"/>
-              <w:rPr>
-                <w:sz w:val="18"/>
-                <w:szCs w:val="18"/>
-              </w:rPr>
-            </w:pPr>
-            <w:r>
-              <w:rPr>
-                <w:sz w:val="18"/>
-                <w:szCs w:val="18"/>
-                <w:lang w:val="ru-RU"/>
-              </w:rPr>
-              <w:t xml:space="preserve">2. Нажать «Найти»</w:t>
-            </w:r>
-          </w:p>
-        </w:tc>
-        <w:tc>
-          <w:tcPr>
-            <w:tcW w:w="2300" w:type="dxa"/>
-          </w:tcPr>
-          <w:p>
-            <w:pPr>
-              <w:spacing w:line="240" w:lineRule="auto"/>
-              <w:ind w:firstLine="0"/>
-              <w:jc w:val="left"/>
-              <w:rPr>
-                <w:sz w:val="18"/>
-                <w:szCs w:val="18"/>
-              </w:rPr>
-            </w:pPr>
-            <w:r>
-              <w:rPr>
-                <w:sz w:val="18"/>
-                <w:szCs w:val="18"/>
-                <w:lang w:val="ru-RU"/>
-              </w:rPr>
-              <w:t xml:space="preserve">Карточек нет, выводится сообщение «Книги не найдены»</w:t>
-            </w:r>
-          </w:p>
-        </w:tc>
-        <w:tc>
-          <w:tcPr>
-            <w:tcW w:w="3000" w:type="dxa"/>
-          </w:tcPr>
-          <w:p>
-            <w:pPr>
-              <w:spacing w:line="240" w:lineRule="auto"/>
-              <w:ind w:firstLine="0"/>
-              <w:jc w:val="left"/>
-              <w:rPr>
-                <w:sz w:val="18"/>
-                <w:szCs w:val="18"/>
-              </w:rPr>
-            </w:pPr>
-            <w:r>
-              <w:rPr>
-                <w:sz w:val="18"/>
-                <w:szCs w:val="18"/>
-                <w:lang w:val="ru-RU"/>
-              </w:rPr>
-              <w:t xml:space="preserve">Карточек нет, отображается сообщение «Книги не найдены. Попробуйте изменить параметры поиска или фильтра»</w:t>
-            </w:r>
-          </w:p>
-        </w:tc>
-        <w:tc>
-          <w:tcPr>
-            <w:tcW w:w="888" w:type="dxa"/>
-          </w:tcPr>
-          <w:p>
-            <w:pPr>
-              <w:spacing w:line="240" w:lineRule="auto"/>
-              <w:ind w:firstLine="0"/>
-              <w:jc w:val="center"/>
-              <w:rPr>
-                <w:sz w:val="18"/>
-                <w:szCs w:val="18"/>
-              </w:rPr>
-            </w:pPr>
-            <w:r>
-              <w:rPr>
-                <w:sz w:val="18"/>
-                <w:szCs w:val="18"/>
-                <w:lang w:val="ru-RU"/>
-              </w:rPr>
-              <w:t xml:space="preserve">Pass</w:t>
-            </w:r>
-          </w:p>
-        </w:tc>
-      </w:tr>
-      <w:tr>
-        <w:trPr>
-          <w:cantSplit/>
-          <w:jc w:val="center"/>
-        </w:trPr>
-        <w:tc>
-          <w:tcPr>
-            <w:tcW w:w="900" w:type="dxa"/>
-          </w:tcPr>
-          <w:p>
-            <w:pPr>
-              <w:spacing w:line="240" w:lineRule="auto"/>
-              <w:ind w:firstLine="0"/>
-              <w:jc w:val="center"/>
-              <w:rPr>
-                <w:sz w:val="18"/>
-                <w:szCs w:val="18"/>
-              </w:rPr>
-            </w:pPr>
-            <w:r>
-              <w:rPr>
-                <w:sz w:val="18"/>
-                <w:szCs w:val="18"/>
-                <w:lang w:val="ru-RU"/>
-              </w:rPr>
-              <w:t xml:space="preserve">TC-010</w:t>
-            </w:r>
-          </w:p>
-        </w:tc>
-        <w:tc>
-          <w:tcPr>
-            <w:tcW w:w="1900" w:type="dxa"/>
-          </w:tcPr>
-          <w:p>
-            <w:pPr>
-              <w:spacing w:line="240" w:lineRule="auto"/>
-              <w:ind w:firstLine="0"/>
-              <w:jc w:val="left"/>
-              <w:rPr>
-                <w:sz w:val="18"/>
-                <w:szCs w:val="18"/>
-              </w:rPr>
-            </w:pPr>
-            <w:r>
-              <w:rPr>
-                <w:sz w:val="18"/>
-                <w:szCs w:val="18"/>
-                <w:lang w:val="ru-RU"/>
-              </w:rPr>
-              <w:t xml:space="preserve">Пустой запрос и запрос из пробелов</w:t>
-            </w:r>
-          </w:p>
-        </w:tc>
-        <w:tc>
-          <w:tcPr>
-            <w:tcW w:w="1900" w:type="dxa"/>
-          </w:tcPr>
-          <w:p>
-            <w:pPr>
-              <w:spacing w:line="240" w:lineRule="auto"/>
-              <w:ind w:firstLine="0"/>
-              <w:jc w:val="left"/>
-              <w:rPr>
-                <w:sz w:val="18"/>
-                <w:szCs w:val="18"/>
-              </w:rPr>
-            </w:pPr>
-            <w:r>
-              <w:rPr>
-                <w:sz w:val="18"/>
-                <w:szCs w:val="18"/>
-                <w:lang w:val="ru-RU"/>
-              </w:rPr>
-              <w:t xml:space="preserve">Открыта главная страница</w:t>
-            </w:r>
-          </w:p>
-        </w:tc>
-        <w:tc>
-          <w:tcPr>
-            <w:tcW w:w="3400" w:type="dxa"/>
-          </w:tcPr>
-          <w:p>
-            <w:pPr>
-              <w:spacing w:line="240" w:lineRule="auto"/>
-              <w:ind w:firstLine="0"/>
-              <w:jc w:val="left"/>
-              <w:rPr>
-                <w:sz w:val="18"/>
-                <w:szCs w:val="18"/>
-              </w:rPr>
-            </w:pPr>
-            <w:r>
-              <w:rPr>
-                <w:sz w:val="18"/>
-                <w:szCs w:val="18"/>
-                <w:lang w:val="ru-RU"/>
-              </w:rPr>
-              <w:t xml:space="preserve">1. Оставить поле пустым, нажать «Найти»</w:t>
-            </w:r>
-          </w:p>
-          <w:p>
-            <w:pPr>
-              <w:spacing w:line="240" w:lineRule="auto"/>
-              <w:ind w:firstLine="0"/>
-              <w:jc w:val="left"/>
-              <w:rPr>
-                <w:sz w:val="18"/>
-                <w:szCs w:val="18"/>
-              </w:rPr>
-            </w:pPr>
-            <w:r>
-              <w:rPr>
-                <w:sz w:val="18"/>
-                <w:szCs w:val="18"/>
-                <w:lang w:val="ru-RU"/>
-              </w:rPr>
-              <w:t xml:space="preserve">2. Ввести три пробела, нажать «Найти»</w:t>
-            </w:r>
-          </w:p>
-        </w:tc>
-        <w:tc>
-          <w:tcPr>
-            <w:tcW w:w="2300" w:type="dxa"/>
-          </w:tcPr>
-          <w:p>
-            <w:pPr>
-              <w:spacing w:line="240" w:lineRule="auto"/>
-              <w:ind w:firstLine="0"/>
-              <w:jc w:val="left"/>
-              <w:rPr>
-                <w:sz w:val="18"/>
-                <w:szCs w:val="18"/>
-              </w:rPr>
-            </w:pPr>
-            <w:r>
-              <w:rPr>
-                <w:sz w:val="18"/>
-                <w:szCs w:val="18"/>
-                <w:lang w:val="ru-RU"/>
-              </w:rPr>
-              <w:t xml:space="preserve">Ошибок нет, показан весь каталог</w:t>
-            </w:r>
-          </w:p>
-        </w:tc>
-        <w:tc>
-          <w:tcPr>
-            <w:tcW w:w="3000" w:type="dxa"/>
-          </w:tcPr>
-          <w:p>
-            <w:pPr>
-              <w:spacing w:line="240" w:lineRule="auto"/>
-              <w:ind w:firstLine="0"/>
-              <w:jc w:val="left"/>
-              <w:rPr>
-                <w:sz w:val="18"/>
-                <w:szCs w:val="18"/>
-              </w:rPr>
-            </w:pPr>
-            <w:r>
-              <w:rPr>
-                <w:sz w:val="18"/>
-                <w:szCs w:val="18"/>
-                <w:lang w:val="ru-RU"/>
-              </w:rPr>
-              <w:t xml:space="preserve">При пустом запросе и при запросе из пробелов показан весь каталог (10 карточек), ошибок нет</w:t>
-            </w:r>
-          </w:p>
-        </w:tc>
-        <w:tc>
-          <w:tcPr>
-            <w:tcW w:w="888" w:type="dxa"/>
-          </w:tcPr>
-          <w:p>
-            <w:pPr>
-              <w:spacing w:line="240" w:lineRule="auto"/>
-              <w:ind w:firstLine="0"/>
-              <w:jc w:val="center"/>
-              <w:rPr>
-                <w:sz w:val="18"/>
-                <w:szCs w:val="18"/>
-              </w:rPr>
-            </w:pPr>
-            <w:r>
-              <w:rPr>
-                <w:sz w:val="18"/>
-                <w:szCs w:val="18"/>
-                <w:lang w:val="ru-RU"/>
-              </w:rPr>
-              <w:t xml:space="preserve">Pass</w:t>
-            </w:r>
-          </w:p>
-        </w:tc>
-      </w:tr>
-      <w:tr>
-        <w:trPr>
-          <w:cantSplit/>
-          <w:jc w:val="center"/>
-        </w:trPr>
-        <w:tc>
-          <w:tcPr>
-            <w:tcW w:w="900" w:type="dxa"/>
-          </w:tcPr>
-          <w:p>
-            <w:pPr>
-              <w:spacing w:line="240" w:lineRule="auto"/>
-              <w:ind w:firstLine="0"/>
-              <w:jc w:val="center"/>
-              <w:rPr>
-                <w:sz w:val="18"/>
-                <w:szCs w:val="18"/>
-              </w:rPr>
-            </w:pPr>
-            <w:r>
-              <w:rPr>
-                <w:sz w:val="18"/>
-                <w:szCs w:val="18"/>
-                <w:lang w:val="ru-RU"/>
-              </w:rPr>
-              <w:t xml:space="preserve">TC-011</w:t>
-            </w:r>
-          </w:p>
-        </w:tc>
-        <w:tc>
-          <w:tcPr>
-            <w:tcW w:w="1900" w:type="dxa"/>
-          </w:tcPr>
-          <w:p>
-            <w:pPr>
-              <w:spacing w:line="240" w:lineRule="auto"/>
-              <w:ind w:firstLine="0"/>
-              <w:jc w:val="left"/>
-              <w:rPr>
-                <w:sz w:val="18"/>
-                <w:szCs w:val="18"/>
-              </w:rPr>
-            </w:pPr>
-            <w:r>
-              <w:rPr>
-                <w:sz w:val="18"/>
-                <w:szCs w:val="18"/>
-                <w:lang w:val="ru-RU"/>
-              </w:rPr>
-              <w:t xml:space="preserve">Ввод HTML-кода в поле поиска</w:t>
-            </w:r>
-          </w:p>
-        </w:tc>
-        <w:tc>
-          <w:tcPr>
-            <w:tcW w:w="1900" w:type="dxa"/>
-          </w:tcPr>
-          <w:p>
-            <w:pPr>
-              <w:spacing w:line="240" w:lineRule="auto"/>
-              <w:ind w:firstLine="0"/>
-              <w:jc w:val="left"/>
-              <w:rPr>
-                <w:sz w:val="18"/>
-                <w:szCs w:val="18"/>
-              </w:rPr>
-            </w:pPr>
-            <w:r>
-              <w:rPr>
-                <w:sz w:val="18"/>
-                <w:szCs w:val="18"/>
-                <w:lang w:val="ru-RU"/>
-              </w:rPr>
-              <w:t xml:space="preserve">Открыта главная страница</w:t>
-            </w:r>
-          </w:p>
-        </w:tc>
-        <w:tc>
-          <w:tcPr>
-            <w:tcW w:w="3400" w:type="dxa"/>
-          </w:tcPr>
-          <w:p>
-            <w:pPr>
-              <w:spacing w:line="240" w:lineRule="auto"/>
-              <w:ind w:firstLine="0"/>
-              <w:jc w:val="left"/>
-              <w:rPr>
-                <w:sz w:val="18"/>
-                <w:szCs w:val="18"/>
-              </w:rPr>
-            </w:pPr>
-            <w:r>
-              <w:rPr>
-                <w:sz w:val="18"/>
-                <w:szCs w:val="18"/>
-                <w:lang w:val="ru-RU"/>
-              </w:rPr>
-              <w:t xml:space="preserve">1. Ввести «&lt;script&gt;alert(1)&lt;/script&gt;»</w:t>
-            </w:r>
-          </w:p>
-          <w:p>
-            <w:pPr>
-              <w:spacing w:line="240" w:lineRule="auto"/>
-              <w:ind w:firstLine="0"/>
-              <w:jc w:val="left"/>
-              <w:rPr>
-                <w:sz w:val="18"/>
-                <w:szCs w:val="18"/>
-              </w:rPr>
-            </w:pPr>
-            <w:r>
-              <w:rPr>
-                <w:sz w:val="18"/>
-                <w:szCs w:val="18"/>
-                <w:lang w:val="ru-RU"/>
-              </w:rPr>
-              <w:t xml:space="preserve">2. Нажать «Найти»</w:t>
-            </w:r>
-          </w:p>
-        </w:tc>
-        <w:tc>
-          <w:tcPr>
-            <w:tcW w:w="2300" w:type="dxa"/>
-          </w:tcPr>
-          <w:p>
-            <w:pPr>
-              <w:spacing w:line="240" w:lineRule="auto"/>
-              <w:ind w:firstLine="0"/>
-              <w:jc w:val="left"/>
-              <w:rPr>
-                <w:sz w:val="18"/>
-                <w:szCs w:val="18"/>
-              </w:rPr>
-            </w:pPr>
-            <w:r>
-              <w:rPr>
-                <w:sz w:val="18"/>
-                <w:szCs w:val="18"/>
-                <w:lang w:val="ru-RU"/>
-              </w:rPr>
-              <w:t xml:space="preserve">Код не выполняется, страница работает, выводится «Книги не найдены»</w:t>
-            </w:r>
-          </w:p>
-        </w:tc>
-        <w:tc>
-          <w:tcPr>
-            <w:tcW w:w="3000" w:type="dxa"/>
-          </w:tcPr>
-          <w:p>
-            <w:pPr>
-              <w:spacing w:line="240" w:lineRule="auto"/>
-              <w:ind w:firstLine="0"/>
-              <w:jc w:val="left"/>
-              <w:rPr>
-                <w:sz w:val="18"/>
-                <w:szCs w:val="18"/>
-              </w:rPr>
-            </w:pPr>
-            <w:r>
-              <w:rPr>
-                <w:sz w:val="18"/>
-                <w:szCs w:val="18"/>
-                <w:lang w:val="ru-RU"/>
-              </w:rPr>
-              <w:t xml:space="preserve">Скрипт не выполнен, диалоговых окон нет, страница работает; показано сообщение «Книги не найдены»</w:t>
-            </w:r>
-          </w:p>
-        </w:tc>
-        <w:tc>
-          <w:tcPr>
-            <w:tcW w:w="888" w:type="dxa"/>
+            <w:tcW w:w="800" w:type="dxa"/>
           </w:tcPr>
           <w:p>
             <w:pPr>
@@ -11696,16 +10722,20 @@
         <w:tblW w:w="0" w:type="auto"/>
         <w:jc w:val="center"/>
         <w:tblLayout w:type="fixed"/>
+        <w:tblCellMar>
+          <w:left w:w="57" w:type="dxa"/>
+          <w:right w:w="57" w:type="dxa"/>
+        </w:tblCellMar>
         <w:tblLook w:val="04A0" w:firstRow="1" w:lastRow="0" w:firstColumn="1" w:lastColumn="0" w:noHBand="0" w:noVBand="1"/>
       </w:tblPr>
       <w:tblGrid>
-        <w:gridCol w:w="900"/>
-        <w:gridCol w:w="1900"/>
-        <w:gridCol w:w="1900"/>
-        <w:gridCol w:w="3400"/>
-        <w:gridCol w:w="2300"/>
-        <w:gridCol w:w="3000"/>
-        <w:gridCol w:w="888"/>
+        <w:gridCol w:w="760"/>
+        <w:gridCol w:w="1250"/>
+        <w:gridCol w:w="1150"/>
+        <w:gridCol w:w="2250"/>
+        <w:gridCol w:w="1400"/>
+        <w:gridCol w:w="1744"/>
+        <w:gridCol w:w="800"/>
       </w:tblGrid>
       <w:tr>
         <w:trPr>
@@ -11715,7 +10745,7 @@
         </w:trPr>
         <w:tc>
           <w:tcPr>
-            <w:tcW w:w="900" w:type="dxa"/>
+            <w:tcW w:w="760" w:type="dxa"/>
           </w:tcPr>
           <w:p>
             <w:pPr>
@@ -11739,7 +10769,7 @@
         </w:tc>
         <w:tc>
           <w:tcPr>
-            <w:tcW w:w="1900" w:type="dxa"/>
+            <w:tcW w:w="1250" w:type="dxa"/>
           </w:tcPr>
           <w:p>
             <w:pPr>
@@ -11763,7 +10793,7 @@
         </w:tc>
         <w:tc>
           <w:tcPr>
-            <w:tcW w:w="1900" w:type="dxa"/>
+            <w:tcW w:w="1150" w:type="dxa"/>
           </w:tcPr>
           <w:p>
             <w:pPr>
@@ -11787,7 +10817,7 @@
         </w:tc>
         <w:tc>
           <w:tcPr>
-            <w:tcW w:w="3400" w:type="dxa"/>
+            <w:tcW w:w="2250" w:type="dxa"/>
           </w:tcPr>
           <w:p>
             <w:pPr>
@@ -11811,7 +10841,7 @@
         </w:tc>
         <w:tc>
           <w:tcPr>
-            <w:tcW w:w="2300" w:type="dxa"/>
+            <w:tcW w:w="1400" w:type="dxa"/>
           </w:tcPr>
           <w:p>
             <w:pPr>
@@ -11835,7 +10865,7 @@
         </w:tc>
         <w:tc>
           <w:tcPr>
-            <w:tcW w:w="3000" w:type="dxa"/>
+            <w:tcW w:w="1744" w:type="dxa"/>
           </w:tcPr>
           <w:p>
             <w:pPr>
@@ -11859,7 +10889,7 @@
         </w:tc>
         <w:tc>
           <w:tcPr>
-            <w:tcW w:w="888" w:type="dxa"/>
+            <w:tcW w:w="800" w:type="dxa"/>
           </w:tcPr>
           <w:p>
             <w:pPr>
@@ -11889,7 +10919,7 @@
         </w:trPr>
         <w:tc>
           <w:tcPr>
-            <w:tcW w:w="900" w:type="dxa"/>
+            <w:tcW w:w="760" w:type="dxa"/>
           </w:tcPr>
           <w:p>
             <w:pPr>
@@ -11907,37 +10937,37 @@
                 <w:szCs w:val="18"/>
                 <w:lang w:val="ru-RU"/>
               </w:rPr>
-              <w:t xml:space="preserve">TC-012</w:t>
-            </w:r>
-          </w:p>
-        </w:tc>
-        <w:tc>
-          <w:tcPr>
-            <w:tcW w:w="1900" w:type="dxa"/>
-          </w:tcPr>
-          <w:p>
-            <w:pPr>
-              <w:spacing w:line="240" w:lineRule="auto"/>
-              <w:ind w:firstLine="0"/>
-              <w:jc w:val="left"/>
-              <w:rPr>
-                <w:sz w:val="18"/>
-                <w:szCs w:val="18"/>
-              </w:rPr>
-            </w:pPr>
-            <w:r>
-              <w:rPr>
-                <w:sz w:val="18"/>
-                <w:szCs w:val="18"/>
-                <w:lang w:val="ru-RU"/>
-              </w:rPr>
-              <w:t xml:space="preserve">Поиск вместе с фильтром жанра</w:t>
-            </w:r>
-          </w:p>
-        </w:tc>
-        <w:tc>
-          <w:tcPr>
-            <w:tcW w:w="1900" w:type="dxa"/>
+              <w:t xml:space="preserve">TC-007</w:t>
+            </w:r>
+          </w:p>
+        </w:tc>
+        <w:tc>
+          <w:tcPr>
+            <w:tcW w:w="1250" w:type="dxa"/>
+          </w:tcPr>
+          <w:p>
+            <w:pPr>
+              <w:spacing w:line="240" w:lineRule="auto"/>
+              <w:ind w:firstLine="0"/>
+              <w:jc w:val="left"/>
+              <w:rPr>
+                <w:sz w:val="18"/>
+                <w:szCs w:val="18"/>
+              </w:rPr>
+            </w:pPr>
+            <w:r>
+              <w:rPr>
+                <w:sz w:val="18"/>
+                <w:szCs w:val="18"/>
+                <w:lang w:val="ru-RU"/>
+              </w:rPr>
+              <w:t xml:space="preserve">Поиск по имени автора</w:t>
+            </w:r>
+          </w:p>
+        </w:tc>
+        <w:tc>
+          <w:tcPr>
+            <w:tcW w:w="1150" w:type="dxa"/>
           </w:tcPr>
           <w:p>
             <w:pPr>
@@ -11961,117 +10991,98 @@
         </w:tc>
         <w:tc>
           <w:tcPr>
-            <w:tcW w:w="3400" w:type="dxa"/>
-          </w:tcPr>
-          <w:p>
-            <w:pPr>
-              <w:spacing w:line="240" w:lineRule="auto"/>
-              <w:ind w:firstLine="0"/>
-              <w:jc w:val="left"/>
-              <w:rPr>
-                <w:sz w:val="18"/>
-                <w:szCs w:val="18"/>
-              </w:rPr>
-            </w:pPr>
-            <w:r>
-              <w:rPr>
-                <w:sz w:val="18"/>
-                <w:szCs w:val="18"/>
-                <w:lang w:val="ru-RU"/>
-              </w:rPr>
-              <w:t xml:space="preserve">1. Нажать «Роман»</w:t>
-            </w:r>
-          </w:p>
-          <w:p>
-            <w:pPr>
-              <w:spacing w:line="240" w:lineRule="auto"/>
-              <w:ind w:firstLine="0"/>
-              <w:jc w:val="left"/>
-              <w:rPr>
-                <w:sz w:val="18"/>
-                <w:szCs w:val="18"/>
-              </w:rPr>
-            </w:pPr>
-            <w:r>
-              <w:rPr>
-                <w:sz w:val="18"/>
-                <w:szCs w:val="18"/>
-                <w:lang w:val="ru-RU"/>
-              </w:rPr>
-              <w:t xml:space="preserve">2. Ввести «принц», нажать «Найти»</w:t>
-            </w:r>
-          </w:p>
-          <w:p>
-            <w:pPr>
-              <w:spacing w:line="240" w:lineRule="auto"/>
-              <w:ind w:firstLine="0"/>
-              <w:jc w:val="left"/>
-              <w:rPr>
-                <w:sz w:val="18"/>
-                <w:szCs w:val="18"/>
-              </w:rPr>
-            </w:pPr>
-            <w:r>
-              <w:rPr>
-                <w:sz w:val="18"/>
-                <w:szCs w:val="18"/>
-                <w:lang w:val="ru-RU"/>
-              </w:rPr>
-              <w:t xml:space="preserve">3. Ввести «убийство», нажать «Найти»</w:t>
-            </w:r>
-          </w:p>
-        </w:tc>
-        <w:tc>
-          <w:tcPr>
-            <w:tcW w:w="2300" w:type="dxa"/>
-          </w:tcPr>
-          <w:p>
-            <w:pPr>
-              <w:spacing w:line="240" w:lineRule="auto"/>
-              <w:ind w:firstLine="0"/>
-              <w:jc w:val="left"/>
-              <w:rPr>
-                <w:sz w:val="18"/>
-                <w:szCs w:val="18"/>
-              </w:rPr>
-            </w:pPr>
-            <w:r>
-              <w:rPr>
-                <w:sz w:val="18"/>
-                <w:szCs w:val="18"/>
-                <w:lang w:val="ru-RU"/>
-              </w:rPr>
-              <w:t xml:space="preserve">Для «принц» отображается «Маленький принц»; для «убийство» (жанр Детектив) результата нет; фильтр «Роман» сохраняется</w:t>
-            </w:r>
-          </w:p>
-        </w:tc>
-        <w:tc>
-          <w:tcPr>
-            <w:tcW w:w="3000" w:type="dxa"/>
-          </w:tcPr>
-          <w:p>
-            <w:pPr>
-              <w:spacing w:line="240" w:lineRule="auto"/>
-              <w:ind w:firstLine="0"/>
-              <w:jc w:val="left"/>
-              <w:rPr>
-                <w:sz w:val="18"/>
-                <w:szCs w:val="18"/>
-              </w:rPr>
-            </w:pPr>
-            <w:r>
-              <w:rPr>
-                <w:sz w:val="18"/>
-                <w:szCs w:val="18"/>
-                <w:lang w:val="ru-RU"/>
-              </w:rPr>
-              <w:t xml:space="preserve">При активном фильтре «Роман» запрос «принц» даёт «Маленький принц», запрос «убийство» (жанр Детектив) – пустой результат; фильтр сохраняется</w:t>
-            </w:r>
-          </w:p>
-        </w:tc>
-        <w:tc>
-          <w:tcPr>
-            <w:tcW w:w="888" w:type="dxa"/>
+            <w:tcW w:w="2250" w:type="dxa"/>
+          </w:tcPr>
+          <w:p>
+            <w:pPr>
+              <w:spacing w:line="240" w:lineRule="auto"/>
+              <w:ind w:firstLine="0"/>
+              <w:jc w:val="left"/>
+              <w:rPr>
+                <w:sz w:val="18"/>
+                <w:szCs w:val="18"/>
+              </w:rPr>
+            </w:pPr>
+            <w:r>
+              <w:rPr>
+                <w:sz w:val="18"/>
+                <w:szCs w:val="18"/>
+                <w:lang w:val="ru-RU"/>
+              </w:rPr>
+              <w:t xml:space="preserve">1. Ввести «Оруэлл», нажать «Найти»</w:t>
+            </w:r>
+          </w:p>
+          <w:p>
+            <w:pPr>
+              <w:spacing w:line="240" w:lineRule="auto"/>
+              <w:ind w:firstLine="0"/>
+              <w:jc w:val="left"/>
+              <w:rPr>
+                <w:sz w:val="18"/>
+                <w:szCs w:val="18"/>
+              </w:rPr>
+            </w:pPr>
+            <w:r>
+              <w:rPr>
+                <w:sz w:val="18"/>
+                <w:szCs w:val="18"/>
+                <w:lang w:val="ru-RU"/>
+              </w:rPr>
+              <w:t xml:space="preserve">2. Ввести «Агата Кристи», нажать «Найти»</w:t>
+            </w:r>
+          </w:p>
+        </w:tc>
+        <w:tc>
+          <w:tcPr>
+            <w:tcW w:w="1400" w:type="dxa"/>
+          </w:tcPr>
+          <w:p>
+            <w:pPr>
+              <w:spacing w:line="240" w:lineRule="auto"/>
+              <w:ind w:firstLine="0"/>
+              <w:jc w:val="left"/>
+              <w:rPr>
+                <w:sz w:val="18"/>
+                <w:szCs w:val="18"/>
+              </w:rPr>
+            </w:pPr>
+            <w:r>
+              <w:rPr>
+                <w:sz w:val="18"/>
+                <w:szCs w:val="18"/>
+                <w:lang w:val="ru-RU"/>
+              </w:rPr>
+              <w:t xml:space="preserve">Найдены книги автора: «1984»; «Убийство в Восточном экспрессе» и «Десять негритят»</w:t>
+            </w:r>
+          </w:p>
+        </w:tc>
+        <w:tc>
+          <w:tcPr>
+            <w:tcW w:w="1744" w:type="dxa"/>
+          </w:tcPr>
+          <w:p>
+            <w:pPr>
+              <w:spacing w:line="240" w:lineRule="auto"/>
+              <w:ind w:firstLine="0"/>
+              <w:jc w:val="left"/>
+              <w:rPr>
+                <w:sz w:val="18"/>
+                <w:szCs w:val="18"/>
+              </w:rPr>
+            </w:pPr>
+            <w:r>
+              <w:rPr>
+                <w:sz w:val="18"/>
+                <w:szCs w:val="18"/>
+                <w:lang w:val="ru-RU"/>
+              </w:rPr>
+              <w:t xml:space="preserve">По запросам «Оруэлл» и «Агата Кристи» книги не найдены, выводится сообщение «Книги не найдены»</w:t>
+            </w:r>
+          </w:p>
+        </w:tc>
+        <w:tc>
+          <w:tcPr>
+            <w:tcW w:w="800" w:type="dxa"/>
           </w:tcPr>
           <w:p>
             <w:pPr>
@@ -12089,7 +11100,7 @@
                 <w:szCs w:val="18"/>
                 <w:lang w:val="ru-RU"/>
               </w:rPr>
-              <w:t xml:space="preserve">Pass</w:t>
+              <w:t xml:space="preserve">Fail</w:t>
             </w:r>
           </w:p>
         </w:tc>
@@ -12101,7 +11112,7 @@
         </w:trPr>
         <w:tc>
           <w:tcPr>
-            <w:tcW w:w="900" w:type="dxa"/>
+            <w:tcW w:w="760" w:type="dxa"/>
           </w:tcPr>
           <w:p>
             <w:pPr>
@@ -12119,152 +11130,152 @@
                 <w:szCs w:val="18"/>
                 <w:lang w:val="ru-RU"/>
               </w:rPr>
-              <w:t xml:space="preserve">TC-013</w:t>
-            </w:r>
-          </w:p>
-        </w:tc>
-        <w:tc>
-          <w:tcPr>
-            <w:tcW w:w="1900" w:type="dxa"/>
-          </w:tcPr>
-          <w:p>
-            <w:pPr>
-              <w:spacing w:line="240" w:lineRule="auto"/>
-              <w:ind w:firstLine="0"/>
-              <w:jc w:val="left"/>
-              <w:rPr>
-                <w:sz w:val="18"/>
-                <w:szCs w:val="18"/>
-              </w:rPr>
-            </w:pPr>
-            <w:r>
-              <w:rPr>
-                <w:sz w:val="18"/>
-                <w:szCs w:val="18"/>
-                <w:lang w:val="ru-RU"/>
-              </w:rPr>
-              <w:t xml:space="preserve">Уведомление при добавлении книги в корзину</w:t>
-            </w:r>
-          </w:p>
-        </w:tc>
-        <w:tc>
-          <w:tcPr>
-            <w:tcW w:w="1900" w:type="dxa"/>
-          </w:tcPr>
-          <w:p>
-            <w:pPr>
-              <w:spacing w:line="240" w:lineRule="auto"/>
-              <w:ind w:firstLine="0"/>
-              <w:jc w:val="left"/>
-              <w:rPr>
-                <w:sz w:val="18"/>
-                <w:szCs w:val="18"/>
-              </w:rPr>
-            </w:pPr>
-            <w:r>
-              <w:rPr>
-                <w:sz w:val="18"/>
-                <w:szCs w:val="18"/>
-                <w:lang w:val="ru-RU"/>
-              </w:rPr>
-              <w:t xml:space="preserve">Открыта главная страница, корзина пуста</w:t>
-            </w:r>
-          </w:p>
-        </w:tc>
-        <w:tc>
-          <w:tcPr>
-            <w:tcW w:w="3400" w:type="dxa"/>
-          </w:tcPr>
-          <w:p>
-            <w:pPr>
-              <w:spacing w:line="240" w:lineRule="auto"/>
-              <w:ind w:firstLine="0"/>
-              <w:jc w:val="left"/>
-              <w:rPr>
-                <w:sz w:val="18"/>
-                <w:szCs w:val="18"/>
-              </w:rPr>
-            </w:pPr>
-            <w:r>
-              <w:rPr>
-                <w:sz w:val="18"/>
-                <w:szCs w:val="18"/>
-                <w:lang w:val="ru-RU"/>
-              </w:rPr>
-              <w:t xml:space="preserve">1. Нажать «В корзину» у книги «Убийство в Восточном экспрессе»</w:t>
-            </w:r>
-          </w:p>
-          <w:p>
-            <w:pPr>
-              <w:spacing w:line="240" w:lineRule="auto"/>
-              <w:ind w:firstLine="0"/>
-              <w:jc w:val="left"/>
-              <w:rPr>
-                <w:sz w:val="18"/>
-                <w:szCs w:val="18"/>
-              </w:rPr>
-            </w:pPr>
-            <w:r>
-              <w:rPr>
-                <w:sz w:val="18"/>
-                <w:szCs w:val="18"/>
-                <w:lang w:val="ru-RU"/>
-              </w:rPr>
-              <w:t xml:space="preserve">2. Прочитать уведомление</w:t>
-            </w:r>
-          </w:p>
-        </w:tc>
-        <w:tc>
-          <w:tcPr>
-            <w:tcW w:w="2300" w:type="dxa"/>
-          </w:tcPr>
-          <w:p>
-            <w:pPr>
-              <w:spacing w:line="240" w:lineRule="auto"/>
-              <w:ind w:firstLine="0"/>
-              <w:jc w:val="left"/>
-              <w:rPr>
-                <w:sz w:val="18"/>
-                <w:szCs w:val="18"/>
-              </w:rPr>
-            </w:pPr>
-            <w:r>
-              <w:rPr>
-                <w:sz w:val="18"/>
-                <w:szCs w:val="18"/>
-                <w:lang w:val="ru-RU"/>
-              </w:rPr>
-              <w:t xml:space="preserve">Уведомление содержит название добавленной книги</w:t>
-            </w:r>
-          </w:p>
-        </w:tc>
-        <w:tc>
-          <w:tcPr>
-            <w:tcW w:w="3000" w:type="dxa"/>
-          </w:tcPr>
-          <w:p>
-            <w:pPr>
-              <w:spacing w:line="240" w:lineRule="auto"/>
-              <w:ind w:firstLine="0"/>
-              <w:jc w:val="left"/>
-              <w:rPr>
-                <w:sz w:val="18"/>
-                <w:szCs w:val="18"/>
-              </w:rPr>
-            </w:pPr>
-            <w:r>
-              <w:rPr>
-                <w:sz w:val="18"/>
-                <w:szCs w:val="18"/>
-                <w:lang w:val="ru-RU"/>
-              </w:rPr>
-              <w:t xml:space="preserve">Уведомление: «Книга добавлена в корзину» (название книги не указано)</w:t>
-            </w:r>
-          </w:p>
-        </w:tc>
-        <w:tc>
-          <w:tcPr>
-            <w:tcW w:w="888" w:type="dxa"/>
+              <w:t xml:space="preserve">TC-008</w:t>
+            </w:r>
+          </w:p>
+        </w:tc>
+        <w:tc>
+          <w:tcPr>
+            <w:tcW w:w="1250" w:type="dxa"/>
+          </w:tcPr>
+          <w:p>
+            <w:pPr>
+              <w:spacing w:line="240" w:lineRule="auto"/>
+              <w:ind w:firstLine="0"/>
+              <w:jc w:val="left"/>
+              <w:rPr>
+                <w:sz w:val="18"/>
+                <w:szCs w:val="18"/>
+              </w:rPr>
+            </w:pPr>
+            <w:r>
+              <w:rPr>
+                <w:sz w:val="18"/>
+                <w:szCs w:val="18"/>
+                <w:lang w:val="ru-RU"/>
+              </w:rPr>
+              <w:t xml:space="preserve">Поиск клавишей Enter</w:t>
+            </w:r>
+          </w:p>
+        </w:tc>
+        <w:tc>
+          <w:tcPr>
+            <w:tcW w:w="1150" w:type="dxa"/>
+          </w:tcPr>
+          <w:p>
+            <w:pPr>
+              <w:spacing w:line="240" w:lineRule="auto"/>
+              <w:ind w:firstLine="0"/>
+              <w:jc w:val="left"/>
+              <w:rPr>
+                <w:sz w:val="18"/>
+                <w:szCs w:val="18"/>
+              </w:rPr>
+            </w:pPr>
+            <w:r>
+              <w:rPr>
+                <w:sz w:val="18"/>
+                <w:szCs w:val="18"/>
+                <w:lang w:val="ru-RU"/>
+              </w:rPr>
+              <w:t xml:space="preserve">Открыта главная страница</w:t>
+            </w:r>
+          </w:p>
+        </w:tc>
+        <w:tc>
+          <w:tcPr>
+            <w:tcW w:w="2250" w:type="dxa"/>
+          </w:tcPr>
+          <w:p>
+            <w:pPr>
+              <w:spacing w:line="240" w:lineRule="auto"/>
+              <w:ind w:firstLine="0"/>
+              <w:jc w:val="left"/>
+              <w:rPr>
+                <w:sz w:val="18"/>
+                <w:szCs w:val="18"/>
+              </w:rPr>
+            </w:pPr>
+            <w:r>
+              <w:rPr>
+                <w:sz w:val="18"/>
+                <w:szCs w:val="18"/>
+                <w:lang w:val="ru-RU"/>
+              </w:rPr>
+              <w:t xml:space="preserve">1. В поле поиска ввести «Солярис»</w:t>
+            </w:r>
+          </w:p>
+          <w:p>
+            <w:pPr>
+              <w:spacing w:line="240" w:lineRule="auto"/>
+              <w:ind w:firstLine="0"/>
+              <w:jc w:val="left"/>
+              <w:rPr>
+                <w:sz w:val="18"/>
+                <w:szCs w:val="18"/>
+              </w:rPr>
+            </w:pPr>
+            <w:r>
+              <w:rPr>
+                <w:sz w:val="18"/>
+                <w:szCs w:val="18"/>
+                <w:lang w:val="ru-RU"/>
+              </w:rPr>
+              <w:t xml:space="preserve">2. Нажать Enter</w:t>
+            </w:r>
+          </w:p>
+        </w:tc>
+        <w:tc>
+          <w:tcPr>
+            <w:tcW w:w="1400" w:type="dxa"/>
+          </w:tcPr>
+          <w:p>
+            <w:pPr>
+              <w:spacing w:line="240" w:lineRule="auto"/>
+              <w:ind w:firstLine="0"/>
+              <w:jc w:val="left"/>
+              <w:rPr>
+                <w:sz w:val="18"/>
+                <w:szCs w:val="18"/>
+              </w:rPr>
+            </w:pPr>
+            <w:r>
+              <w:rPr>
+                <w:sz w:val="18"/>
+                <w:szCs w:val="18"/>
+                <w:lang w:val="ru-RU"/>
+              </w:rPr>
+              <w:t xml:space="preserve">Отображается одна книга «Солярис»</w:t>
+            </w:r>
+          </w:p>
+        </w:tc>
+        <w:tc>
+          <w:tcPr>
+            <w:tcW w:w="1744" w:type="dxa"/>
+          </w:tcPr>
+          <w:p>
+            <w:pPr>
+              <w:spacing w:line="240" w:lineRule="auto"/>
+              <w:ind w:firstLine="0"/>
+              <w:jc w:val="left"/>
+              <w:rPr>
+                <w:sz w:val="18"/>
+                <w:szCs w:val="18"/>
+              </w:rPr>
+            </w:pPr>
+            <w:r>
+              <w:rPr>
+                <w:sz w:val="18"/>
+                <w:szCs w:val="18"/>
+                <w:lang w:val="ru-RU"/>
+              </w:rPr>
+              <w:t xml:space="preserve">После нажатия Enter показана 1 книга: ['Солярис']</w:t>
+            </w:r>
+          </w:p>
+        </w:tc>
+        <w:tc>
+          <w:tcPr>
+            <w:tcW w:w="800" w:type="dxa"/>
           </w:tcPr>
           <w:p>
             <w:pPr>
@@ -12282,7 +11293,7 @@
                 <w:szCs w:val="18"/>
                 <w:lang w:val="ru-RU"/>
               </w:rPr>
-              <w:t xml:space="preserve">Fail</w:t>
+              <w:t xml:space="preserve">Pass</w:t>
             </w:r>
           </w:p>
         </w:tc>
@@ -12294,7 +11305,7 @@
         </w:trPr>
         <w:tc>
           <w:tcPr>
-            <w:tcW w:w="900" w:type="dxa"/>
+            <w:tcW w:w="760" w:type="dxa"/>
           </w:tcPr>
           <w:p>
             <w:pPr>
@@ -12312,171 +11323,152 @@
                 <w:szCs w:val="18"/>
                 <w:lang w:val="ru-RU"/>
               </w:rPr>
-              <w:t xml:space="preserve">TC-014</w:t>
-            </w:r>
-          </w:p>
-        </w:tc>
-        <w:tc>
-          <w:tcPr>
-            <w:tcW w:w="1900" w:type="dxa"/>
-          </w:tcPr>
-          <w:p>
-            <w:pPr>
-              <w:spacing w:line="240" w:lineRule="auto"/>
-              <w:ind w:firstLine="0"/>
-              <w:jc w:val="left"/>
-              <w:rPr>
-                <w:sz w:val="18"/>
-                <w:szCs w:val="18"/>
-              </w:rPr>
-            </w:pPr>
-            <w:r>
-              <w:rPr>
-                <w:sz w:val="18"/>
-                <w:szCs w:val="18"/>
-                <w:lang w:val="ru-RU"/>
-              </w:rPr>
-              <w:t xml:space="preserve">Счётчик на иконке корзины</w:t>
-            </w:r>
-          </w:p>
-        </w:tc>
-        <w:tc>
-          <w:tcPr>
-            <w:tcW w:w="1900" w:type="dxa"/>
-          </w:tcPr>
-          <w:p>
-            <w:pPr>
-              <w:spacing w:line="240" w:lineRule="auto"/>
-              <w:ind w:firstLine="0"/>
-              <w:jc w:val="left"/>
-              <w:rPr>
-                <w:sz w:val="18"/>
-                <w:szCs w:val="18"/>
-              </w:rPr>
-            </w:pPr>
-            <w:r>
-              <w:rPr>
-                <w:sz w:val="18"/>
-                <w:szCs w:val="18"/>
-                <w:lang w:val="ru-RU"/>
-              </w:rPr>
-              <w:t xml:space="preserve">Корзина пуста</w:t>
-            </w:r>
-          </w:p>
-        </w:tc>
-        <w:tc>
-          <w:tcPr>
-            <w:tcW w:w="3400" w:type="dxa"/>
-          </w:tcPr>
-          <w:p>
-            <w:pPr>
-              <w:spacing w:line="240" w:lineRule="auto"/>
-              <w:ind w:firstLine="0"/>
-              <w:jc w:val="left"/>
-              <w:rPr>
-                <w:sz w:val="18"/>
-                <w:szCs w:val="18"/>
-              </w:rPr>
-            </w:pPr>
-            <w:r>
-              <w:rPr>
-                <w:sz w:val="18"/>
-                <w:szCs w:val="18"/>
-                <w:lang w:val="ru-RU"/>
-              </w:rPr>
-              <w:t xml:space="preserve">1. Нажать «В корзину» у «Убийство в Восточном экспрессе»</w:t>
-            </w:r>
-          </w:p>
-          <w:p>
-            <w:pPr>
-              <w:spacing w:line="240" w:lineRule="auto"/>
-              <w:ind w:firstLine="0"/>
-              <w:jc w:val="left"/>
-              <w:rPr>
-                <w:sz w:val="18"/>
-                <w:szCs w:val="18"/>
-              </w:rPr>
-            </w:pPr>
-            <w:r>
-              <w:rPr>
-                <w:sz w:val="18"/>
-                <w:szCs w:val="18"/>
-                <w:lang w:val="ru-RU"/>
-              </w:rPr>
-              <w:t xml:space="preserve">2. Нажать «В корзину» у «1984»</w:t>
-            </w:r>
-          </w:p>
-          <w:p>
-            <w:pPr>
-              <w:spacing w:line="240" w:lineRule="auto"/>
-              <w:ind w:firstLine="0"/>
-              <w:jc w:val="left"/>
-              <w:rPr>
-                <w:sz w:val="18"/>
-                <w:szCs w:val="18"/>
-              </w:rPr>
-            </w:pPr>
-            <w:r>
-              <w:rPr>
-                <w:sz w:val="18"/>
-                <w:szCs w:val="18"/>
-                <w:lang w:val="ru-RU"/>
-              </w:rPr>
-              <w:t xml:space="preserve">3. Посмотреть счётчик на иконке корзины</w:t>
-            </w:r>
-          </w:p>
-        </w:tc>
-        <w:tc>
-          <w:tcPr>
-            <w:tcW w:w="2300" w:type="dxa"/>
-          </w:tcPr>
-          <w:p>
-            <w:pPr>
-              <w:spacing w:line="240" w:lineRule="auto"/>
-              <w:ind w:firstLine="0"/>
-              <w:jc w:val="left"/>
-              <w:rPr>
-                <w:sz w:val="18"/>
-                <w:szCs w:val="18"/>
-              </w:rPr>
-            </w:pPr>
-            <w:r>
-              <w:rPr>
-                <w:sz w:val="18"/>
-                <w:szCs w:val="18"/>
-                <w:lang w:val="ru-RU"/>
-              </w:rPr>
-              <w:t xml:space="preserve">Счётчик показывает 2</w:t>
-            </w:r>
-          </w:p>
-        </w:tc>
-        <w:tc>
-          <w:tcPr>
-            <w:tcW w:w="3000" w:type="dxa"/>
-          </w:tcPr>
-          <w:p>
-            <w:pPr>
-              <w:spacing w:line="240" w:lineRule="auto"/>
-              <w:ind w:firstLine="0"/>
-              <w:jc w:val="left"/>
-              <w:rPr>
-                <w:sz w:val="18"/>
-                <w:szCs w:val="18"/>
-              </w:rPr>
-            </w:pPr>
-            <w:r>
-              <w:rPr>
-                <w:sz w:val="18"/>
-                <w:szCs w:val="18"/>
-                <w:lang w:val="ru-RU"/>
-              </w:rPr>
-              <w:t xml:space="preserve">После добавления двух книг счётчик на иконке корзины показывает 0</w:t>
-            </w:r>
-          </w:p>
-        </w:tc>
-        <w:tc>
-          <w:tcPr>
-            <w:tcW w:w="888" w:type="dxa"/>
+              <w:t xml:space="preserve">TC-009</w:t>
+            </w:r>
+          </w:p>
+        </w:tc>
+        <w:tc>
+          <w:tcPr>
+            <w:tcW w:w="1250" w:type="dxa"/>
+          </w:tcPr>
+          <w:p>
+            <w:pPr>
+              <w:spacing w:line="240" w:lineRule="auto"/>
+              <w:ind w:firstLine="0"/>
+              <w:jc w:val="left"/>
+              <w:rPr>
+                <w:sz w:val="18"/>
+                <w:szCs w:val="18"/>
+              </w:rPr>
+            </w:pPr>
+            <w:r>
+              <w:rPr>
+                <w:sz w:val="18"/>
+                <w:szCs w:val="18"/>
+                <w:lang w:val="ru-RU"/>
+              </w:rPr>
+              <w:t xml:space="preserve">Поиск без результатов</w:t>
+            </w:r>
+          </w:p>
+        </w:tc>
+        <w:tc>
+          <w:tcPr>
+            <w:tcW w:w="1150" w:type="dxa"/>
+          </w:tcPr>
+          <w:p>
+            <w:pPr>
+              <w:spacing w:line="240" w:lineRule="auto"/>
+              <w:ind w:firstLine="0"/>
+              <w:jc w:val="left"/>
+              <w:rPr>
+                <w:sz w:val="18"/>
+                <w:szCs w:val="18"/>
+              </w:rPr>
+            </w:pPr>
+            <w:r>
+              <w:rPr>
+                <w:sz w:val="18"/>
+                <w:szCs w:val="18"/>
+                <w:lang w:val="ru-RU"/>
+              </w:rPr>
+              <w:t xml:space="preserve">Открыта главная страница</w:t>
+            </w:r>
+          </w:p>
+        </w:tc>
+        <w:tc>
+          <w:tcPr>
+            <w:tcW w:w="2250" w:type="dxa"/>
+          </w:tcPr>
+          <w:p>
+            <w:pPr>
+              <w:spacing w:line="240" w:lineRule="auto"/>
+              <w:ind w:firstLine="0"/>
+              <w:jc w:val="left"/>
+              <w:rPr>
+                <w:sz w:val="18"/>
+                <w:szCs w:val="18"/>
+              </w:rPr>
+            </w:pPr>
+            <w:r>
+              <w:rPr>
+                <w:sz w:val="18"/>
+                <w:szCs w:val="18"/>
+                <w:lang w:val="ru-RU"/>
+              </w:rPr>
+              <w:t xml:space="preserve">1. Ввести «xyz»</w:t>
+            </w:r>
+          </w:p>
+          <w:p>
+            <w:pPr>
+              <w:spacing w:line="240" w:lineRule="auto"/>
+              <w:ind w:firstLine="0"/>
+              <w:jc w:val="left"/>
+              <w:rPr>
+                <w:sz w:val="18"/>
+                <w:szCs w:val="18"/>
+              </w:rPr>
+            </w:pPr>
+            <w:r>
+              <w:rPr>
+                <w:sz w:val="18"/>
+                <w:szCs w:val="18"/>
+                <w:lang w:val="ru-RU"/>
+              </w:rPr>
+              <w:t xml:space="preserve">2. Нажать «Найти»</w:t>
+            </w:r>
+          </w:p>
+        </w:tc>
+        <w:tc>
+          <w:tcPr>
+            <w:tcW w:w="1400" w:type="dxa"/>
+          </w:tcPr>
+          <w:p>
+            <w:pPr>
+              <w:spacing w:line="240" w:lineRule="auto"/>
+              <w:ind w:firstLine="0"/>
+              <w:jc w:val="left"/>
+              <w:rPr>
+                <w:sz w:val="18"/>
+                <w:szCs w:val="18"/>
+              </w:rPr>
+            </w:pPr>
+            <w:r>
+              <w:rPr>
+                <w:sz w:val="18"/>
+                <w:szCs w:val="18"/>
+                <w:lang w:val="ru-RU"/>
+              </w:rPr>
+              <w:t xml:space="preserve">Карточек нет, выводится сообщение «Книги не найдены»</w:t>
+            </w:r>
+          </w:p>
+        </w:tc>
+        <w:tc>
+          <w:tcPr>
+            <w:tcW w:w="1744" w:type="dxa"/>
+          </w:tcPr>
+          <w:p>
+            <w:pPr>
+              <w:spacing w:line="240" w:lineRule="auto"/>
+              <w:ind w:firstLine="0"/>
+              <w:jc w:val="left"/>
+              <w:rPr>
+                <w:sz w:val="18"/>
+                <w:szCs w:val="18"/>
+              </w:rPr>
+            </w:pPr>
+            <w:r>
+              <w:rPr>
+                <w:sz w:val="18"/>
+                <w:szCs w:val="18"/>
+                <w:lang w:val="ru-RU"/>
+              </w:rPr>
+              <w:t xml:space="preserve">Карточек нет, отображается сообщение «Книги не найдены. Попробуйте изменить параметры поиска или фильтра»</w:t>
+            </w:r>
+          </w:p>
+        </w:tc>
+        <w:tc>
+          <w:tcPr>
+            <w:tcW w:w="800" w:type="dxa"/>
           </w:tcPr>
           <w:p>
             <w:pPr>
@@ -12494,7 +11486,7 @@
                 <w:szCs w:val="18"/>
                 <w:lang w:val="ru-RU"/>
               </w:rPr>
-              <w:t xml:space="preserve">Fail</w:t>
+              <w:t xml:space="preserve">Pass</w:t>
             </w:r>
           </w:p>
         </w:tc>
@@ -12506,7 +11498,7 @@
         </w:trPr>
         <w:tc>
           <w:tcPr>
-            <w:tcW w:w="900" w:type="dxa"/>
+            <w:tcW w:w="760" w:type="dxa"/>
           </w:tcPr>
           <w:p>
             <w:pPr>
@@ -12524,152 +11516,152 @@
                 <w:szCs w:val="18"/>
                 <w:lang w:val="ru-RU"/>
               </w:rPr>
-              <w:t xml:space="preserve">TC-015</w:t>
-            </w:r>
-          </w:p>
-        </w:tc>
-        <w:tc>
-          <w:tcPr>
-            <w:tcW w:w="1900" w:type="dxa"/>
-          </w:tcPr>
-          <w:p>
-            <w:pPr>
-              <w:spacing w:line="240" w:lineRule="auto"/>
-              <w:ind w:firstLine="0"/>
-              <w:jc w:val="left"/>
-              <w:rPr>
-                <w:sz w:val="18"/>
-                <w:szCs w:val="18"/>
-              </w:rPr>
-            </w:pPr>
-            <w:r>
-              <w:rPr>
-                <w:sz w:val="18"/>
-                <w:szCs w:val="18"/>
-                <w:lang w:val="ru-RU"/>
-              </w:rPr>
-              <w:t xml:space="preserve">Общая стоимость рядом со счётчиком</w:t>
-            </w:r>
-          </w:p>
-        </w:tc>
-        <w:tc>
-          <w:tcPr>
-            <w:tcW w:w="1900" w:type="dxa"/>
-          </w:tcPr>
-          <w:p>
-            <w:pPr>
-              <w:spacing w:line="240" w:lineRule="auto"/>
-              <w:ind w:firstLine="0"/>
-              <w:jc w:val="left"/>
-              <w:rPr>
-                <w:sz w:val="18"/>
-                <w:szCs w:val="18"/>
-              </w:rPr>
-            </w:pPr>
-            <w:r>
-              <w:rPr>
-                <w:sz w:val="18"/>
-                <w:szCs w:val="18"/>
-                <w:lang w:val="ru-RU"/>
-              </w:rPr>
-              <w:t xml:space="preserve">Корзина пуста</w:t>
-            </w:r>
-          </w:p>
-        </w:tc>
-        <w:tc>
-          <w:tcPr>
-            <w:tcW w:w="3400" w:type="dxa"/>
-          </w:tcPr>
-          <w:p>
-            <w:pPr>
-              <w:spacing w:line="240" w:lineRule="auto"/>
-              <w:ind w:firstLine="0"/>
-              <w:jc w:val="left"/>
-              <w:rPr>
-                <w:sz w:val="18"/>
-                <w:szCs w:val="18"/>
-              </w:rPr>
-            </w:pPr>
-            <w:r>
-              <w:rPr>
-                <w:sz w:val="18"/>
-                <w:szCs w:val="18"/>
-                <w:lang w:val="ru-RU"/>
-              </w:rPr>
-              <w:t xml:space="preserve">1. Нажать «В корзину» у «Убийство в Восточном экспрессе» (450 ₽)</w:t>
-            </w:r>
-          </w:p>
-          <w:p>
-            <w:pPr>
-              <w:spacing w:line="240" w:lineRule="auto"/>
-              <w:ind w:firstLine="0"/>
-              <w:jc w:val="left"/>
-              <w:rPr>
-                <w:sz w:val="18"/>
-                <w:szCs w:val="18"/>
-              </w:rPr>
-            </w:pPr>
-            <w:r>
-              <w:rPr>
-                <w:sz w:val="18"/>
-                <w:szCs w:val="18"/>
-                <w:lang w:val="ru-RU"/>
-              </w:rPr>
-              <w:t xml:space="preserve">2. Посмотреть стоимость рядом со счётчиком</w:t>
-            </w:r>
-          </w:p>
-        </w:tc>
-        <w:tc>
-          <w:tcPr>
-            <w:tcW w:w="2300" w:type="dxa"/>
-          </w:tcPr>
-          <w:p>
-            <w:pPr>
-              <w:spacing w:line="240" w:lineRule="auto"/>
-              <w:ind w:firstLine="0"/>
-              <w:jc w:val="left"/>
-              <w:rPr>
-                <w:sz w:val="18"/>
-                <w:szCs w:val="18"/>
-              </w:rPr>
-            </w:pPr>
-            <w:r>
-              <w:rPr>
-                <w:sz w:val="18"/>
-                <w:szCs w:val="18"/>
-                <w:lang w:val="ru-RU"/>
-              </w:rPr>
-              <w:t xml:space="preserve">Отображается 450 ₽</w:t>
-            </w:r>
-          </w:p>
-        </w:tc>
-        <w:tc>
-          <w:tcPr>
-            <w:tcW w:w="3000" w:type="dxa"/>
-          </w:tcPr>
-          <w:p>
-            <w:pPr>
-              <w:spacing w:line="240" w:lineRule="auto"/>
-              <w:ind w:firstLine="0"/>
-              <w:jc w:val="left"/>
-              <w:rPr>
-                <w:sz w:val="18"/>
-                <w:szCs w:val="18"/>
-              </w:rPr>
-            </w:pPr>
-            <w:r>
-              <w:rPr>
-                <w:sz w:val="18"/>
-                <w:szCs w:val="18"/>
-                <w:lang w:val="ru-RU"/>
-              </w:rPr>
-              <w:t xml:space="preserve">После добавления книги за 450 ₽ рядом со счётчиком отображается «0 ₽»</w:t>
-            </w:r>
-          </w:p>
-        </w:tc>
-        <w:tc>
-          <w:tcPr>
-            <w:tcW w:w="888" w:type="dxa"/>
+              <w:t xml:space="preserve">TC-010</w:t>
+            </w:r>
+          </w:p>
+        </w:tc>
+        <w:tc>
+          <w:tcPr>
+            <w:tcW w:w="1250" w:type="dxa"/>
+          </w:tcPr>
+          <w:p>
+            <w:pPr>
+              <w:spacing w:line="240" w:lineRule="auto"/>
+              <w:ind w:firstLine="0"/>
+              <w:jc w:val="left"/>
+              <w:rPr>
+                <w:sz w:val="18"/>
+                <w:szCs w:val="18"/>
+              </w:rPr>
+            </w:pPr>
+            <w:r>
+              <w:rPr>
+                <w:sz w:val="18"/>
+                <w:szCs w:val="18"/>
+                <w:lang w:val="ru-RU"/>
+              </w:rPr>
+              <w:t xml:space="preserve">Пустой запрос и запрос из пробелов</w:t>
+            </w:r>
+          </w:p>
+        </w:tc>
+        <w:tc>
+          <w:tcPr>
+            <w:tcW w:w="1150" w:type="dxa"/>
+          </w:tcPr>
+          <w:p>
+            <w:pPr>
+              <w:spacing w:line="240" w:lineRule="auto"/>
+              <w:ind w:firstLine="0"/>
+              <w:jc w:val="left"/>
+              <w:rPr>
+                <w:sz w:val="18"/>
+                <w:szCs w:val="18"/>
+              </w:rPr>
+            </w:pPr>
+            <w:r>
+              <w:rPr>
+                <w:sz w:val="18"/>
+                <w:szCs w:val="18"/>
+                <w:lang w:val="ru-RU"/>
+              </w:rPr>
+              <w:t xml:space="preserve">Открыта главная страница</w:t>
+            </w:r>
+          </w:p>
+        </w:tc>
+        <w:tc>
+          <w:tcPr>
+            <w:tcW w:w="2250" w:type="dxa"/>
+          </w:tcPr>
+          <w:p>
+            <w:pPr>
+              <w:spacing w:line="240" w:lineRule="auto"/>
+              <w:ind w:firstLine="0"/>
+              <w:jc w:val="left"/>
+              <w:rPr>
+                <w:sz w:val="18"/>
+                <w:szCs w:val="18"/>
+              </w:rPr>
+            </w:pPr>
+            <w:r>
+              <w:rPr>
+                <w:sz w:val="18"/>
+                <w:szCs w:val="18"/>
+                <w:lang w:val="ru-RU"/>
+              </w:rPr>
+              <w:t xml:space="preserve">1. Оставить поле пустым, нажать «Найти»</w:t>
+            </w:r>
+          </w:p>
+          <w:p>
+            <w:pPr>
+              <w:spacing w:line="240" w:lineRule="auto"/>
+              <w:ind w:firstLine="0"/>
+              <w:jc w:val="left"/>
+              <w:rPr>
+                <w:sz w:val="18"/>
+                <w:szCs w:val="18"/>
+              </w:rPr>
+            </w:pPr>
+            <w:r>
+              <w:rPr>
+                <w:sz w:val="18"/>
+                <w:szCs w:val="18"/>
+                <w:lang w:val="ru-RU"/>
+              </w:rPr>
+              <w:t xml:space="preserve">2. Ввести три пробела, нажать «Найти»</w:t>
+            </w:r>
+          </w:p>
+        </w:tc>
+        <w:tc>
+          <w:tcPr>
+            <w:tcW w:w="1400" w:type="dxa"/>
+          </w:tcPr>
+          <w:p>
+            <w:pPr>
+              <w:spacing w:line="240" w:lineRule="auto"/>
+              <w:ind w:firstLine="0"/>
+              <w:jc w:val="left"/>
+              <w:rPr>
+                <w:sz w:val="18"/>
+                <w:szCs w:val="18"/>
+              </w:rPr>
+            </w:pPr>
+            <w:r>
+              <w:rPr>
+                <w:sz w:val="18"/>
+                <w:szCs w:val="18"/>
+                <w:lang w:val="ru-RU"/>
+              </w:rPr>
+              <w:t xml:space="preserve">Ошибок нет, показан весь каталог</w:t>
+            </w:r>
+          </w:p>
+        </w:tc>
+        <w:tc>
+          <w:tcPr>
+            <w:tcW w:w="1744" w:type="dxa"/>
+          </w:tcPr>
+          <w:p>
+            <w:pPr>
+              <w:spacing w:line="240" w:lineRule="auto"/>
+              <w:ind w:firstLine="0"/>
+              <w:jc w:val="left"/>
+              <w:rPr>
+                <w:sz w:val="18"/>
+                <w:szCs w:val="18"/>
+              </w:rPr>
+            </w:pPr>
+            <w:r>
+              <w:rPr>
+                <w:sz w:val="18"/>
+                <w:szCs w:val="18"/>
+                <w:lang w:val="ru-RU"/>
+              </w:rPr>
+              <w:t xml:space="preserve">При пустом запросе и при запросе из пробелов показан весь каталог (10 карточек), ошибок нет</w:t>
+            </w:r>
+          </w:p>
+        </w:tc>
+        <w:tc>
+          <w:tcPr>
+            <w:tcW w:w="800" w:type="dxa"/>
           </w:tcPr>
           <w:p>
             <w:pPr>
@@ -12687,7 +11679,7 @@
                 <w:szCs w:val="18"/>
                 <w:lang w:val="ru-RU"/>
               </w:rPr>
-              <w:t xml:space="preserve">Fail</w:t>
+              <w:t xml:space="preserve">Pass</w:t>
             </w:r>
           </w:p>
         </w:tc>
@@ -12699,7 +11691,7 @@
         </w:trPr>
         <w:tc>
           <w:tcPr>
-            <w:tcW w:w="900" w:type="dxa"/>
+            <w:tcW w:w="760" w:type="dxa"/>
           </w:tcPr>
           <w:p>
             <w:pPr>
@@ -12717,133 +11709,152 @@
                 <w:szCs w:val="18"/>
                 <w:lang w:val="ru-RU"/>
               </w:rPr>
-              <w:t xml:space="preserve">TC-016</w:t>
-            </w:r>
-          </w:p>
-        </w:tc>
-        <w:tc>
-          <w:tcPr>
-            <w:tcW w:w="1900" w:type="dxa"/>
-          </w:tcPr>
-          <w:p>
-            <w:pPr>
-              <w:spacing w:line="240" w:lineRule="auto"/>
-              <w:ind w:firstLine="0"/>
-              <w:jc w:val="left"/>
-              <w:rPr>
-                <w:sz w:val="18"/>
-                <w:szCs w:val="18"/>
-              </w:rPr>
-            </w:pPr>
-            <w:r>
-              <w:rPr>
-                <w:sz w:val="18"/>
-                <w:szCs w:val="18"/>
-                <w:lang w:val="ru-RU"/>
-              </w:rPr>
-              <w:t xml:space="preserve">Просмотр корзины в модальном окне</w:t>
-            </w:r>
-          </w:p>
-        </w:tc>
-        <w:tc>
-          <w:tcPr>
-            <w:tcW w:w="1900" w:type="dxa"/>
-          </w:tcPr>
-          <w:p>
-            <w:pPr>
-              <w:spacing w:line="240" w:lineRule="auto"/>
-              <w:ind w:firstLine="0"/>
-              <w:jc w:val="left"/>
-              <w:rPr>
-                <w:sz w:val="18"/>
-                <w:szCs w:val="18"/>
-              </w:rPr>
-            </w:pPr>
-            <w:r>
-              <w:rPr>
-                <w:sz w:val="18"/>
-                <w:szCs w:val="18"/>
-                <w:lang w:val="ru-RU"/>
-              </w:rPr>
-              <w:t xml:space="preserve">В корзину добавлена книга «Убийство в Восточном экспрессе»</w:t>
-            </w:r>
-          </w:p>
-        </w:tc>
-        <w:tc>
-          <w:tcPr>
-            <w:tcW w:w="3400" w:type="dxa"/>
-          </w:tcPr>
-          <w:p>
-            <w:pPr>
-              <w:spacing w:line="240" w:lineRule="auto"/>
-              <w:ind w:firstLine="0"/>
-              <w:jc w:val="left"/>
-              <w:rPr>
-                <w:sz w:val="18"/>
-                <w:szCs w:val="18"/>
-              </w:rPr>
-            </w:pPr>
-            <w:r>
-              <w:rPr>
-                <w:sz w:val="18"/>
-                <w:szCs w:val="18"/>
-                <w:lang w:val="ru-RU"/>
-              </w:rPr>
-              <w:t xml:space="preserve">1. Нажать на иконку корзины</w:t>
-            </w:r>
-          </w:p>
-        </w:tc>
-        <w:tc>
-          <w:tcPr>
-            <w:tcW w:w="2300" w:type="dxa"/>
-          </w:tcPr>
-          <w:p>
-            <w:pPr>
-              <w:spacing w:line="240" w:lineRule="auto"/>
-              <w:ind w:firstLine="0"/>
-              <w:jc w:val="left"/>
-              <w:rPr>
-                <w:sz w:val="18"/>
-                <w:szCs w:val="18"/>
-              </w:rPr>
-            </w:pPr>
-            <w:r>
-              <w:rPr>
-                <w:sz w:val="18"/>
-                <w:szCs w:val="18"/>
-                <w:lang w:val="ru-RU"/>
-              </w:rPr>
-              <w:t xml:space="preserve">Открывается окно «Корзина»: книга с автором и жанром, «✕», кнопки «Очистить» и «Оформить заказ», строка «Итого»</w:t>
-            </w:r>
-          </w:p>
-        </w:tc>
-        <w:tc>
-          <w:tcPr>
-            <w:tcW w:w="3000" w:type="dxa"/>
-          </w:tcPr>
-          <w:p>
-            <w:pPr>
-              <w:spacing w:line="240" w:lineRule="auto"/>
-              <w:ind w:firstLine="0"/>
-              <w:jc w:val="left"/>
-              <w:rPr>
-                <w:sz w:val="18"/>
-                <w:szCs w:val="18"/>
-              </w:rPr>
-            </w:pPr>
-            <w:r>
-              <w:rPr>
-                <w:sz w:val="18"/>
-                <w:szCs w:val="18"/>
-                <w:lang w:val="ru-RU"/>
-              </w:rPr>
-              <w:t xml:space="preserve">Открывается модальное окно «Корзина» со строкой «Убийство в Восточном экспрессе», автором и жанром, кнопкой «✕», кнопками «Очистить» и «Оформить заказ»</w:t>
-            </w:r>
-          </w:p>
-        </w:tc>
-        <w:tc>
-          <w:tcPr>
-            <w:tcW w:w="888" w:type="dxa"/>
+              <w:t xml:space="preserve">TC-011</w:t>
+            </w:r>
+          </w:p>
+        </w:tc>
+        <w:tc>
+          <w:tcPr>
+            <w:tcW w:w="1250" w:type="dxa"/>
+          </w:tcPr>
+          <w:p>
+            <w:pPr>
+              <w:spacing w:line="240" w:lineRule="auto"/>
+              <w:ind w:firstLine="0"/>
+              <w:jc w:val="left"/>
+              <w:rPr>
+                <w:sz w:val="18"/>
+                <w:szCs w:val="18"/>
+              </w:rPr>
+            </w:pPr>
+            <w:r>
+              <w:rPr>
+                <w:sz w:val="18"/>
+                <w:szCs w:val="18"/>
+                <w:lang w:val="ru-RU"/>
+              </w:rPr>
+              <w:t xml:space="preserve">Ввод HTML-кода в поле поиска</w:t>
+            </w:r>
+          </w:p>
+        </w:tc>
+        <w:tc>
+          <w:tcPr>
+            <w:tcW w:w="1150" w:type="dxa"/>
+          </w:tcPr>
+          <w:p>
+            <w:pPr>
+              <w:spacing w:line="240" w:lineRule="auto"/>
+              <w:ind w:firstLine="0"/>
+              <w:jc w:val="left"/>
+              <w:rPr>
+                <w:sz w:val="18"/>
+                <w:szCs w:val="18"/>
+              </w:rPr>
+            </w:pPr>
+            <w:r>
+              <w:rPr>
+                <w:sz w:val="18"/>
+                <w:szCs w:val="18"/>
+                <w:lang w:val="ru-RU"/>
+              </w:rPr>
+              <w:t xml:space="preserve">Открыта главная страница</w:t>
+            </w:r>
+          </w:p>
+        </w:tc>
+        <w:tc>
+          <w:tcPr>
+            <w:tcW w:w="2250" w:type="dxa"/>
+          </w:tcPr>
+          <w:p>
+            <w:pPr>
+              <w:spacing w:line="240" w:lineRule="auto"/>
+              <w:ind w:firstLine="0"/>
+              <w:jc w:val="left"/>
+              <w:rPr>
+                <w:sz w:val="18"/>
+                <w:szCs w:val="18"/>
+              </w:rPr>
+            </w:pPr>
+            <w:r>
+              <w:rPr>
+                <w:sz w:val="18"/>
+                <w:szCs w:val="18"/>
+                <w:lang w:val="ru-RU"/>
+              </w:rPr>
+              <w:t xml:space="preserve">1. Ввести «&lt;script&gt;alert(1)&lt;/script&gt;»</w:t>
+            </w:r>
+          </w:p>
+          <w:p>
+            <w:pPr>
+              <w:spacing w:line="240" w:lineRule="auto"/>
+              <w:ind w:firstLine="0"/>
+              <w:jc w:val="left"/>
+              <w:rPr>
+                <w:sz w:val="18"/>
+                <w:szCs w:val="18"/>
+              </w:rPr>
+            </w:pPr>
+            <w:r>
+              <w:rPr>
+                <w:sz w:val="18"/>
+                <w:szCs w:val="18"/>
+                <w:lang w:val="ru-RU"/>
+              </w:rPr>
+              <w:t xml:space="preserve">2. Нажать «Найти»</w:t>
+            </w:r>
+          </w:p>
+        </w:tc>
+        <w:tc>
+          <w:tcPr>
+            <w:tcW w:w="1400" w:type="dxa"/>
+          </w:tcPr>
+          <w:p>
+            <w:pPr>
+              <w:spacing w:line="240" w:lineRule="auto"/>
+              <w:ind w:firstLine="0"/>
+              <w:jc w:val="left"/>
+              <w:rPr>
+                <w:sz w:val="18"/>
+                <w:szCs w:val="18"/>
+              </w:rPr>
+            </w:pPr>
+            <w:r>
+              <w:rPr>
+                <w:sz w:val="18"/>
+                <w:szCs w:val="18"/>
+                <w:lang w:val="ru-RU"/>
+              </w:rPr>
+              <w:t xml:space="preserve">Код не выполняется, страница работает, выводится «Книги не найдены»</w:t>
+            </w:r>
+          </w:p>
+        </w:tc>
+        <w:tc>
+          <w:tcPr>
+            <w:tcW w:w="1744" w:type="dxa"/>
+          </w:tcPr>
+          <w:p>
+            <w:pPr>
+              <w:spacing w:line="240" w:lineRule="auto"/>
+              <w:ind w:firstLine="0"/>
+              <w:jc w:val="left"/>
+              <w:rPr>
+                <w:sz w:val="18"/>
+                <w:szCs w:val="18"/>
+              </w:rPr>
+            </w:pPr>
+            <w:r>
+              <w:rPr>
+                <w:sz w:val="18"/>
+                <w:szCs w:val="18"/>
+                <w:lang w:val="ru-RU"/>
+              </w:rPr>
+              <w:t xml:space="preserve">Скрипт не выполнен, диалоговых окон нет, страница работает; показано сообщение «Книги не найдены»</w:t>
+            </w:r>
+          </w:p>
+        </w:tc>
+        <w:tc>
+          <w:tcPr>
+            <w:tcW w:w="800" w:type="dxa"/>
           </w:tcPr>
           <w:p>
             <w:pPr>
@@ -12873,7 +11884,7 @@
         </w:trPr>
         <w:tc>
           <w:tcPr>
-            <w:tcW w:w="900" w:type="dxa"/>
+            <w:tcW w:w="760" w:type="dxa"/>
           </w:tcPr>
           <w:p>
             <w:pPr>
@@ -12891,152 +11902,171 @@
                 <w:szCs w:val="18"/>
                 <w:lang w:val="ru-RU"/>
               </w:rPr>
-              <w:t xml:space="preserve">TC-017</w:t>
-            </w:r>
-          </w:p>
-        </w:tc>
-        <w:tc>
-          <w:tcPr>
-            <w:tcW w:w="1900" w:type="dxa"/>
-          </w:tcPr>
-          <w:p>
-            <w:pPr>
-              <w:spacing w:line="240" w:lineRule="auto"/>
-              <w:ind w:firstLine="0"/>
-              <w:jc w:val="left"/>
-              <w:rPr>
-                <w:sz w:val="18"/>
-                <w:szCs w:val="18"/>
-              </w:rPr>
-            </w:pPr>
-            <w:r>
-              <w:rPr>
-                <w:sz w:val="18"/>
-                <w:szCs w:val="18"/>
-                <w:lang w:val="ru-RU"/>
-              </w:rPr>
-              <w:t xml:space="preserve">Цена книги в корзине совпадает с каталогом</w:t>
-            </w:r>
-          </w:p>
-        </w:tc>
-        <w:tc>
-          <w:tcPr>
-            <w:tcW w:w="1900" w:type="dxa"/>
-          </w:tcPr>
-          <w:p>
-            <w:pPr>
-              <w:spacing w:line="240" w:lineRule="auto"/>
-              <w:ind w:firstLine="0"/>
-              <w:jc w:val="left"/>
-              <w:rPr>
-                <w:sz w:val="18"/>
-                <w:szCs w:val="18"/>
-              </w:rPr>
-            </w:pPr>
-            <w:r>
-              <w:rPr>
-                <w:sz w:val="18"/>
-                <w:szCs w:val="18"/>
-                <w:lang w:val="ru-RU"/>
-              </w:rPr>
-              <w:t xml:space="preserve">В корзину добавлена книга «Убийство в Восточном экспрессе» (450 ₽)</w:t>
-            </w:r>
-          </w:p>
-        </w:tc>
-        <w:tc>
-          <w:tcPr>
-            <w:tcW w:w="3400" w:type="dxa"/>
-          </w:tcPr>
-          <w:p>
-            <w:pPr>
-              <w:spacing w:line="240" w:lineRule="auto"/>
-              <w:ind w:firstLine="0"/>
-              <w:jc w:val="left"/>
-              <w:rPr>
-                <w:sz w:val="18"/>
-                <w:szCs w:val="18"/>
-              </w:rPr>
-            </w:pPr>
-            <w:r>
-              <w:rPr>
-                <w:sz w:val="18"/>
-                <w:szCs w:val="18"/>
-                <w:lang w:val="ru-RU"/>
-              </w:rPr>
-              <w:t xml:space="preserve">1. Нажать на иконку корзины</w:t>
-            </w:r>
-          </w:p>
-          <w:p>
-            <w:pPr>
-              <w:spacing w:line="240" w:lineRule="auto"/>
-              <w:ind w:firstLine="0"/>
-              <w:jc w:val="left"/>
-              <w:rPr>
-                <w:sz w:val="18"/>
-                <w:szCs w:val="18"/>
-              </w:rPr>
-            </w:pPr>
-            <w:r>
-              <w:rPr>
-                <w:sz w:val="18"/>
-                <w:szCs w:val="18"/>
-                <w:lang w:val="ru-RU"/>
-              </w:rPr>
-              <w:t xml:space="preserve">2. Посмотреть цену книги</w:t>
-            </w:r>
-          </w:p>
-        </w:tc>
-        <w:tc>
-          <w:tcPr>
-            <w:tcW w:w="2300" w:type="dxa"/>
-          </w:tcPr>
-          <w:p>
-            <w:pPr>
-              <w:spacing w:line="240" w:lineRule="auto"/>
-              <w:ind w:firstLine="0"/>
-              <w:jc w:val="left"/>
-              <w:rPr>
-                <w:sz w:val="18"/>
-                <w:szCs w:val="18"/>
-              </w:rPr>
-            </w:pPr>
-            <w:r>
-              <w:rPr>
-                <w:sz w:val="18"/>
-                <w:szCs w:val="18"/>
-                <w:lang w:val="ru-RU"/>
-              </w:rPr>
-              <w:t xml:space="preserve">Цена книги – 450 ₽</w:t>
-            </w:r>
-          </w:p>
-        </w:tc>
-        <w:tc>
-          <w:tcPr>
-            <w:tcW w:w="3000" w:type="dxa"/>
-          </w:tcPr>
-          <w:p>
-            <w:pPr>
-              <w:spacing w:line="240" w:lineRule="auto"/>
-              <w:ind w:firstLine="0"/>
-              <w:jc w:val="left"/>
-              <w:rPr>
-                <w:sz w:val="18"/>
-                <w:szCs w:val="18"/>
-              </w:rPr>
-            </w:pPr>
-            <w:r>
-              <w:rPr>
-                <w:sz w:val="18"/>
-                <w:szCs w:val="18"/>
-                <w:lang w:val="ru-RU"/>
-              </w:rPr>
-              <w:t xml:space="preserve">Цена книги в корзине: «0 ₽» (в каталоге – 450 ₽)</w:t>
-            </w:r>
-          </w:p>
-        </w:tc>
-        <w:tc>
-          <w:tcPr>
-            <w:tcW w:w="888" w:type="dxa"/>
+              <w:t xml:space="preserve">TC-012</w:t>
+            </w:r>
+          </w:p>
+        </w:tc>
+        <w:tc>
+          <w:tcPr>
+            <w:tcW w:w="1250" w:type="dxa"/>
+          </w:tcPr>
+          <w:p>
+            <w:pPr>
+              <w:spacing w:line="240" w:lineRule="auto"/>
+              <w:ind w:firstLine="0"/>
+              <w:jc w:val="left"/>
+              <w:rPr>
+                <w:sz w:val="18"/>
+                <w:szCs w:val="18"/>
+              </w:rPr>
+            </w:pPr>
+            <w:r>
+              <w:rPr>
+                <w:sz w:val="18"/>
+                <w:szCs w:val="18"/>
+                <w:lang w:val="ru-RU"/>
+              </w:rPr>
+              <w:t xml:space="preserve">Поиск вместе с фильтром жанра</w:t>
+            </w:r>
+          </w:p>
+        </w:tc>
+        <w:tc>
+          <w:tcPr>
+            <w:tcW w:w="1150" w:type="dxa"/>
+          </w:tcPr>
+          <w:p>
+            <w:pPr>
+              <w:spacing w:line="240" w:lineRule="auto"/>
+              <w:ind w:firstLine="0"/>
+              <w:jc w:val="left"/>
+              <w:rPr>
+                <w:sz w:val="18"/>
+                <w:szCs w:val="18"/>
+              </w:rPr>
+            </w:pPr>
+            <w:r>
+              <w:rPr>
+                <w:sz w:val="18"/>
+                <w:szCs w:val="18"/>
+                <w:lang w:val="ru-RU"/>
+              </w:rPr>
+              <w:t xml:space="preserve">Открыта главная страница</w:t>
+            </w:r>
+          </w:p>
+        </w:tc>
+        <w:tc>
+          <w:tcPr>
+            <w:tcW w:w="2250" w:type="dxa"/>
+          </w:tcPr>
+          <w:p>
+            <w:pPr>
+              <w:spacing w:line="240" w:lineRule="auto"/>
+              <w:ind w:firstLine="0"/>
+              <w:jc w:val="left"/>
+              <w:rPr>
+                <w:sz w:val="18"/>
+                <w:szCs w:val="18"/>
+              </w:rPr>
+            </w:pPr>
+            <w:r>
+              <w:rPr>
+                <w:sz w:val="18"/>
+                <w:szCs w:val="18"/>
+                <w:lang w:val="ru-RU"/>
+              </w:rPr>
+              <w:t xml:space="preserve">1. Нажать «Роман»</w:t>
+            </w:r>
+          </w:p>
+          <w:p>
+            <w:pPr>
+              <w:spacing w:line="240" w:lineRule="auto"/>
+              <w:ind w:firstLine="0"/>
+              <w:jc w:val="left"/>
+              <w:rPr>
+                <w:sz w:val="18"/>
+                <w:szCs w:val="18"/>
+              </w:rPr>
+            </w:pPr>
+            <w:r>
+              <w:rPr>
+                <w:sz w:val="18"/>
+                <w:szCs w:val="18"/>
+                <w:lang w:val="ru-RU"/>
+              </w:rPr>
+              <w:t xml:space="preserve">2. Ввести «принц», нажать «Найти»</w:t>
+            </w:r>
+          </w:p>
+          <w:p>
+            <w:pPr>
+              <w:spacing w:line="240" w:lineRule="auto"/>
+              <w:ind w:firstLine="0"/>
+              <w:jc w:val="left"/>
+              <w:rPr>
+                <w:sz w:val="18"/>
+                <w:szCs w:val="18"/>
+              </w:rPr>
+            </w:pPr>
+            <w:r>
+              <w:rPr>
+                <w:sz w:val="18"/>
+                <w:szCs w:val="18"/>
+                <w:lang w:val="ru-RU"/>
+              </w:rPr>
+              <w:t xml:space="preserve">3. Ввести «убийство», нажать «Найти»</w:t>
+            </w:r>
+          </w:p>
+        </w:tc>
+        <w:tc>
+          <w:tcPr>
+            <w:tcW w:w="1400" w:type="dxa"/>
+          </w:tcPr>
+          <w:p>
+            <w:pPr>
+              <w:spacing w:line="240" w:lineRule="auto"/>
+              <w:ind w:firstLine="0"/>
+              <w:jc w:val="left"/>
+              <w:rPr>
+                <w:sz w:val="18"/>
+                <w:szCs w:val="18"/>
+              </w:rPr>
+            </w:pPr>
+            <w:r>
+              <w:rPr>
+                <w:sz w:val="18"/>
+                <w:szCs w:val="18"/>
+                <w:lang w:val="ru-RU"/>
+              </w:rPr>
+              <w:t xml:space="preserve">Для «принц» отображается «Маленький принц»; для «убийство» (жанр Детектив) результата нет; фильтр «Роман» сохраняется</w:t>
+            </w:r>
+          </w:p>
+        </w:tc>
+        <w:tc>
+          <w:tcPr>
+            <w:tcW w:w="1744" w:type="dxa"/>
+          </w:tcPr>
+          <w:p>
+            <w:pPr>
+              <w:spacing w:line="240" w:lineRule="auto"/>
+              <w:ind w:firstLine="0"/>
+              <w:jc w:val="left"/>
+              <w:rPr>
+                <w:sz w:val="18"/>
+                <w:szCs w:val="18"/>
+              </w:rPr>
+            </w:pPr>
+            <w:r>
+              <w:rPr>
+                <w:sz w:val="18"/>
+                <w:szCs w:val="18"/>
+                <w:lang w:val="ru-RU"/>
+              </w:rPr>
+              <w:t xml:space="preserve">При активном фильтре «Роман» запрос «принц» даёт «Маленький принц», запрос «убийство» (жанр Детектив) – пустой результат; фильтр сохраняется</w:t>
+            </w:r>
+          </w:p>
+        </w:tc>
+        <w:tc>
+          <w:tcPr>
+            <w:tcW w:w="800" w:type="dxa"/>
           </w:tcPr>
           <w:p>
             <w:pPr>
@@ -13054,7 +12084,7 @@
                 <w:szCs w:val="18"/>
                 <w:lang w:val="ru-RU"/>
               </w:rPr>
-              <w:t xml:space="preserve">Fail</w:t>
+              <w:t xml:space="preserve">Pass</w:t>
             </w:r>
           </w:p>
         </w:tc>
@@ -13066,7 +12096,7 @@
         </w:trPr>
         <w:tc>
           <w:tcPr>
-            <w:tcW w:w="900" w:type="dxa"/>
+            <w:tcW w:w="760" w:type="dxa"/>
           </w:tcPr>
           <w:p>
             <w:pPr>
@@ -13084,152 +12114,152 @@
                 <w:szCs w:val="18"/>
                 <w:lang w:val="ru-RU"/>
               </w:rPr>
-              <w:t xml:space="preserve">TC-018</w:t>
-            </w:r>
-          </w:p>
-        </w:tc>
-        <w:tc>
-          <w:tcPr>
-            <w:tcW w:w="1900" w:type="dxa"/>
-          </w:tcPr>
-          <w:p>
-            <w:pPr>
-              <w:spacing w:line="240" w:lineRule="auto"/>
-              <w:ind w:firstLine="0"/>
-              <w:jc w:val="left"/>
-              <w:rPr>
-                <w:sz w:val="18"/>
-                <w:szCs w:val="18"/>
-              </w:rPr>
-            </w:pPr>
-            <w:r>
-              <w:rPr>
-                <w:sz w:val="18"/>
-                <w:szCs w:val="18"/>
-                <w:lang w:val="ru-RU"/>
-              </w:rPr>
-              <w:t xml:space="preserve">Итоговая стоимость в окне корзины</w:t>
-            </w:r>
-          </w:p>
-        </w:tc>
-        <w:tc>
-          <w:tcPr>
-            <w:tcW w:w="1900" w:type="dxa"/>
-          </w:tcPr>
-          <w:p>
-            <w:pPr>
-              <w:spacing w:line="240" w:lineRule="auto"/>
-              <w:ind w:firstLine="0"/>
-              <w:jc w:val="left"/>
-              <w:rPr>
-                <w:sz w:val="18"/>
-                <w:szCs w:val="18"/>
-              </w:rPr>
-            </w:pPr>
-            <w:r>
-              <w:rPr>
-                <w:sz w:val="18"/>
-                <w:szCs w:val="18"/>
-                <w:lang w:val="ru-RU"/>
-              </w:rPr>
-              <w:t xml:space="preserve">В корзину добавлены «Убийство в Восточном экспрессе» (450 ₽) и «1984» (390 ₽)</w:t>
-            </w:r>
-          </w:p>
-        </w:tc>
-        <w:tc>
-          <w:tcPr>
-            <w:tcW w:w="3400" w:type="dxa"/>
-          </w:tcPr>
-          <w:p>
-            <w:pPr>
-              <w:spacing w:line="240" w:lineRule="auto"/>
-              <w:ind w:firstLine="0"/>
-              <w:jc w:val="left"/>
-              <w:rPr>
-                <w:sz w:val="18"/>
-                <w:szCs w:val="18"/>
-              </w:rPr>
-            </w:pPr>
-            <w:r>
-              <w:rPr>
-                <w:sz w:val="18"/>
-                <w:szCs w:val="18"/>
-                <w:lang w:val="ru-RU"/>
-              </w:rPr>
-              <w:t xml:space="preserve">1. Нажать на иконку корзины</w:t>
-            </w:r>
-          </w:p>
-          <w:p>
-            <w:pPr>
-              <w:spacing w:line="240" w:lineRule="auto"/>
-              <w:ind w:firstLine="0"/>
-              <w:jc w:val="left"/>
-              <w:rPr>
-                <w:sz w:val="18"/>
-                <w:szCs w:val="18"/>
-              </w:rPr>
-            </w:pPr>
-            <w:r>
-              <w:rPr>
-                <w:sz w:val="18"/>
-                <w:szCs w:val="18"/>
-                <w:lang w:val="ru-RU"/>
-              </w:rPr>
-              <w:t xml:space="preserve">2. Посмотреть строку «Итого»</w:t>
-            </w:r>
-          </w:p>
-        </w:tc>
-        <w:tc>
-          <w:tcPr>
-            <w:tcW w:w="2300" w:type="dxa"/>
-          </w:tcPr>
-          <w:p>
-            <w:pPr>
-              <w:spacing w:line="240" w:lineRule="auto"/>
-              <w:ind w:firstLine="0"/>
-              <w:jc w:val="left"/>
-              <w:rPr>
-                <w:sz w:val="18"/>
-                <w:szCs w:val="18"/>
-              </w:rPr>
-            </w:pPr>
-            <w:r>
-              <w:rPr>
-                <w:sz w:val="18"/>
-                <w:szCs w:val="18"/>
-                <w:lang w:val="ru-RU"/>
-              </w:rPr>
-              <w:t xml:space="preserve">«Итого»: 840 ₽</w:t>
-            </w:r>
-          </w:p>
-        </w:tc>
-        <w:tc>
-          <w:tcPr>
-            <w:tcW w:w="3000" w:type="dxa"/>
-          </w:tcPr>
-          <w:p>
-            <w:pPr>
-              <w:spacing w:line="240" w:lineRule="auto"/>
-              <w:ind w:firstLine="0"/>
-              <w:jc w:val="left"/>
-              <w:rPr>
-                <w:sz w:val="18"/>
-                <w:szCs w:val="18"/>
-              </w:rPr>
-            </w:pPr>
-            <w:r>
-              <w:rPr>
-                <w:sz w:val="18"/>
-                <w:szCs w:val="18"/>
-                <w:lang w:val="ru-RU"/>
-              </w:rPr>
-              <w:t xml:space="preserve">В строке «Итого» отображается «0 ₽» при двух книгах за 450 ₽ и 390 ₽</w:t>
-            </w:r>
-          </w:p>
-        </w:tc>
-        <w:tc>
-          <w:tcPr>
-            <w:tcW w:w="888" w:type="dxa"/>
+              <w:t xml:space="preserve">TC-013</w:t>
+            </w:r>
+          </w:p>
+        </w:tc>
+        <w:tc>
+          <w:tcPr>
+            <w:tcW w:w="1250" w:type="dxa"/>
+          </w:tcPr>
+          <w:p>
+            <w:pPr>
+              <w:spacing w:line="240" w:lineRule="auto"/>
+              <w:ind w:firstLine="0"/>
+              <w:jc w:val="left"/>
+              <w:rPr>
+                <w:sz w:val="18"/>
+                <w:szCs w:val="18"/>
+              </w:rPr>
+            </w:pPr>
+            <w:r>
+              <w:rPr>
+                <w:sz w:val="18"/>
+                <w:szCs w:val="18"/>
+                <w:lang w:val="ru-RU"/>
+              </w:rPr>
+              <w:t xml:space="preserve">Уведомление при добавлении книги в корзину</w:t>
+            </w:r>
+          </w:p>
+        </w:tc>
+        <w:tc>
+          <w:tcPr>
+            <w:tcW w:w="1150" w:type="dxa"/>
+          </w:tcPr>
+          <w:p>
+            <w:pPr>
+              <w:spacing w:line="240" w:lineRule="auto"/>
+              <w:ind w:firstLine="0"/>
+              <w:jc w:val="left"/>
+              <w:rPr>
+                <w:sz w:val="18"/>
+                <w:szCs w:val="18"/>
+              </w:rPr>
+            </w:pPr>
+            <w:r>
+              <w:rPr>
+                <w:sz w:val="18"/>
+                <w:szCs w:val="18"/>
+                <w:lang w:val="ru-RU"/>
+              </w:rPr>
+              <w:t xml:space="preserve">Открыта главная страница, корзина пуста</w:t>
+            </w:r>
+          </w:p>
+        </w:tc>
+        <w:tc>
+          <w:tcPr>
+            <w:tcW w:w="2250" w:type="dxa"/>
+          </w:tcPr>
+          <w:p>
+            <w:pPr>
+              <w:spacing w:line="240" w:lineRule="auto"/>
+              <w:ind w:firstLine="0"/>
+              <w:jc w:val="left"/>
+              <w:rPr>
+                <w:sz w:val="18"/>
+                <w:szCs w:val="18"/>
+              </w:rPr>
+            </w:pPr>
+            <w:r>
+              <w:rPr>
+                <w:sz w:val="18"/>
+                <w:szCs w:val="18"/>
+                <w:lang w:val="ru-RU"/>
+              </w:rPr>
+              <w:t xml:space="preserve">1. Нажать «В корзину» у книги «Убийство в Восточном экспрессе»</w:t>
+            </w:r>
+          </w:p>
+          <w:p>
+            <w:pPr>
+              <w:spacing w:line="240" w:lineRule="auto"/>
+              <w:ind w:firstLine="0"/>
+              <w:jc w:val="left"/>
+              <w:rPr>
+                <w:sz w:val="18"/>
+                <w:szCs w:val="18"/>
+              </w:rPr>
+            </w:pPr>
+            <w:r>
+              <w:rPr>
+                <w:sz w:val="18"/>
+                <w:szCs w:val="18"/>
+                <w:lang w:val="ru-RU"/>
+              </w:rPr>
+              <w:t xml:space="preserve">2. Прочитать уведомление</w:t>
+            </w:r>
+          </w:p>
+        </w:tc>
+        <w:tc>
+          <w:tcPr>
+            <w:tcW w:w="1400" w:type="dxa"/>
+          </w:tcPr>
+          <w:p>
+            <w:pPr>
+              <w:spacing w:line="240" w:lineRule="auto"/>
+              <w:ind w:firstLine="0"/>
+              <w:jc w:val="left"/>
+              <w:rPr>
+                <w:sz w:val="18"/>
+                <w:szCs w:val="18"/>
+              </w:rPr>
+            </w:pPr>
+            <w:r>
+              <w:rPr>
+                <w:sz w:val="18"/>
+                <w:szCs w:val="18"/>
+                <w:lang w:val="ru-RU"/>
+              </w:rPr>
+              <w:t xml:space="preserve">Уведомление содержит название добавленной книги</w:t>
+            </w:r>
+          </w:p>
+        </w:tc>
+        <w:tc>
+          <w:tcPr>
+            <w:tcW w:w="1744" w:type="dxa"/>
+          </w:tcPr>
+          <w:p>
+            <w:pPr>
+              <w:spacing w:line="240" w:lineRule="auto"/>
+              <w:ind w:firstLine="0"/>
+              <w:jc w:val="left"/>
+              <w:rPr>
+                <w:sz w:val="18"/>
+                <w:szCs w:val="18"/>
+              </w:rPr>
+            </w:pPr>
+            <w:r>
+              <w:rPr>
+                <w:sz w:val="18"/>
+                <w:szCs w:val="18"/>
+                <w:lang w:val="ru-RU"/>
+              </w:rPr>
+              <w:t xml:space="preserve">Уведомление: «Книга добавлена в корзину» (название книги не указано)</w:t>
+            </w:r>
+          </w:p>
+        </w:tc>
+        <w:tc>
+          <w:tcPr>
+            <w:tcW w:w="800" w:type="dxa"/>
           </w:tcPr>
           <w:p>
             <w:pPr>
@@ -13259,7 +12289,7 @@
         </w:trPr>
         <w:tc>
           <w:tcPr>
-            <w:tcW w:w="900" w:type="dxa"/>
+            <w:tcW w:w="760" w:type="dxa"/>
           </w:tcPr>
           <w:p>
             <w:pPr>
@@ -13277,152 +12307,364 @@
                 <w:szCs w:val="18"/>
                 <w:lang w:val="ru-RU"/>
               </w:rPr>
-              <w:t xml:space="preserve">TC-019</w:t>
-            </w:r>
-          </w:p>
-        </w:tc>
-        <w:tc>
-          <w:tcPr>
-            <w:tcW w:w="1900" w:type="dxa"/>
-          </w:tcPr>
-          <w:p>
-            <w:pPr>
-              <w:spacing w:line="240" w:lineRule="auto"/>
-              <w:ind w:firstLine="0"/>
-              <w:jc w:val="left"/>
-              <w:rPr>
-                <w:sz w:val="18"/>
-                <w:szCs w:val="18"/>
-              </w:rPr>
-            </w:pPr>
-            <w:r>
-              <w:rPr>
-                <w:sz w:val="18"/>
-                <w:szCs w:val="18"/>
-                <w:lang w:val="ru-RU"/>
-              </w:rPr>
-              <w:t xml:space="preserve">Удаление выбранной книги из корзины</w:t>
-            </w:r>
-          </w:p>
-        </w:tc>
-        <w:tc>
-          <w:tcPr>
-            <w:tcW w:w="1900" w:type="dxa"/>
-          </w:tcPr>
-          <w:p>
-            <w:pPr>
-              <w:spacing w:line="240" w:lineRule="auto"/>
-              <w:ind w:firstLine="0"/>
-              <w:jc w:val="left"/>
-              <w:rPr>
-                <w:sz w:val="18"/>
-                <w:szCs w:val="18"/>
-              </w:rPr>
-            </w:pPr>
-            <w:r>
-              <w:rPr>
-                <w:sz w:val="18"/>
-                <w:szCs w:val="18"/>
-                <w:lang w:val="ru-RU"/>
-              </w:rPr>
-              <w:t xml:space="preserve">В корзину добавлены «Убийство в Восточном экспрессе», «1984», «Гордость и предубеждение»</w:t>
-            </w:r>
-          </w:p>
-        </w:tc>
-        <w:tc>
-          <w:tcPr>
-            <w:tcW w:w="3400" w:type="dxa"/>
-          </w:tcPr>
-          <w:p>
-            <w:pPr>
-              <w:spacing w:line="240" w:lineRule="auto"/>
-              <w:ind w:firstLine="0"/>
-              <w:jc w:val="left"/>
-              <w:rPr>
-                <w:sz w:val="18"/>
-                <w:szCs w:val="18"/>
-              </w:rPr>
-            </w:pPr>
-            <w:r>
-              <w:rPr>
-                <w:sz w:val="18"/>
-                <w:szCs w:val="18"/>
-                <w:lang w:val="ru-RU"/>
-              </w:rPr>
-              <w:t xml:space="preserve">1. Нажать на иконку корзины</w:t>
-            </w:r>
-          </w:p>
-          <w:p>
-            <w:pPr>
-              <w:spacing w:line="240" w:lineRule="auto"/>
-              <w:ind w:firstLine="0"/>
-              <w:jc w:val="left"/>
-              <w:rPr>
-                <w:sz w:val="18"/>
-                <w:szCs w:val="18"/>
-              </w:rPr>
-            </w:pPr>
-            <w:r>
-              <w:rPr>
-                <w:sz w:val="18"/>
-                <w:szCs w:val="18"/>
-                <w:lang w:val="ru-RU"/>
-              </w:rPr>
-              <w:t xml:space="preserve">2. Нажать «✕» у «1984»</w:t>
-            </w:r>
-          </w:p>
-        </w:tc>
-        <w:tc>
-          <w:tcPr>
-            <w:tcW w:w="2300" w:type="dxa"/>
-          </w:tcPr>
-          <w:p>
-            <w:pPr>
-              <w:spacing w:line="240" w:lineRule="auto"/>
-              <w:ind w:firstLine="0"/>
-              <w:jc w:val="left"/>
-              <w:rPr>
-                <w:sz w:val="18"/>
-                <w:szCs w:val="18"/>
-              </w:rPr>
-            </w:pPr>
-            <w:r>
-              <w:rPr>
-                <w:sz w:val="18"/>
-                <w:szCs w:val="18"/>
-                <w:lang w:val="ru-RU"/>
-              </w:rPr>
-              <w:t xml:space="preserve">Удалена «1984»; остаются две другие книги</w:t>
-            </w:r>
-          </w:p>
-        </w:tc>
-        <w:tc>
-          <w:tcPr>
-            <w:tcW w:w="3000" w:type="dxa"/>
-          </w:tcPr>
-          <w:p>
-            <w:pPr>
-              <w:spacing w:line="240" w:lineRule="auto"/>
-              <w:ind w:firstLine="0"/>
-              <w:jc w:val="left"/>
-              <w:rPr>
-                <w:sz w:val="18"/>
-                <w:szCs w:val="18"/>
-              </w:rPr>
-            </w:pPr>
-            <w:r>
-              <w:rPr>
-                <w:sz w:val="18"/>
-                <w:szCs w:val="18"/>
-                <w:lang w:val="ru-RU"/>
-              </w:rPr>
-              <w:t xml:space="preserve">После нажатия «✕» у «1984» в корзине остались: ['Убийство в Восточном экспрессе', '1984']; удалена последняя добавленная книга, а не выбранная</w:t>
-            </w:r>
-          </w:p>
-        </w:tc>
-        <w:tc>
-          <w:tcPr>
-            <w:tcW w:w="888" w:type="dxa"/>
+              <w:t xml:space="preserve">TC-014</w:t>
+            </w:r>
+          </w:p>
+        </w:tc>
+        <w:tc>
+          <w:tcPr>
+            <w:tcW w:w="1250" w:type="dxa"/>
+          </w:tcPr>
+          <w:p>
+            <w:pPr>
+              <w:spacing w:line="240" w:lineRule="auto"/>
+              <w:ind w:firstLine="0"/>
+              <w:jc w:val="left"/>
+              <w:rPr>
+                <w:sz w:val="18"/>
+                <w:szCs w:val="18"/>
+              </w:rPr>
+            </w:pPr>
+            <w:r>
+              <w:rPr>
+                <w:sz w:val="18"/>
+                <w:szCs w:val="18"/>
+                <w:lang w:val="ru-RU"/>
+              </w:rPr>
+              <w:t xml:space="preserve">Счётчик на иконке корзины</w:t>
+            </w:r>
+          </w:p>
+        </w:tc>
+        <w:tc>
+          <w:tcPr>
+            <w:tcW w:w="1150" w:type="dxa"/>
+          </w:tcPr>
+          <w:p>
+            <w:pPr>
+              <w:spacing w:line="240" w:lineRule="auto"/>
+              <w:ind w:firstLine="0"/>
+              <w:jc w:val="left"/>
+              <w:rPr>
+                <w:sz w:val="18"/>
+                <w:szCs w:val="18"/>
+              </w:rPr>
+            </w:pPr>
+            <w:r>
+              <w:rPr>
+                <w:sz w:val="18"/>
+                <w:szCs w:val="18"/>
+                <w:lang w:val="ru-RU"/>
+              </w:rPr>
+              <w:t xml:space="preserve">Корзина пуста</w:t>
+            </w:r>
+          </w:p>
+        </w:tc>
+        <w:tc>
+          <w:tcPr>
+            <w:tcW w:w="2250" w:type="dxa"/>
+          </w:tcPr>
+          <w:p>
+            <w:pPr>
+              <w:spacing w:line="240" w:lineRule="auto"/>
+              <w:ind w:firstLine="0"/>
+              <w:jc w:val="left"/>
+              <w:rPr>
+                <w:sz w:val="18"/>
+                <w:szCs w:val="18"/>
+              </w:rPr>
+            </w:pPr>
+            <w:r>
+              <w:rPr>
+                <w:sz w:val="18"/>
+                <w:szCs w:val="18"/>
+                <w:lang w:val="ru-RU"/>
+              </w:rPr>
+              <w:t xml:space="preserve">1. Нажать «В корзину» у «Убийство в Восточном экспрессе»</w:t>
+            </w:r>
+          </w:p>
+          <w:p>
+            <w:pPr>
+              <w:spacing w:line="240" w:lineRule="auto"/>
+              <w:ind w:firstLine="0"/>
+              <w:jc w:val="left"/>
+              <w:rPr>
+                <w:sz w:val="18"/>
+                <w:szCs w:val="18"/>
+              </w:rPr>
+            </w:pPr>
+            <w:r>
+              <w:rPr>
+                <w:sz w:val="18"/>
+                <w:szCs w:val="18"/>
+                <w:lang w:val="ru-RU"/>
+              </w:rPr>
+              <w:t xml:space="preserve">2. Нажать «В корзину» у «1984»</w:t>
+            </w:r>
+          </w:p>
+          <w:p>
+            <w:pPr>
+              <w:spacing w:line="240" w:lineRule="auto"/>
+              <w:ind w:firstLine="0"/>
+              <w:jc w:val="left"/>
+              <w:rPr>
+                <w:sz w:val="18"/>
+                <w:szCs w:val="18"/>
+              </w:rPr>
+            </w:pPr>
+            <w:r>
+              <w:rPr>
+                <w:sz w:val="18"/>
+                <w:szCs w:val="18"/>
+                <w:lang w:val="ru-RU"/>
+              </w:rPr>
+              <w:t xml:space="preserve">3. Посмотреть счётчик на иконке корзины</w:t>
+            </w:r>
+          </w:p>
+        </w:tc>
+        <w:tc>
+          <w:tcPr>
+            <w:tcW w:w="1400" w:type="dxa"/>
+          </w:tcPr>
+          <w:p>
+            <w:pPr>
+              <w:spacing w:line="240" w:lineRule="auto"/>
+              <w:ind w:firstLine="0"/>
+              <w:jc w:val="left"/>
+              <w:rPr>
+                <w:sz w:val="18"/>
+                <w:szCs w:val="18"/>
+              </w:rPr>
+            </w:pPr>
+            <w:r>
+              <w:rPr>
+                <w:sz w:val="18"/>
+                <w:szCs w:val="18"/>
+                <w:lang w:val="ru-RU"/>
+              </w:rPr>
+              <w:t xml:space="preserve">Счётчик показывает 2</w:t>
+            </w:r>
+          </w:p>
+        </w:tc>
+        <w:tc>
+          <w:tcPr>
+            <w:tcW w:w="1744" w:type="dxa"/>
+          </w:tcPr>
+          <w:p>
+            <w:pPr>
+              <w:spacing w:line="240" w:lineRule="auto"/>
+              <w:ind w:firstLine="0"/>
+              <w:jc w:val="left"/>
+              <w:rPr>
+                <w:sz w:val="18"/>
+                <w:szCs w:val="18"/>
+              </w:rPr>
+            </w:pPr>
+            <w:r>
+              <w:rPr>
+                <w:sz w:val="18"/>
+                <w:szCs w:val="18"/>
+                <w:lang w:val="ru-RU"/>
+              </w:rPr>
+              <w:t xml:space="preserve">После добавления двух книг счётчик на иконке корзины показывает 0</w:t>
+            </w:r>
+          </w:p>
+        </w:tc>
+        <w:tc>
+          <w:tcPr>
+            <w:tcW w:w="800" w:type="dxa"/>
+          </w:tcPr>
+          <w:p>
+            <w:pPr>
+              <w:spacing w:line="240" w:lineRule="auto"/>
+              <w:ind w:firstLine="0"/>
+              <w:jc w:val="center"/>
+              <w:rPr>
+                <w:sz w:val="18"/>
+                <w:szCs w:val="18"/>
+              </w:rPr>
+            </w:pPr>
+            <w:r>
+              <w:rPr>
+                <w:sz w:val="18"/>
+                <w:szCs w:val="18"/>
+                <w:lang w:val="ru-RU"/>
+              </w:rPr>
+              <w:t xml:space="preserve">Fail</w:t>
+            </w:r>
+          </w:p>
+        </w:tc>
+      </w:tr>
+      <w:tr>
+        <w:trPr>
+          <w:cantSplit/>
+          <w:jc w:val="center"/>
+        </w:trPr>
+        <w:tc>
+          <w:tcPr>
+            <w:tcW w:w="760" w:type="dxa"/>
+          </w:tcPr>
+          <w:p>
+            <w:pPr>
+              <w:spacing w:line="240" w:lineRule="auto"/>
+              <w:ind w:firstLine="0"/>
+              <w:jc w:val="center"/>
+              <w:rPr>
+                <w:sz w:val="18"/>
+                <w:szCs w:val="18"/>
+              </w:rPr>
+            </w:pPr>
+            <w:r>
+              <w:rPr>
+                <w:sz w:val="18"/>
+                <w:szCs w:val="18"/>
+                <w:lang w:val="ru-RU"/>
+              </w:rPr>
+              <w:t xml:space="preserve">TC-015</w:t>
+            </w:r>
+          </w:p>
+        </w:tc>
+        <w:tc>
+          <w:tcPr>
+            <w:tcW w:w="1250" w:type="dxa"/>
+          </w:tcPr>
+          <w:p>
+            <w:pPr>
+              <w:spacing w:line="240" w:lineRule="auto"/>
+              <w:ind w:firstLine="0"/>
+              <w:jc w:val="left"/>
+              <w:rPr>
+                <w:sz w:val="18"/>
+                <w:szCs w:val="18"/>
+              </w:rPr>
+            </w:pPr>
+            <w:r>
+              <w:rPr>
+                <w:sz w:val="18"/>
+                <w:szCs w:val="18"/>
+                <w:lang w:val="ru-RU"/>
+              </w:rPr>
+              <w:t xml:space="preserve">Общая стоимость рядом со счётчиком</w:t>
+            </w:r>
+          </w:p>
+        </w:tc>
+        <w:tc>
+          <w:tcPr>
+            <w:tcW w:w="1150" w:type="dxa"/>
+          </w:tcPr>
+          <w:p>
+            <w:pPr>
+              <w:spacing w:line="240" w:lineRule="auto"/>
+              <w:ind w:firstLine="0"/>
+              <w:jc w:val="left"/>
+              <w:rPr>
+                <w:sz w:val="18"/>
+                <w:szCs w:val="18"/>
+              </w:rPr>
+            </w:pPr>
+            <w:r>
+              <w:rPr>
+                <w:sz w:val="18"/>
+                <w:szCs w:val="18"/>
+                <w:lang w:val="ru-RU"/>
+              </w:rPr>
+              <w:t xml:space="preserve">Корзина пуста</w:t>
+            </w:r>
+          </w:p>
+        </w:tc>
+        <w:tc>
+          <w:tcPr>
+            <w:tcW w:w="2250" w:type="dxa"/>
+          </w:tcPr>
+          <w:p>
+            <w:pPr>
+              <w:spacing w:line="240" w:lineRule="auto"/>
+              <w:ind w:firstLine="0"/>
+              <w:jc w:val="left"/>
+              <w:rPr>
+                <w:sz w:val="18"/>
+                <w:szCs w:val="18"/>
+              </w:rPr>
+            </w:pPr>
+            <w:r>
+              <w:rPr>
+                <w:sz w:val="18"/>
+                <w:szCs w:val="18"/>
+                <w:lang w:val="ru-RU"/>
+              </w:rPr>
+              <w:t xml:space="preserve">1. Нажать «В корзину» у «Убийство в Восточном экспрессе» (450 ₽)</w:t>
+            </w:r>
+          </w:p>
+          <w:p>
+            <w:pPr>
+              <w:spacing w:line="240" w:lineRule="auto"/>
+              <w:ind w:firstLine="0"/>
+              <w:jc w:val="left"/>
+              <w:rPr>
+                <w:sz w:val="18"/>
+                <w:szCs w:val="18"/>
+              </w:rPr>
+            </w:pPr>
+            <w:r>
+              <w:rPr>
+                <w:sz w:val="18"/>
+                <w:szCs w:val="18"/>
+                <w:lang w:val="ru-RU"/>
+              </w:rPr>
+              <w:t xml:space="preserve">2. Посмотреть стоимость рядом со счётчиком</w:t>
+            </w:r>
+          </w:p>
+        </w:tc>
+        <w:tc>
+          <w:tcPr>
+            <w:tcW w:w="1400" w:type="dxa"/>
+          </w:tcPr>
+          <w:p>
+            <w:pPr>
+              <w:spacing w:line="240" w:lineRule="auto"/>
+              <w:ind w:firstLine="0"/>
+              <w:jc w:val="left"/>
+              <w:rPr>
+                <w:sz w:val="18"/>
+                <w:szCs w:val="18"/>
+              </w:rPr>
+            </w:pPr>
+            <w:r>
+              <w:rPr>
+                <w:sz w:val="18"/>
+                <w:szCs w:val="18"/>
+                <w:lang w:val="ru-RU"/>
+              </w:rPr>
+              <w:t xml:space="preserve">Отображается 450 ₽</w:t>
+            </w:r>
+          </w:p>
+        </w:tc>
+        <w:tc>
+          <w:tcPr>
+            <w:tcW w:w="1744" w:type="dxa"/>
+          </w:tcPr>
+          <w:p>
+            <w:pPr>
+              <w:spacing w:line="240" w:lineRule="auto"/>
+              <w:ind w:firstLine="0"/>
+              <w:jc w:val="left"/>
+              <w:rPr>
+                <w:sz w:val="18"/>
+                <w:szCs w:val="18"/>
+              </w:rPr>
+            </w:pPr>
+            <w:r>
+              <w:rPr>
+                <w:sz w:val="18"/>
+                <w:szCs w:val="18"/>
+                <w:lang w:val="ru-RU"/>
+              </w:rPr>
+              <w:t xml:space="preserve">После добавления книги за 450 ₽ рядом со счётчиком отображается «0 ₽»</w:t>
+            </w:r>
+          </w:p>
+        </w:tc>
+        <w:tc>
+          <w:tcPr>
+            <w:tcW w:w="800" w:type="dxa"/>
           </w:tcPr>
           <w:p>
             <w:pPr>
@@ -13466,16 +12708,20 @@
         <w:tblW w:w="0" w:type="auto"/>
         <w:jc w:val="center"/>
         <w:tblLayout w:type="fixed"/>
+        <w:tblCellMar>
+          <w:left w:w="57" w:type="dxa"/>
+          <w:right w:w="57" w:type="dxa"/>
+        </w:tblCellMar>
         <w:tblLook w:val="04A0" w:firstRow="1" w:lastRow="0" w:firstColumn="1" w:lastColumn="0" w:noHBand="0" w:noVBand="1"/>
       </w:tblPr>
       <w:tblGrid>
-        <w:gridCol w:w="900"/>
-        <w:gridCol w:w="1900"/>
-        <w:gridCol w:w="1900"/>
-        <w:gridCol w:w="3400"/>
-        <w:gridCol w:w="2300"/>
-        <w:gridCol w:w="3000"/>
-        <w:gridCol w:w="888"/>
+        <w:gridCol w:w="760"/>
+        <w:gridCol w:w="1250"/>
+        <w:gridCol w:w="1150"/>
+        <w:gridCol w:w="2250"/>
+        <w:gridCol w:w="1400"/>
+        <w:gridCol w:w="1744"/>
+        <w:gridCol w:w="800"/>
       </w:tblGrid>
       <w:tr>
         <w:trPr>
@@ -13485,7 +12731,7 @@
         </w:trPr>
         <w:tc>
           <w:tcPr>
-            <w:tcW w:w="900" w:type="dxa"/>
+            <w:tcW w:w="760" w:type="dxa"/>
           </w:tcPr>
           <w:p>
             <w:pPr>
@@ -13509,7 +12755,7 @@
         </w:tc>
         <w:tc>
           <w:tcPr>
-            <w:tcW w:w="1900" w:type="dxa"/>
+            <w:tcW w:w="1250" w:type="dxa"/>
           </w:tcPr>
           <w:p>
             <w:pPr>
@@ -13533,7 +12779,7 @@
         </w:tc>
         <w:tc>
           <w:tcPr>
-            <w:tcW w:w="1900" w:type="dxa"/>
+            <w:tcW w:w="1150" w:type="dxa"/>
           </w:tcPr>
           <w:p>
             <w:pPr>
@@ -13557,7 +12803,7 @@
         </w:tc>
         <w:tc>
           <w:tcPr>
-            <w:tcW w:w="3400" w:type="dxa"/>
+            <w:tcW w:w="2250" w:type="dxa"/>
           </w:tcPr>
           <w:p>
             <w:pPr>
@@ -13581,7 +12827,7 @@
         </w:tc>
         <w:tc>
           <w:tcPr>
-            <w:tcW w:w="2300" w:type="dxa"/>
+            <w:tcW w:w="1400" w:type="dxa"/>
           </w:tcPr>
           <w:p>
             <w:pPr>
@@ -13605,7 +12851,7 @@
         </w:tc>
         <w:tc>
           <w:tcPr>
-            <w:tcW w:w="3000" w:type="dxa"/>
+            <w:tcW w:w="1744" w:type="dxa"/>
           </w:tcPr>
           <w:p>
             <w:pPr>
@@ -13629,7 +12875,7 @@
         </w:tc>
         <w:tc>
           <w:tcPr>
-            <w:tcW w:w="888" w:type="dxa"/>
+            <w:tcW w:w="800" w:type="dxa"/>
           </w:tcPr>
           <w:p>
             <w:pPr>
@@ -13659,7 +12905,7 @@
         </w:trPr>
         <w:tc>
           <w:tcPr>
-            <w:tcW w:w="900" w:type="dxa"/>
+            <w:tcW w:w="760" w:type="dxa"/>
           </w:tcPr>
           <w:p>
             <w:pPr>
@@ -13677,61 +12923,61 @@
                 <w:szCs w:val="18"/>
                 <w:lang w:val="ru-RU"/>
               </w:rPr>
-              <w:t xml:space="preserve">TC-020</w:t>
-            </w:r>
-          </w:p>
-        </w:tc>
-        <w:tc>
-          <w:tcPr>
-            <w:tcW w:w="1900" w:type="dxa"/>
-          </w:tcPr>
-          <w:p>
-            <w:pPr>
-              <w:spacing w:line="240" w:lineRule="auto"/>
-              <w:ind w:firstLine="0"/>
-              <w:jc w:val="left"/>
-              <w:rPr>
-                <w:sz w:val="18"/>
-                <w:szCs w:val="18"/>
-              </w:rPr>
-            </w:pPr>
-            <w:r>
-              <w:rPr>
-                <w:sz w:val="18"/>
-                <w:szCs w:val="18"/>
-                <w:lang w:val="ru-RU"/>
-              </w:rPr>
-              <w:t xml:space="preserve">Очистка корзины</w:t>
-            </w:r>
-          </w:p>
-        </w:tc>
-        <w:tc>
-          <w:tcPr>
-            <w:tcW w:w="1900" w:type="dxa"/>
-          </w:tcPr>
-          <w:p>
-            <w:pPr>
-              <w:spacing w:line="240" w:lineRule="auto"/>
-              <w:ind w:firstLine="0"/>
-              <w:jc w:val="left"/>
-              <w:rPr>
-                <w:sz w:val="18"/>
-                <w:szCs w:val="18"/>
-              </w:rPr>
-            </w:pPr>
-            <w:r>
-              <w:rPr>
-                <w:sz w:val="18"/>
-                <w:szCs w:val="18"/>
-                <w:lang w:val="ru-RU"/>
-              </w:rPr>
-              <w:t xml:space="preserve">В корзину добавлены две книги</w:t>
-            </w:r>
-          </w:p>
-        </w:tc>
-        <w:tc>
-          <w:tcPr>
-            <w:tcW w:w="3400" w:type="dxa"/>
+              <w:t xml:space="preserve">TC-016</w:t>
+            </w:r>
+          </w:p>
+        </w:tc>
+        <w:tc>
+          <w:tcPr>
+            <w:tcW w:w="1250" w:type="dxa"/>
+          </w:tcPr>
+          <w:p>
+            <w:pPr>
+              <w:spacing w:line="240" w:lineRule="auto"/>
+              <w:ind w:firstLine="0"/>
+              <w:jc w:val="left"/>
+              <w:rPr>
+                <w:sz w:val="18"/>
+                <w:szCs w:val="18"/>
+              </w:rPr>
+            </w:pPr>
+            <w:r>
+              <w:rPr>
+                <w:sz w:val="18"/>
+                <w:szCs w:val="18"/>
+                <w:lang w:val="ru-RU"/>
+              </w:rPr>
+              <w:t xml:space="preserve">Просмотр корзины в модальном окне</w:t>
+            </w:r>
+          </w:p>
+        </w:tc>
+        <w:tc>
+          <w:tcPr>
+            <w:tcW w:w="1150" w:type="dxa"/>
+          </w:tcPr>
+          <w:p>
+            <w:pPr>
+              <w:spacing w:line="240" w:lineRule="auto"/>
+              <w:ind w:firstLine="0"/>
+              <w:jc w:val="left"/>
+              <w:rPr>
+                <w:sz w:val="18"/>
+                <w:szCs w:val="18"/>
+              </w:rPr>
+            </w:pPr>
+            <w:r>
+              <w:rPr>
+                <w:sz w:val="18"/>
+                <w:szCs w:val="18"/>
+                <w:lang w:val="ru-RU"/>
+              </w:rPr>
+              <w:t xml:space="preserve">В корзину добавлена книга «Убийство в Восточном экспрессе»</w:t>
+            </w:r>
+          </w:p>
+        </w:tc>
+        <w:tc>
+          <w:tcPr>
+            <w:tcW w:w="2250" w:type="dxa"/>
           </w:tcPr>
           <w:p>
             <w:pPr>
@@ -13752,77 +12998,58 @@
               <w:t xml:space="preserve">1. Нажать на иконку корзины</w:t>
             </w:r>
           </w:p>
-          <w:p>
-            <w:pPr>
-              <w:spacing w:line="240" w:lineRule="auto"/>
-              <w:ind w:firstLine="0"/>
-              <w:jc w:val="left"/>
-              <w:rPr>
-                <w:sz w:val="18"/>
-                <w:szCs w:val="18"/>
-              </w:rPr>
-            </w:pPr>
-            <w:r>
-              <w:rPr>
-                <w:sz w:val="18"/>
-                <w:szCs w:val="18"/>
-                <w:lang w:val="ru-RU"/>
-              </w:rPr>
-              <w:t xml:space="preserve">2. Нажать «Очистить»</w:t>
-            </w:r>
-          </w:p>
-        </w:tc>
-        <w:tc>
-          <w:tcPr>
-            <w:tcW w:w="2300" w:type="dxa"/>
-          </w:tcPr>
-          <w:p>
-            <w:pPr>
-              <w:spacing w:line="240" w:lineRule="auto"/>
-              <w:ind w:firstLine="0"/>
-              <w:jc w:val="left"/>
-              <w:rPr>
-                <w:sz w:val="18"/>
-                <w:szCs w:val="18"/>
-              </w:rPr>
-            </w:pPr>
-            <w:r>
-              <w:rPr>
-                <w:sz w:val="18"/>
-                <w:szCs w:val="18"/>
-                <w:lang w:val="ru-RU"/>
-              </w:rPr>
-              <w:t xml:space="preserve">Корзина очищена, отображается «Корзина пуста»</w:t>
-            </w:r>
-          </w:p>
-        </w:tc>
-        <w:tc>
-          <w:tcPr>
-            <w:tcW w:w="3000" w:type="dxa"/>
-          </w:tcPr>
-          <w:p>
-            <w:pPr>
-              <w:spacing w:line="240" w:lineRule="auto"/>
-              <w:ind w:firstLine="0"/>
-              <w:jc w:val="left"/>
-              <w:rPr>
-                <w:sz w:val="18"/>
-                <w:szCs w:val="18"/>
-              </w:rPr>
-            </w:pPr>
-            <w:r>
-              <w:rPr>
-                <w:sz w:val="18"/>
-                <w:szCs w:val="18"/>
-                <w:lang w:val="ru-RU"/>
-              </w:rPr>
-              <w:t xml:space="preserve">После нажатия «Очистить» в корзине по-прежнему 2 книги: ['Убийство в Восточном экспрессе', '1984']</w:t>
-            </w:r>
-          </w:p>
-        </w:tc>
-        <w:tc>
-          <w:tcPr>
-            <w:tcW w:w="888" w:type="dxa"/>
+        </w:tc>
+        <w:tc>
+          <w:tcPr>
+            <w:tcW w:w="1400" w:type="dxa"/>
+          </w:tcPr>
+          <w:p>
+            <w:pPr>
+              <w:spacing w:line="240" w:lineRule="auto"/>
+              <w:ind w:firstLine="0"/>
+              <w:jc w:val="left"/>
+              <w:rPr>
+                <w:sz w:val="18"/>
+                <w:szCs w:val="18"/>
+              </w:rPr>
+            </w:pPr>
+            <w:r>
+              <w:rPr>
+                <w:sz w:val="18"/>
+                <w:szCs w:val="18"/>
+                <w:lang w:val="ru-RU"/>
+              </w:rPr>
+              <w:t xml:space="preserve">Открывается окно «Корзина»: книга с автором и жанром, «✕», кнопки «Очистить» и «Оформить заказ», строка «Итого»</w:t>
+            </w:r>
+          </w:p>
+        </w:tc>
+        <w:tc>
+          <w:tcPr>
+            <w:tcW w:w="1744" w:type="dxa"/>
+          </w:tcPr>
+          <w:p>
+            <w:pPr>
+              <w:spacing w:line="240" w:lineRule="auto"/>
+              <w:ind w:firstLine="0"/>
+              <w:jc w:val="left"/>
+              <w:rPr>
+                <w:sz w:val="18"/>
+                <w:szCs w:val="18"/>
+              </w:rPr>
+            </w:pPr>
+            <w:r>
+              <w:rPr>
+                <w:sz w:val="18"/>
+                <w:szCs w:val="18"/>
+                <w:lang w:val="ru-RU"/>
+              </w:rPr>
+              <w:t xml:space="preserve">Открывается модальное окно «Корзина» со строкой «Убийство в Восточном экспрессе», автором и жанром, кнопкой «✕», кнопками «Очистить» и «Оформить заказ»</w:t>
+            </w:r>
+          </w:p>
+        </w:tc>
+        <w:tc>
+          <w:tcPr>
+            <w:tcW w:w="800" w:type="dxa"/>
           </w:tcPr>
           <w:p>
             <w:pPr>
@@ -13840,7 +13067,7 @@
                 <w:szCs w:val="18"/>
                 <w:lang w:val="ru-RU"/>
               </w:rPr>
-              <w:t xml:space="preserve">Fail</w:t>
+              <w:t xml:space="preserve">Pass</w:t>
             </w:r>
           </w:p>
         </w:tc>
@@ -13852,7 +13079,7 @@
         </w:trPr>
         <w:tc>
           <w:tcPr>
-            <w:tcW w:w="900" w:type="dxa"/>
+            <w:tcW w:w="760" w:type="dxa"/>
           </w:tcPr>
           <w:p>
             <w:pPr>
@@ -13870,171 +13097,152 @@
                 <w:szCs w:val="18"/>
                 <w:lang w:val="ru-RU"/>
               </w:rPr>
-              <w:t xml:space="preserve">TC-021</w:t>
-            </w:r>
-          </w:p>
-        </w:tc>
-        <w:tc>
-          <w:tcPr>
-            <w:tcW w:w="1900" w:type="dxa"/>
-          </w:tcPr>
-          <w:p>
-            <w:pPr>
-              <w:spacing w:line="240" w:lineRule="auto"/>
-              <w:ind w:firstLine="0"/>
-              <w:jc w:val="left"/>
-              <w:rPr>
-                <w:sz w:val="18"/>
-                <w:szCs w:val="18"/>
-              </w:rPr>
-            </w:pPr>
-            <w:r>
-              <w:rPr>
-                <w:sz w:val="18"/>
-                <w:szCs w:val="18"/>
-                <w:lang w:val="ru-RU"/>
-              </w:rPr>
-              <w:t xml:space="preserve">Закрытие окна корзины</w:t>
-            </w:r>
-          </w:p>
-        </w:tc>
-        <w:tc>
-          <w:tcPr>
-            <w:tcW w:w="1900" w:type="dxa"/>
-          </w:tcPr>
-          <w:p>
-            <w:pPr>
-              <w:spacing w:line="240" w:lineRule="auto"/>
-              <w:ind w:firstLine="0"/>
-              <w:jc w:val="left"/>
-              <w:rPr>
-                <w:sz w:val="18"/>
-                <w:szCs w:val="18"/>
-              </w:rPr>
-            </w:pPr>
-            <w:r>
-              <w:rPr>
-                <w:sz w:val="18"/>
-                <w:szCs w:val="18"/>
-                <w:lang w:val="ru-RU"/>
-              </w:rPr>
-              <w:t xml:space="preserve">В корзину добавлена книга</w:t>
-            </w:r>
-          </w:p>
-        </w:tc>
-        <w:tc>
-          <w:tcPr>
-            <w:tcW w:w="3400" w:type="dxa"/>
-          </w:tcPr>
-          <w:p>
-            <w:pPr>
-              <w:spacing w:line="240" w:lineRule="auto"/>
-              <w:ind w:firstLine="0"/>
-              <w:jc w:val="left"/>
-              <w:rPr>
-                <w:sz w:val="18"/>
-                <w:szCs w:val="18"/>
-              </w:rPr>
-            </w:pPr>
-            <w:r>
-              <w:rPr>
-                <w:sz w:val="18"/>
-                <w:szCs w:val="18"/>
-                <w:lang w:val="ru-RU"/>
-              </w:rPr>
-              <w:t xml:space="preserve">1. Открыть корзину, нажать «×»</w:t>
-            </w:r>
-          </w:p>
-          <w:p>
-            <w:pPr>
-              <w:spacing w:line="240" w:lineRule="auto"/>
-              <w:ind w:firstLine="0"/>
-              <w:jc w:val="left"/>
-              <w:rPr>
-                <w:sz w:val="18"/>
-                <w:szCs w:val="18"/>
-              </w:rPr>
-            </w:pPr>
-            <w:r>
-              <w:rPr>
-                <w:sz w:val="18"/>
-                <w:szCs w:val="18"/>
-                <w:lang w:val="ru-RU"/>
-              </w:rPr>
-              <w:t xml:space="preserve">2. Открыть корзину, нажать Esc</w:t>
-            </w:r>
-          </w:p>
-          <w:p>
-            <w:pPr>
-              <w:spacing w:line="240" w:lineRule="auto"/>
-              <w:ind w:firstLine="0"/>
-              <w:jc w:val="left"/>
-              <w:rPr>
-                <w:sz w:val="18"/>
-                <w:szCs w:val="18"/>
-              </w:rPr>
-            </w:pPr>
-            <w:r>
-              <w:rPr>
-                <w:sz w:val="18"/>
-                <w:szCs w:val="18"/>
-                <w:lang w:val="ru-RU"/>
-              </w:rPr>
-              <w:t xml:space="preserve">3. Открыть корзину, щёлкнуть вне окна</w:t>
-            </w:r>
-          </w:p>
-        </w:tc>
-        <w:tc>
-          <w:tcPr>
-            <w:tcW w:w="2300" w:type="dxa"/>
-          </w:tcPr>
-          <w:p>
-            <w:pPr>
-              <w:spacing w:line="240" w:lineRule="auto"/>
-              <w:ind w:firstLine="0"/>
-              <w:jc w:val="left"/>
-              <w:rPr>
-                <w:sz w:val="18"/>
-                <w:szCs w:val="18"/>
-              </w:rPr>
-            </w:pPr>
-            <w:r>
-              <w:rPr>
-                <w:sz w:val="18"/>
-                <w:szCs w:val="18"/>
-                <w:lang w:val="ru-RU"/>
-              </w:rPr>
-              <w:t xml:space="preserve">Окно закрывается всеми тремя способами</w:t>
-            </w:r>
-          </w:p>
-        </w:tc>
-        <w:tc>
-          <w:tcPr>
-            <w:tcW w:w="3000" w:type="dxa"/>
-          </w:tcPr>
-          <w:p>
-            <w:pPr>
-              <w:spacing w:line="240" w:lineRule="auto"/>
-              <w:ind w:firstLine="0"/>
-              <w:jc w:val="left"/>
-              <w:rPr>
-                <w:sz w:val="18"/>
-                <w:szCs w:val="18"/>
-              </w:rPr>
-            </w:pPr>
-            <w:r>
-              <w:rPr>
-                <w:sz w:val="18"/>
-                <w:szCs w:val="18"/>
-                <w:lang w:val="ru-RU"/>
-              </w:rPr>
-              <w:t xml:space="preserve">Окно закрывается кнопкой «×» (да), клавишей Esc (да) и щелчком вне окна (да)</w:t>
-            </w:r>
-          </w:p>
-        </w:tc>
-        <w:tc>
-          <w:tcPr>
-            <w:tcW w:w="888" w:type="dxa"/>
+              <w:t xml:space="preserve">TC-017</w:t>
+            </w:r>
+          </w:p>
+        </w:tc>
+        <w:tc>
+          <w:tcPr>
+            <w:tcW w:w="1250" w:type="dxa"/>
+          </w:tcPr>
+          <w:p>
+            <w:pPr>
+              <w:spacing w:line="240" w:lineRule="auto"/>
+              <w:ind w:firstLine="0"/>
+              <w:jc w:val="left"/>
+              <w:rPr>
+                <w:sz w:val="18"/>
+                <w:szCs w:val="18"/>
+              </w:rPr>
+            </w:pPr>
+            <w:r>
+              <w:rPr>
+                <w:sz w:val="18"/>
+                <w:szCs w:val="18"/>
+                <w:lang w:val="ru-RU"/>
+              </w:rPr>
+              <w:t xml:space="preserve">Цена книги в корзине совпадает с каталогом</w:t>
+            </w:r>
+          </w:p>
+        </w:tc>
+        <w:tc>
+          <w:tcPr>
+            <w:tcW w:w="1150" w:type="dxa"/>
+          </w:tcPr>
+          <w:p>
+            <w:pPr>
+              <w:spacing w:line="240" w:lineRule="auto"/>
+              <w:ind w:firstLine="0"/>
+              <w:jc w:val="left"/>
+              <w:rPr>
+                <w:sz w:val="18"/>
+                <w:szCs w:val="18"/>
+              </w:rPr>
+            </w:pPr>
+            <w:r>
+              <w:rPr>
+                <w:sz w:val="18"/>
+                <w:szCs w:val="18"/>
+                <w:lang w:val="ru-RU"/>
+              </w:rPr>
+              <w:t xml:space="preserve">В корзину добавлена книга «Убийство в Восточном экспрессе» (450 ₽)</w:t>
+            </w:r>
+          </w:p>
+        </w:tc>
+        <w:tc>
+          <w:tcPr>
+            <w:tcW w:w="2250" w:type="dxa"/>
+          </w:tcPr>
+          <w:p>
+            <w:pPr>
+              <w:spacing w:line="240" w:lineRule="auto"/>
+              <w:ind w:firstLine="0"/>
+              <w:jc w:val="left"/>
+              <w:rPr>
+                <w:sz w:val="18"/>
+                <w:szCs w:val="18"/>
+              </w:rPr>
+            </w:pPr>
+            <w:r>
+              <w:rPr>
+                <w:sz w:val="18"/>
+                <w:szCs w:val="18"/>
+                <w:lang w:val="ru-RU"/>
+              </w:rPr>
+              <w:t xml:space="preserve">1. Нажать на иконку корзины</w:t>
+            </w:r>
+          </w:p>
+          <w:p>
+            <w:pPr>
+              <w:spacing w:line="240" w:lineRule="auto"/>
+              <w:ind w:firstLine="0"/>
+              <w:jc w:val="left"/>
+              <w:rPr>
+                <w:sz w:val="18"/>
+                <w:szCs w:val="18"/>
+              </w:rPr>
+            </w:pPr>
+            <w:r>
+              <w:rPr>
+                <w:sz w:val="18"/>
+                <w:szCs w:val="18"/>
+                <w:lang w:val="ru-RU"/>
+              </w:rPr>
+              <w:t xml:space="preserve">2. Посмотреть цену книги</w:t>
+            </w:r>
+          </w:p>
+        </w:tc>
+        <w:tc>
+          <w:tcPr>
+            <w:tcW w:w="1400" w:type="dxa"/>
+          </w:tcPr>
+          <w:p>
+            <w:pPr>
+              <w:spacing w:line="240" w:lineRule="auto"/>
+              <w:ind w:firstLine="0"/>
+              <w:jc w:val="left"/>
+              <w:rPr>
+                <w:sz w:val="18"/>
+                <w:szCs w:val="18"/>
+              </w:rPr>
+            </w:pPr>
+            <w:r>
+              <w:rPr>
+                <w:sz w:val="18"/>
+                <w:szCs w:val="18"/>
+                <w:lang w:val="ru-RU"/>
+              </w:rPr>
+              <w:t xml:space="preserve">Цена книги – 450 ₽</w:t>
+            </w:r>
+          </w:p>
+        </w:tc>
+        <w:tc>
+          <w:tcPr>
+            <w:tcW w:w="1744" w:type="dxa"/>
+          </w:tcPr>
+          <w:p>
+            <w:pPr>
+              <w:spacing w:line="240" w:lineRule="auto"/>
+              <w:ind w:firstLine="0"/>
+              <w:jc w:val="left"/>
+              <w:rPr>
+                <w:sz w:val="18"/>
+                <w:szCs w:val="18"/>
+              </w:rPr>
+            </w:pPr>
+            <w:r>
+              <w:rPr>
+                <w:sz w:val="18"/>
+                <w:szCs w:val="18"/>
+                <w:lang w:val="ru-RU"/>
+              </w:rPr>
+              <w:t xml:space="preserve">Цена книги в корзине: «0 ₽» (в каталоге – 450 ₽)</w:t>
+            </w:r>
+          </w:p>
+        </w:tc>
+        <w:tc>
+          <w:tcPr>
+            <w:tcW w:w="800" w:type="dxa"/>
           </w:tcPr>
           <w:p>
             <w:pPr>
@@ -14052,7 +13260,7 @@
                 <w:szCs w:val="18"/>
                 <w:lang w:val="ru-RU"/>
               </w:rPr>
-              <w:t xml:space="preserve">Pass</w:t>
+              <w:t xml:space="preserve">Fail</w:t>
             </w:r>
           </w:p>
         </w:tc>
@@ -14064,7 +13272,7 @@
         </w:trPr>
         <w:tc>
           <w:tcPr>
-            <w:tcW w:w="900" w:type="dxa"/>
+            <w:tcW w:w="760" w:type="dxa"/>
           </w:tcPr>
           <w:p>
             <w:pPr>
@@ -14082,61 +13290,61 @@
                 <w:szCs w:val="18"/>
                 <w:lang w:val="ru-RU"/>
               </w:rPr>
-              <w:t xml:space="preserve">TC-022</w:t>
-            </w:r>
-          </w:p>
-        </w:tc>
-        <w:tc>
-          <w:tcPr>
-            <w:tcW w:w="1900" w:type="dxa"/>
-          </w:tcPr>
-          <w:p>
-            <w:pPr>
-              <w:spacing w:line="240" w:lineRule="auto"/>
-              <w:ind w:firstLine="0"/>
-              <w:jc w:val="left"/>
-              <w:rPr>
-                <w:sz w:val="18"/>
-                <w:szCs w:val="18"/>
-              </w:rPr>
-            </w:pPr>
-            <w:r>
-              <w:rPr>
-                <w:sz w:val="18"/>
-                <w:szCs w:val="18"/>
-                <w:lang w:val="ru-RU"/>
-              </w:rPr>
-              <w:t xml:space="preserve">Оформление заказа: форма заказа</w:t>
-            </w:r>
-          </w:p>
-        </w:tc>
-        <w:tc>
-          <w:tcPr>
-            <w:tcW w:w="1900" w:type="dxa"/>
-          </w:tcPr>
-          <w:p>
-            <w:pPr>
-              <w:spacing w:line="240" w:lineRule="auto"/>
-              <w:ind w:firstLine="0"/>
-              <w:jc w:val="left"/>
-              <w:rPr>
-                <w:sz w:val="18"/>
-                <w:szCs w:val="18"/>
-              </w:rPr>
-            </w:pPr>
-            <w:r>
-              <w:rPr>
-                <w:sz w:val="18"/>
-                <w:szCs w:val="18"/>
-                <w:lang w:val="ru-RU"/>
-              </w:rPr>
-              <w:t xml:space="preserve">В корзину добавлена книга</w:t>
-            </w:r>
-          </w:p>
-        </w:tc>
-        <w:tc>
-          <w:tcPr>
-            <w:tcW w:w="3400" w:type="dxa"/>
+              <w:t xml:space="preserve">TC-018</w:t>
+            </w:r>
+          </w:p>
+        </w:tc>
+        <w:tc>
+          <w:tcPr>
+            <w:tcW w:w="1250" w:type="dxa"/>
+          </w:tcPr>
+          <w:p>
+            <w:pPr>
+              <w:spacing w:line="240" w:lineRule="auto"/>
+              <w:ind w:firstLine="0"/>
+              <w:jc w:val="left"/>
+              <w:rPr>
+                <w:sz w:val="18"/>
+                <w:szCs w:val="18"/>
+              </w:rPr>
+            </w:pPr>
+            <w:r>
+              <w:rPr>
+                <w:sz w:val="18"/>
+                <w:szCs w:val="18"/>
+                <w:lang w:val="ru-RU"/>
+              </w:rPr>
+              <w:t xml:space="preserve">Итоговая стоимость в окне корзины</w:t>
+            </w:r>
+          </w:p>
+        </w:tc>
+        <w:tc>
+          <w:tcPr>
+            <w:tcW w:w="1150" w:type="dxa"/>
+          </w:tcPr>
+          <w:p>
+            <w:pPr>
+              <w:spacing w:line="240" w:lineRule="auto"/>
+              <w:ind w:firstLine="0"/>
+              <w:jc w:val="left"/>
+              <w:rPr>
+                <w:sz w:val="18"/>
+                <w:szCs w:val="18"/>
+              </w:rPr>
+            </w:pPr>
+            <w:r>
+              <w:rPr>
+                <w:sz w:val="18"/>
+                <w:szCs w:val="18"/>
+                <w:lang w:val="ru-RU"/>
+              </w:rPr>
+              <w:t xml:space="preserve">В корзину добавлены «Убийство в Восточном экспрессе» (450 ₽) и «1984» (390 ₽)</w:t>
+            </w:r>
+          </w:p>
+        </w:tc>
+        <w:tc>
+          <w:tcPr>
+            <w:tcW w:w="2250" w:type="dxa"/>
           </w:tcPr>
           <w:p>
             <w:pPr>
@@ -14173,61 +13381,61 @@
                 <w:szCs w:val="18"/>
                 <w:lang w:val="ru-RU"/>
               </w:rPr>
-              <w:t xml:space="preserve">2. Нажать «Оформить заказ»</w:t>
-            </w:r>
-          </w:p>
-        </w:tc>
-        <w:tc>
-          <w:tcPr>
-            <w:tcW w:w="2300" w:type="dxa"/>
-          </w:tcPr>
-          <w:p>
-            <w:pPr>
-              <w:spacing w:line="240" w:lineRule="auto"/>
-              <w:ind w:firstLine="0"/>
-              <w:jc w:val="left"/>
-              <w:rPr>
-                <w:sz w:val="18"/>
-                <w:szCs w:val="18"/>
-              </w:rPr>
-            </w:pPr>
-            <w:r>
-              <w:rPr>
-                <w:sz w:val="18"/>
-                <w:szCs w:val="18"/>
-                <w:lang w:val="ru-RU"/>
-              </w:rPr>
-              <w:t xml:space="preserve">Открывается форма заказа с полями ФИО, адрес, телефон</w:t>
-            </w:r>
-          </w:p>
-        </w:tc>
-        <w:tc>
-          <w:tcPr>
-            <w:tcW w:w="3000" w:type="dxa"/>
-          </w:tcPr>
-          <w:p>
-            <w:pPr>
-              <w:spacing w:line="240" w:lineRule="auto"/>
-              <w:ind w:firstLine="0"/>
-              <w:jc w:val="left"/>
-              <w:rPr>
-                <w:sz w:val="18"/>
-                <w:szCs w:val="18"/>
-              </w:rPr>
-            </w:pPr>
-            <w:r>
-              <w:rPr>
-                <w:sz w:val="18"/>
-                <w:szCs w:val="18"/>
-                <w:lang w:val="ru-RU"/>
-              </w:rPr>
-              <w:t xml:space="preserve">Форма заказа не открывается: модальное окно закрывается, появляется уведомление «Заказ оформлен! Спасибо за покупку!», полей ФИО, адрес, телефон нет</w:t>
-            </w:r>
-          </w:p>
-        </w:tc>
-        <w:tc>
-          <w:tcPr>
-            <w:tcW w:w="888" w:type="dxa"/>
+              <w:t xml:space="preserve">2. Посмотреть строку «Итого»</w:t>
+            </w:r>
+          </w:p>
+        </w:tc>
+        <w:tc>
+          <w:tcPr>
+            <w:tcW w:w="1400" w:type="dxa"/>
+          </w:tcPr>
+          <w:p>
+            <w:pPr>
+              <w:spacing w:line="240" w:lineRule="auto"/>
+              <w:ind w:firstLine="0"/>
+              <w:jc w:val="left"/>
+              <w:rPr>
+                <w:sz w:val="18"/>
+                <w:szCs w:val="18"/>
+              </w:rPr>
+            </w:pPr>
+            <w:r>
+              <w:rPr>
+                <w:sz w:val="18"/>
+                <w:szCs w:val="18"/>
+                <w:lang w:val="ru-RU"/>
+              </w:rPr>
+              <w:t xml:space="preserve">«Итого»: 840 ₽</w:t>
+            </w:r>
+          </w:p>
+        </w:tc>
+        <w:tc>
+          <w:tcPr>
+            <w:tcW w:w="1744" w:type="dxa"/>
+          </w:tcPr>
+          <w:p>
+            <w:pPr>
+              <w:spacing w:line="240" w:lineRule="auto"/>
+              <w:ind w:firstLine="0"/>
+              <w:jc w:val="left"/>
+              <w:rPr>
+                <w:sz w:val="18"/>
+                <w:szCs w:val="18"/>
+              </w:rPr>
+            </w:pPr>
+            <w:r>
+              <w:rPr>
+                <w:sz w:val="18"/>
+                <w:szCs w:val="18"/>
+                <w:lang w:val="ru-RU"/>
+              </w:rPr>
+              <w:t xml:space="preserve">В строке «Итого» отображается «0 ₽» при двух книгах за 450 ₽ и 390 ₽</w:t>
+            </w:r>
+          </w:p>
+        </w:tc>
+        <w:tc>
+          <w:tcPr>
+            <w:tcW w:w="800" w:type="dxa"/>
           </w:tcPr>
           <w:p>
             <w:pPr>
@@ -14257,7 +13465,7 @@
         </w:trPr>
         <w:tc>
           <w:tcPr>
-            <w:tcW w:w="900" w:type="dxa"/>
+            <w:tcW w:w="760" w:type="dxa"/>
           </w:tcPr>
           <w:p>
             <w:pPr>
@@ -14275,61 +13483,61 @@
                 <w:szCs w:val="18"/>
                 <w:lang w:val="ru-RU"/>
               </w:rPr>
-              <w:t xml:space="preserve">TC-023</w:t>
-            </w:r>
-          </w:p>
-        </w:tc>
-        <w:tc>
-          <w:tcPr>
-            <w:tcW w:w="1900" w:type="dxa"/>
-          </w:tcPr>
-          <w:p>
-            <w:pPr>
-              <w:spacing w:line="240" w:lineRule="auto"/>
-              <w:ind w:firstLine="0"/>
-              <w:jc w:val="left"/>
-              <w:rPr>
-                <w:sz w:val="18"/>
-                <w:szCs w:val="18"/>
-              </w:rPr>
-            </w:pPr>
-            <w:r>
-              <w:rPr>
-                <w:sz w:val="18"/>
-                <w:szCs w:val="18"/>
-                <w:lang w:val="ru-RU"/>
-              </w:rPr>
-              <w:t xml:space="preserve">Оформление заказа с пустой корзиной</w:t>
-            </w:r>
-          </w:p>
-        </w:tc>
-        <w:tc>
-          <w:tcPr>
-            <w:tcW w:w="1900" w:type="dxa"/>
-          </w:tcPr>
-          <w:p>
-            <w:pPr>
-              <w:spacing w:line="240" w:lineRule="auto"/>
-              <w:ind w:firstLine="0"/>
-              <w:jc w:val="left"/>
-              <w:rPr>
-                <w:sz w:val="18"/>
-                <w:szCs w:val="18"/>
-              </w:rPr>
-            </w:pPr>
-            <w:r>
-              <w:rPr>
-                <w:sz w:val="18"/>
-                <w:szCs w:val="18"/>
-                <w:lang w:val="ru-RU"/>
-              </w:rPr>
-              <w:t xml:space="preserve">Корзина пуста</w:t>
-            </w:r>
-          </w:p>
-        </w:tc>
-        <w:tc>
-          <w:tcPr>
-            <w:tcW w:w="3400" w:type="dxa"/>
+              <w:t xml:space="preserve">TC-019</w:t>
+            </w:r>
+          </w:p>
+        </w:tc>
+        <w:tc>
+          <w:tcPr>
+            <w:tcW w:w="1250" w:type="dxa"/>
+          </w:tcPr>
+          <w:p>
+            <w:pPr>
+              <w:spacing w:line="240" w:lineRule="auto"/>
+              <w:ind w:firstLine="0"/>
+              <w:jc w:val="left"/>
+              <w:rPr>
+                <w:sz w:val="18"/>
+                <w:szCs w:val="18"/>
+              </w:rPr>
+            </w:pPr>
+            <w:r>
+              <w:rPr>
+                <w:sz w:val="18"/>
+                <w:szCs w:val="18"/>
+                <w:lang w:val="ru-RU"/>
+              </w:rPr>
+              <w:t xml:space="preserve">Удаление выбранной книги из корзины</w:t>
+            </w:r>
+          </w:p>
+        </w:tc>
+        <w:tc>
+          <w:tcPr>
+            <w:tcW w:w="1150" w:type="dxa"/>
+          </w:tcPr>
+          <w:p>
+            <w:pPr>
+              <w:spacing w:line="240" w:lineRule="auto"/>
+              <w:ind w:firstLine="0"/>
+              <w:jc w:val="left"/>
+              <w:rPr>
+                <w:sz w:val="18"/>
+                <w:szCs w:val="18"/>
+              </w:rPr>
+            </w:pPr>
+            <w:r>
+              <w:rPr>
+                <w:sz w:val="18"/>
+                <w:szCs w:val="18"/>
+                <w:lang w:val="ru-RU"/>
+              </w:rPr>
+              <w:t xml:space="preserve">В корзину добавлены «Убийство в Восточном экспрессе», «1984», «Гордость и предубеждение»</w:t>
+            </w:r>
+          </w:p>
+        </w:tc>
+        <w:tc>
+          <w:tcPr>
+            <w:tcW w:w="2250" w:type="dxa"/>
           </w:tcPr>
           <w:p>
             <w:pPr>
@@ -14366,61 +13574,61 @@
                 <w:szCs w:val="18"/>
                 <w:lang w:val="ru-RU"/>
               </w:rPr>
-              <w:t xml:space="preserve">2. Нажать «Оформить заказ»</w:t>
-            </w:r>
-          </w:p>
-        </w:tc>
-        <w:tc>
-          <w:tcPr>
-            <w:tcW w:w="2300" w:type="dxa"/>
-          </w:tcPr>
-          <w:p>
-            <w:pPr>
-              <w:spacing w:line="240" w:lineRule="auto"/>
-              <w:ind w:firstLine="0"/>
-              <w:jc w:val="left"/>
-              <w:rPr>
-                <w:sz w:val="18"/>
-                <w:szCs w:val="18"/>
-              </w:rPr>
-            </w:pPr>
-            <w:r>
-              <w:rPr>
-                <w:sz w:val="18"/>
-                <w:szCs w:val="18"/>
-                <w:lang w:val="ru-RU"/>
-              </w:rPr>
-              <w:t xml:space="preserve">Выводится сообщение «Корзина пуста. Добавьте книги для оформления заказа»</w:t>
-            </w:r>
-          </w:p>
-        </w:tc>
-        <w:tc>
-          <w:tcPr>
-            <w:tcW w:w="3000" w:type="dxa"/>
-          </w:tcPr>
-          <w:p>
-            <w:pPr>
-              <w:spacing w:line="240" w:lineRule="auto"/>
-              <w:ind w:firstLine="0"/>
-              <w:jc w:val="left"/>
-              <w:rPr>
-                <w:sz w:val="18"/>
-                <w:szCs w:val="18"/>
-              </w:rPr>
-            </w:pPr>
-            <w:r>
-              <w:rPr>
-                <w:sz w:val="18"/>
-                <w:szCs w:val="18"/>
-                <w:lang w:val="ru-RU"/>
-              </w:rPr>
-              <w:t xml:space="preserve">Кнопка «Оформить заказ» неактивна, при нажатии ничего не происходит, сообщение «Корзина пуста. Добавьте книги для оформления заказа» не выводится</w:t>
-            </w:r>
-          </w:p>
-        </w:tc>
-        <w:tc>
-          <w:tcPr>
-            <w:tcW w:w="888" w:type="dxa"/>
+              <w:t xml:space="preserve">2. Нажать «✕» у «1984»</w:t>
+            </w:r>
+          </w:p>
+        </w:tc>
+        <w:tc>
+          <w:tcPr>
+            <w:tcW w:w="1400" w:type="dxa"/>
+          </w:tcPr>
+          <w:p>
+            <w:pPr>
+              <w:spacing w:line="240" w:lineRule="auto"/>
+              <w:ind w:firstLine="0"/>
+              <w:jc w:val="left"/>
+              <w:rPr>
+                <w:sz w:val="18"/>
+                <w:szCs w:val="18"/>
+              </w:rPr>
+            </w:pPr>
+            <w:r>
+              <w:rPr>
+                <w:sz w:val="18"/>
+                <w:szCs w:val="18"/>
+                <w:lang w:val="ru-RU"/>
+              </w:rPr>
+              <w:t xml:space="preserve">Удалена «1984»; остаются две другие книги</w:t>
+            </w:r>
+          </w:p>
+        </w:tc>
+        <w:tc>
+          <w:tcPr>
+            <w:tcW w:w="1744" w:type="dxa"/>
+          </w:tcPr>
+          <w:p>
+            <w:pPr>
+              <w:spacing w:line="240" w:lineRule="auto"/>
+              <w:ind w:firstLine="0"/>
+              <w:jc w:val="left"/>
+              <w:rPr>
+                <w:sz w:val="18"/>
+                <w:szCs w:val="18"/>
+              </w:rPr>
+            </w:pPr>
+            <w:r>
+              <w:rPr>
+                <w:sz w:val="18"/>
+                <w:szCs w:val="18"/>
+                <w:lang w:val="ru-RU"/>
+              </w:rPr>
+              <w:t xml:space="preserve">После нажатия «✕» у «1984» в корзине остались: ['Убийство в Восточном экспрессе', '1984']; удалена последняя добавленная книга, а не выбранная</w:t>
+            </w:r>
+          </w:p>
+        </w:tc>
+        <w:tc>
+          <w:tcPr>
+            <w:tcW w:w="800" w:type="dxa"/>
           </w:tcPr>
           <w:p>
             <w:pPr>
@@ -14450,7 +13658,7 @@
         </w:trPr>
         <w:tc>
           <w:tcPr>
-            <w:tcW w:w="900" w:type="dxa"/>
+            <w:tcW w:w="760" w:type="dxa"/>
           </w:tcPr>
           <w:p>
             <w:pPr>
@@ -14468,152 +13676,152 @@
                 <w:szCs w:val="18"/>
                 <w:lang w:val="ru-RU"/>
               </w:rPr>
-              <w:t xml:space="preserve">TC-024</w:t>
-            </w:r>
-          </w:p>
-        </w:tc>
-        <w:tc>
-          <w:tcPr>
-            <w:tcW w:w="1900" w:type="dxa"/>
-          </w:tcPr>
-          <w:p>
-            <w:pPr>
-              <w:spacing w:line="240" w:lineRule="auto"/>
-              <w:ind w:firstLine="0"/>
-              <w:jc w:val="left"/>
-              <w:rPr>
-                <w:sz w:val="18"/>
-                <w:szCs w:val="18"/>
-              </w:rPr>
-            </w:pPr>
-            <w:r>
-              <w:rPr>
-                <w:sz w:val="18"/>
-                <w:szCs w:val="18"/>
-                <w:lang w:val="ru-RU"/>
-              </w:rPr>
-              <w:t xml:space="preserve">Отображение на узком экране (375 px)</w:t>
-            </w:r>
-          </w:p>
-        </w:tc>
-        <w:tc>
-          <w:tcPr>
-            <w:tcW w:w="1900" w:type="dxa"/>
-          </w:tcPr>
-          <w:p>
-            <w:pPr>
-              <w:spacing w:line="240" w:lineRule="auto"/>
-              <w:ind w:firstLine="0"/>
-              <w:jc w:val="left"/>
-              <w:rPr>
-                <w:sz w:val="18"/>
-                <w:szCs w:val="18"/>
-              </w:rPr>
-            </w:pPr>
-            <w:r>
-              <w:rPr>
-                <w:sz w:val="18"/>
-                <w:szCs w:val="18"/>
-                <w:lang w:val="ru-RU"/>
-              </w:rPr>
-              <w:t xml:space="preserve">Ширина окна браузера 375 px</w:t>
-            </w:r>
-          </w:p>
-        </w:tc>
-        <w:tc>
-          <w:tcPr>
-            <w:tcW w:w="3400" w:type="dxa"/>
-          </w:tcPr>
-          <w:p>
-            <w:pPr>
-              <w:spacing w:line="240" w:lineRule="auto"/>
-              <w:ind w:firstLine="0"/>
-              <w:jc w:val="left"/>
-              <w:rPr>
-                <w:sz w:val="18"/>
-                <w:szCs w:val="18"/>
-              </w:rPr>
-            </w:pPr>
-            <w:r>
-              <w:rPr>
-                <w:sz w:val="18"/>
-                <w:szCs w:val="18"/>
-                <w:lang w:val="ru-RU"/>
-              </w:rPr>
-              <w:t xml:space="preserve">1. Открыть приложение</w:t>
-            </w:r>
-          </w:p>
-          <w:p>
-            <w:pPr>
-              <w:spacing w:line="240" w:lineRule="auto"/>
-              <w:ind w:firstLine="0"/>
-              <w:jc w:val="left"/>
-              <w:rPr>
-                <w:sz w:val="18"/>
-                <w:szCs w:val="18"/>
-              </w:rPr>
-            </w:pPr>
-            <w:r>
-              <w:rPr>
-                <w:sz w:val="18"/>
-                <w:szCs w:val="18"/>
-                <w:lang w:val="ru-RU"/>
-              </w:rPr>
-              <w:t xml:space="preserve">2. Прокрутить страницу</w:t>
-            </w:r>
-          </w:p>
-        </w:tc>
-        <w:tc>
-          <w:tcPr>
-            <w:tcW w:w="2300" w:type="dxa"/>
-          </w:tcPr>
-          <w:p>
-            <w:pPr>
-              <w:spacing w:line="240" w:lineRule="auto"/>
-              <w:ind w:firstLine="0"/>
-              <w:jc w:val="left"/>
-              <w:rPr>
-                <w:sz w:val="18"/>
-                <w:szCs w:val="18"/>
-              </w:rPr>
-            </w:pPr>
-            <w:r>
-              <w:rPr>
-                <w:sz w:val="18"/>
-                <w:szCs w:val="18"/>
-                <w:lang w:val="ru-RU"/>
-              </w:rPr>
-              <w:t xml:space="preserve">Горизонтальной прокрутки нет, поиск, фильтры и корзина доступны</w:t>
-            </w:r>
-          </w:p>
-        </w:tc>
-        <w:tc>
-          <w:tcPr>
-            <w:tcW w:w="3000" w:type="dxa"/>
-          </w:tcPr>
-          <w:p>
-            <w:pPr>
-              <w:spacing w:line="240" w:lineRule="auto"/>
-              <w:ind w:firstLine="0"/>
-              <w:jc w:val="left"/>
-              <w:rPr>
-                <w:sz w:val="18"/>
-                <w:szCs w:val="18"/>
-              </w:rPr>
-            </w:pPr>
-            <w:r>
-              <w:rPr>
-                <w:sz w:val="18"/>
-                <w:szCs w:val="18"/>
-                <w:lang w:val="ru-RU"/>
-              </w:rPr>
-              <w:t xml:space="preserve">При ширине окна 375 px горизонтальной прокрутки нет (ширина страницы 375 px), поле поиска, фильтры и корзина доступны</w:t>
-            </w:r>
-          </w:p>
-        </w:tc>
-        <w:tc>
-          <w:tcPr>
-            <w:tcW w:w="888" w:type="dxa"/>
+              <w:t xml:space="preserve">TC-020</w:t>
+            </w:r>
+          </w:p>
+        </w:tc>
+        <w:tc>
+          <w:tcPr>
+            <w:tcW w:w="1250" w:type="dxa"/>
+          </w:tcPr>
+          <w:p>
+            <w:pPr>
+              <w:spacing w:line="240" w:lineRule="auto"/>
+              <w:ind w:firstLine="0"/>
+              <w:jc w:val="left"/>
+              <w:rPr>
+                <w:sz w:val="18"/>
+                <w:szCs w:val="18"/>
+              </w:rPr>
+            </w:pPr>
+            <w:r>
+              <w:rPr>
+                <w:sz w:val="18"/>
+                <w:szCs w:val="18"/>
+                <w:lang w:val="ru-RU"/>
+              </w:rPr>
+              <w:t xml:space="preserve">Очистка корзины</w:t>
+            </w:r>
+          </w:p>
+        </w:tc>
+        <w:tc>
+          <w:tcPr>
+            <w:tcW w:w="1150" w:type="dxa"/>
+          </w:tcPr>
+          <w:p>
+            <w:pPr>
+              <w:spacing w:line="240" w:lineRule="auto"/>
+              <w:ind w:firstLine="0"/>
+              <w:jc w:val="left"/>
+              <w:rPr>
+                <w:sz w:val="18"/>
+                <w:szCs w:val="18"/>
+              </w:rPr>
+            </w:pPr>
+            <w:r>
+              <w:rPr>
+                <w:sz w:val="18"/>
+                <w:szCs w:val="18"/>
+                <w:lang w:val="ru-RU"/>
+              </w:rPr>
+              <w:t xml:space="preserve">В корзину добавлены две книги</w:t>
+            </w:r>
+          </w:p>
+        </w:tc>
+        <w:tc>
+          <w:tcPr>
+            <w:tcW w:w="2250" w:type="dxa"/>
+          </w:tcPr>
+          <w:p>
+            <w:pPr>
+              <w:spacing w:line="240" w:lineRule="auto"/>
+              <w:ind w:firstLine="0"/>
+              <w:jc w:val="left"/>
+              <w:rPr>
+                <w:sz w:val="18"/>
+                <w:szCs w:val="18"/>
+              </w:rPr>
+            </w:pPr>
+            <w:r>
+              <w:rPr>
+                <w:sz w:val="18"/>
+                <w:szCs w:val="18"/>
+                <w:lang w:val="ru-RU"/>
+              </w:rPr>
+              <w:t xml:space="preserve">1. Нажать на иконку корзины</w:t>
+            </w:r>
+          </w:p>
+          <w:p>
+            <w:pPr>
+              <w:spacing w:line="240" w:lineRule="auto"/>
+              <w:ind w:firstLine="0"/>
+              <w:jc w:val="left"/>
+              <w:rPr>
+                <w:sz w:val="18"/>
+                <w:szCs w:val="18"/>
+              </w:rPr>
+            </w:pPr>
+            <w:r>
+              <w:rPr>
+                <w:sz w:val="18"/>
+                <w:szCs w:val="18"/>
+                <w:lang w:val="ru-RU"/>
+              </w:rPr>
+              <w:t xml:space="preserve">2. Нажать «Очистить»</w:t>
+            </w:r>
+          </w:p>
+        </w:tc>
+        <w:tc>
+          <w:tcPr>
+            <w:tcW w:w="1400" w:type="dxa"/>
+          </w:tcPr>
+          <w:p>
+            <w:pPr>
+              <w:spacing w:line="240" w:lineRule="auto"/>
+              <w:ind w:firstLine="0"/>
+              <w:jc w:val="left"/>
+              <w:rPr>
+                <w:sz w:val="18"/>
+                <w:szCs w:val="18"/>
+              </w:rPr>
+            </w:pPr>
+            <w:r>
+              <w:rPr>
+                <w:sz w:val="18"/>
+                <w:szCs w:val="18"/>
+                <w:lang w:val="ru-RU"/>
+              </w:rPr>
+              <w:t xml:space="preserve">Корзина очищена, отображается «Корзина пуста»</w:t>
+            </w:r>
+          </w:p>
+        </w:tc>
+        <w:tc>
+          <w:tcPr>
+            <w:tcW w:w="1744" w:type="dxa"/>
+          </w:tcPr>
+          <w:p>
+            <w:pPr>
+              <w:spacing w:line="240" w:lineRule="auto"/>
+              <w:ind w:firstLine="0"/>
+              <w:jc w:val="left"/>
+              <w:rPr>
+                <w:sz w:val="18"/>
+                <w:szCs w:val="18"/>
+              </w:rPr>
+            </w:pPr>
+            <w:r>
+              <w:rPr>
+                <w:sz w:val="18"/>
+                <w:szCs w:val="18"/>
+                <w:lang w:val="ru-RU"/>
+              </w:rPr>
+              <w:t xml:space="preserve">После нажатия «Очистить» в корзине по-прежнему 2 книги: ['Убийство в Восточном экспрессе', '1984']</w:t>
+            </w:r>
+          </w:p>
+        </w:tc>
+        <w:tc>
+          <w:tcPr>
+            <w:tcW w:w="800" w:type="dxa"/>
           </w:tcPr>
           <w:p>
             <w:pPr>
@@ -14631,7 +13839,412 @@
                 <w:szCs w:val="18"/>
                 <w:lang w:val="ru-RU"/>
               </w:rPr>
+              <w:t xml:space="preserve">Fail</w:t>
+            </w:r>
+          </w:p>
+        </w:tc>
+      </w:tr>
+      <w:tr>
+        <w:trPr>
+          <w:cantSplit/>
+          <w:jc w:val="center"/>
+        </w:trPr>
+        <w:tc>
+          <w:tcPr>
+            <w:tcW w:w="760" w:type="dxa"/>
+          </w:tcPr>
+          <w:p>
+            <w:pPr>
+              <w:spacing w:line="240" w:lineRule="auto"/>
+              <w:ind w:firstLine="0"/>
+              <w:jc w:val="center"/>
+              <w:rPr>
+                <w:sz w:val="18"/>
+                <w:szCs w:val="18"/>
+              </w:rPr>
+            </w:pPr>
+            <w:r>
+              <w:rPr>
+                <w:sz w:val="18"/>
+                <w:szCs w:val="18"/>
+                <w:lang w:val="ru-RU"/>
+              </w:rPr>
+              <w:t xml:space="preserve">TC-021</w:t>
+            </w:r>
+          </w:p>
+        </w:tc>
+        <w:tc>
+          <w:tcPr>
+            <w:tcW w:w="1250" w:type="dxa"/>
+          </w:tcPr>
+          <w:p>
+            <w:pPr>
+              <w:spacing w:line="240" w:lineRule="auto"/>
+              <w:ind w:firstLine="0"/>
+              <w:jc w:val="left"/>
+              <w:rPr>
+                <w:sz w:val="18"/>
+                <w:szCs w:val="18"/>
+              </w:rPr>
+            </w:pPr>
+            <w:r>
+              <w:rPr>
+                <w:sz w:val="18"/>
+                <w:szCs w:val="18"/>
+                <w:lang w:val="ru-RU"/>
+              </w:rPr>
+              <w:t xml:space="preserve">Закрытие окна корзины</w:t>
+            </w:r>
+          </w:p>
+        </w:tc>
+        <w:tc>
+          <w:tcPr>
+            <w:tcW w:w="1150" w:type="dxa"/>
+          </w:tcPr>
+          <w:p>
+            <w:pPr>
+              <w:spacing w:line="240" w:lineRule="auto"/>
+              <w:ind w:firstLine="0"/>
+              <w:jc w:val="left"/>
+              <w:rPr>
+                <w:sz w:val="18"/>
+                <w:szCs w:val="18"/>
+              </w:rPr>
+            </w:pPr>
+            <w:r>
+              <w:rPr>
+                <w:sz w:val="18"/>
+                <w:szCs w:val="18"/>
+                <w:lang w:val="ru-RU"/>
+              </w:rPr>
+              <w:t xml:space="preserve">В корзину добавлена книга</w:t>
+            </w:r>
+          </w:p>
+        </w:tc>
+        <w:tc>
+          <w:tcPr>
+            <w:tcW w:w="2250" w:type="dxa"/>
+          </w:tcPr>
+          <w:p>
+            <w:pPr>
+              <w:spacing w:line="240" w:lineRule="auto"/>
+              <w:ind w:firstLine="0"/>
+              <w:jc w:val="left"/>
+              <w:rPr>
+                <w:sz w:val="18"/>
+                <w:szCs w:val="18"/>
+              </w:rPr>
+            </w:pPr>
+            <w:r>
+              <w:rPr>
+                <w:sz w:val="18"/>
+                <w:szCs w:val="18"/>
+                <w:lang w:val="ru-RU"/>
+              </w:rPr>
+              <w:t xml:space="preserve">1. Открыть корзину, нажать «×»</w:t>
+            </w:r>
+          </w:p>
+          <w:p>
+            <w:pPr>
+              <w:spacing w:line="240" w:lineRule="auto"/>
+              <w:ind w:firstLine="0"/>
+              <w:jc w:val="left"/>
+              <w:rPr>
+                <w:sz w:val="18"/>
+                <w:szCs w:val="18"/>
+              </w:rPr>
+            </w:pPr>
+            <w:r>
+              <w:rPr>
+                <w:sz w:val="18"/>
+                <w:szCs w:val="18"/>
+                <w:lang w:val="ru-RU"/>
+              </w:rPr>
+              <w:t xml:space="preserve">2. Открыть корзину, нажать Esc</w:t>
+            </w:r>
+          </w:p>
+          <w:p>
+            <w:pPr>
+              <w:spacing w:line="240" w:lineRule="auto"/>
+              <w:ind w:firstLine="0"/>
+              <w:jc w:val="left"/>
+              <w:rPr>
+                <w:sz w:val="18"/>
+                <w:szCs w:val="18"/>
+              </w:rPr>
+            </w:pPr>
+            <w:r>
+              <w:rPr>
+                <w:sz w:val="18"/>
+                <w:szCs w:val="18"/>
+                <w:lang w:val="ru-RU"/>
+              </w:rPr>
+              <w:t xml:space="preserve">3. Открыть корзину, щёлкнуть вне окна</w:t>
+            </w:r>
+          </w:p>
+        </w:tc>
+        <w:tc>
+          <w:tcPr>
+            <w:tcW w:w="1400" w:type="dxa"/>
+          </w:tcPr>
+          <w:p>
+            <w:pPr>
+              <w:spacing w:line="240" w:lineRule="auto"/>
+              <w:ind w:firstLine="0"/>
+              <w:jc w:val="left"/>
+              <w:rPr>
+                <w:sz w:val="18"/>
+                <w:szCs w:val="18"/>
+              </w:rPr>
+            </w:pPr>
+            <w:r>
+              <w:rPr>
+                <w:sz w:val="18"/>
+                <w:szCs w:val="18"/>
+                <w:lang w:val="ru-RU"/>
+              </w:rPr>
+              <w:t xml:space="preserve">Окно закрывается всеми тремя способами</w:t>
+            </w:r>
+          </w:p>
+        </w:tc>
+        <w:tc>
+          <w:tcPr>
+            <w:tcW w:w="1744" w:type="dxa"/>
+          </w:tcPr>
+          <w:p>
+            <w:pPr>
+              <w:spacing w:line="240" w:lineRule="auto"/>
+              <w:ind w:firstLine="0"/>
+              <w:jc w:val="left"/>
+              <w:rPr>
+                <w:sz w:val="18"/>
+                <w:szCs w:val="18"/>
+              </w:rPr>
+            </w:pPr>
+            <w:r>
+              <w:rPr>
+                <w:sz w:val="18"/>
+                <w:szCs w:val="18"/>
+                <w:lang w:val="ru-RU"/>
+              </w:rPr>
+              <w:t xml:space="preserve">Окно закрывается кнопкой «×» (да), клавишей Esc (да) и щелчком вне окна (да)</w:t>
+            </w:r>
+          </w:p>
+        </w:tc>
+        <w:tc>
+          <w:tcPr>
+            <w:tcW w:w="800" w:type="dxa"/>
+          </w:tcPr>
+          <w:p>
+            <w:pPr>
+              <w:spacing w:line="240" w:lineRule="auto"/>
+              <w:ind w:firstLine="0"/>
+              <w:jc w:val="center"/>
+              <w:rPr>
+                <w:sz w:val="18"/>
+                <w:szCs w:val="18"/>
+              </w:rPr>
+            </w:pPr>
+            <w:r>
+              <w:rPr>
+                <w:sz w:val="18"/>
+                <w:szCs w:val="18"/>
+                <w:lang w:val="ru-RU"/>
+              </w:rPr>
               <w:t xml:space="preserve">Pass</w:t>
+            </w:r>
+          </w:p>
+        </w:tc>
+      </w:tr>
+      <w:tr>
+        <w:trPr>
+          <w:cantSplit/>
+          <w:jc w:val="center"/>
+        </w:trPr>
+        <w:tc>
+          <w:tcPr>
+            <w:tcW w:w="760" w:type="dxa"/>
+          </w:tcPr>
+          <w:p>
+            <w:pPr>
+              <w:spacing w:line="240" w:lineRule="auto"/>
+              <w:ind w:firstLine="0"/>
+              <w:jc w:val="center"/>
+              <w:rPr>
+                <w:sz w:val="18"/>
+                <w:szCs w:val="18"/>
+              </w:rPr>
+            </w:pPr>
+            <w:r>
+              <w:rPr>
+                <w:sz w:val="18"/>
+                <w:szCs w:val="18"/>
+                <w:lang w:val="ru-RU"/>
+              </w:rPr>
+              <w:t xml:space="preserve">TC-022</w:t>
+            </w:r>
+          </w:p>
+        </w:tc>
+        <w:tc>
+          <w:tcPr>
+            <w:tcW w:w="1250" w:type="dxa"/>
+          </w:tcPr>
+          <w:p>
+            <w:pPr>
+              <w:spacing w:line="240" w:lineRule="auto"/>
+              <w:ind w:firstLine="0"/>
+              <w:jc w:val="left"/>
+              <w:rPr>
+                <w:sz w:val="18"/>
+                <w:szCs w:val="18"/>
+              </w:rPr>
+            </w:pPr>
+            <w:r>
+              <w:rPr>
+                <w:sz w:val="18"/>
+                <w:szCs w:val="18"/>
+                <w:lang w:val="ru-RU"/>
+              </w:rPr>
+              <w:t xml:space="preserve">Оформление заказа: форма заказа</w:t>
+            </w:r>
+          </w:p>
+        </w:tc>
+        <w:tc>
+          <w:tcPr>
+            <w:tcW w:w="1150" w:type="dxa"/>
+          </w:tcPr>
+          <w:p>
+            <w:pPr>
+              <w:spacing w:line="240" w:lineRule="auto"/>
+              <w:ind w:firstLine="0"/>
+              <w:jc w:val="left"/>
+              <w:rPr>
+                <w:sz w:val="18"/>
+                <w:szCs w:val="18"/>
+              </w:rPr>
+            </w:pPr>
+            <w:r>
+              <w:rPr>
+                <w:sz w:val="18"/>
+                <w:szCs w:val="18"/>
+                <w:lang w:val="ru-RU"/>
+              </w:rPr>
+              <w:t xml:space="preserve">В корзину добавлена книга</w:t>
+            </w:r>
+          </w:p>
+        </w:tc>
+        <w:tc>
+          <w:tcPr>
+            <w:tcW w:w="2250" w:type="dxa"/>
+          </w:tcPr>
+          <w:p>
+            <w:pPr>
+              <w:spacing w:line="240" w:lineRule="auto"/>
+              <w:ind w:firstLine="0"/>
+              <w:jc w:val="left"/>
+              <w:rPr>
+                <w:sz w:val="18"/>
+                <w:szCs w:val="18"/>
+              </w:rPr>
+            </w:pPr>
+            <w:r>
+              <w:rPr>
+                <w:sz w:val="18"/>
+                <w:szCs w:val="18"/>
+                <w:lang w:val="ru-RU"/>
+              </w:rPr>
+              <w:t xml:space="preserve">1. Нажать на иконку корзины</w:t>
+            </w:r>
+          </w:p>
+          <w:p>
+            <w:pPr>
+              <w:spacing w:line="240" w:lineRule="auto"/>
+              <w:ind w:firstLine="0"/>
+              <w:jc w:val="left"/>
+              <w:rPr>
+                <w:sz w:val="18"/>
+                <w:szCs w:val="18"/>
+              </w:rPr>
+            </w:pPr>
+            <w:r>
+              <w:rPr>
+                <w:sz w:val="18"/>
+                <w:szCs w:val="18"/>
+                <w:lang w:val="ru-RU"/>
+              </w:rPr>
+              <w:t xml:space="preserve">2. Нажать «Оформить заказ»</w:t>
+            </w:r>
+          </w:p>
+        </w:tc>
+        <w:tc>
+          <w:tcPr>
+            <w:tcW w:w="1400" w:type="dxa"/>
+          </w:tcPr>
+          <w:p>
+            <w:pPr>
+              <w:spacing w:line="240" w:lineRule="auto"/>
+              <w:ind w:firstLine="0"/>
+              <w:jc w:val="left"/>
+              <w:rPr>
+                <w:sz w:val="18"/>
+                <w:szCs w:val="18"/>
+              </w:rPr>
+            </w:pPr>
+            <w:r>
+              <w:rPr>
+                <w:sz w:val="18"/>
+                <w:szCs w:val="18"/>
+                <w:lang w:val="ru-RU"/>
+              </w:rPr>
+              <w:t xml:space="preserve">Открывается форма заказа с полями ФИО, адрес, телефон</w:t>
+            </w:r>
+          </w:p>
+        </w:tc>
+        <w:tc>
+          <w:tcPr>
+            <w:tcW w:w="1744" w:type="dxa"/>
+          </w:tcPr>
+          <w:p>
+            <w:pPr>
+              <w:spacing w:line="240" w:lineRule="auto"/>
+              <w:ind w:firstLine="0"/>
+              <w:jc w:val="left"/>
+              <w:rPr>
+                <w:sz w:val="18"/>
+                <w:szCs w:val="18"/>
+              </w:rPr>
+            </w:pPr>
+            <w:r>
+              <w:rPr>
+                <w:sz w:val="18"/>
+                <w:szCs w:val="18"/>
+                <w:lang w:val="ru-RU"/>
+              </w:rPr>
+              <w:t xml:space="preserve">Форма заказа не открывается: модальное окно закрывается, появляется уведомление «Заказ оформлен! Спасибо за покупку!», полей ФИО, адрес, телефон нет</w:t>
+            </w:r>
+          </w:p>
+        </w:tc>
+        <w:tc>
+          <w:tcPr>
+            <w:tcW w:w="800" w:type="dxa"/>
+          </w:tcPr>
+          <w:p>
+            <w:pPr>
+              <w:spacing w:line="240" w:lineRule="auto"/>
+              <w:ind w:firstLine="0"/>
+              <w:jc w:val="center"/>
+              <w:rPr>
+                <w:sz w:val="18"/>
+                <w:szCs w:val="18"/>
+              </w:rPr>
+            </w:pPr>
+            <w:r>
+              <w:rPr>
+                <w:sz w:val="18"/>
+                <w:szCs w:val="18"/>
+                <w:lang w:val="ru-RU"/>
+              </w:rPr>
+              <w:t xml:space="preserve">Fail</w:t>
             </w:r>
           </w:p>
         </w:tc>
@@ -14639,16 +14252,601 @@
     </w:tbl>
     <w:p>
       <w:pPr>
-        <w:spacing w:after="0" w:line="20" w:lineRule="exact"/>
-        <w:sectPr>
-          <w:footerReference w:type="default" r:id="rId19"/>
-          <w:pgSz w:w="16838" w:h="11906" w:orient="landscape"/>
-          <w:pgMar w:top="1134" w:right="850" w:bottom="1134" w:left="1701" w:header="709" w:footer="709" w:gutter="0"/>
-          <w:cols w:space="720"/>
-          <w:docGrid w:linePitch="360"/>
-        </w:sectPr>
+        <w:keepNext/>
+        <w:pageBreakBefore/>
+        <w:ind w:firstLine="0"/>
+        <w:jc w:val="left"/>
       </w:pPr>
+      <w:r>
+        <w:rPr>
+          <w:lang w:val="ru-RU"/>
+        </w:rPr>
+        <w:t xml:space="preserve">Продолжение таблицы 7</w:t>
+      </w:r>
     </w:p>
+    <w:tbl>
+      <w:tblPr>
+        <w:tblStyle w:val="aff0"/>
+        <w:tblW w:w="0" w:type="auto"/>
+        <w:jc w:val="center"/>
+        <w:tblLayout w:type="fixed"/>
+        <w:tblCellMar>
+          <w:left w:w="57" w:type="dxa"/>
+          <w:right w:w="57" w:type="dxa"/>
+        </w:tblCellMar>
+        <w:tblLook w:val="04A0" w:firstRow="1" w:lastRow="0" w:firstColumn="1" w:lastColumn="0" w:noHBand="0" w:noVBand="1"/>
+      </w:tblPr>
+      <w:tblGrid>
+        <w:gridCol w:w="760"/>
+        <w:gridCol w:w="1250"/>
+        <w:gridCol w:w="1150"/>
+        <w:gridCol w:w="2250"/>
+        <w:gridCol w:w="1400"/>
+        <w:gridCol w:w="1744"/>
+        <w:gridCol w:w="800"/>
+      </w:tblGrid>
+      <w:tr>
+        <w:trPr>
+          <w:cantSplit/>
+          <w:tblHeader/>
+          <w:jc w:val="center"/>
+        </w:trPr>
+        <w:tc>
+          <w:tcPr>
+            <w:tcW w:w="760" w:type="dxa"/>
+          </w:tcPr>
+          <w:p>
+            <w:pPr>
+              <w:spacing w:line="240" w:lineRule="auto"/>
+              <w:ind w:firstLine="0"/>
+              <w:jc w:val="center"/>
+              <w:rPr>
+                <w:sz w:val="18"/>
+                <w:szCs w:val="18"/>
+              </w:rPr>
+            </w:pPr>
+            <w:r>
+              <w:rPr>
+                <w:sz w:val="18"/>
+                <w:szCs w:val="18"/>
+                <w:lang w:val="ru-RU"/>
+              </w:rPr>
+              <w:t xml:space="preserve">ID</w:t>
+            </w:r>
+          </w:p>
+        </w:tc>
+        <w:tc>
+          <w:tcPr>
+            <w:tcW w:w="1250" w:type="dxa"/>
+          </w:tcPr>
+          <w:p>
+            <w:pPr>
+              <w:spacing w:line="240" w:lineRule="auto"/>
+              <w:ind w:firstLine="0"/>
+              <w:jc w:val="center"/>
+              <w:rPr>
+                <w:sz w:val="18"/>
+                <w:szCs w:val="18"/>
+              </w:rPr>
+            </w:pPr>
+            <w:r>
+              <w:rPr>
+                <w:sz w:val="18"/>
+                <w:szCs w:val="18"/>
+                <w:lang w:val="ru-RU"/>
+              </w:rPr>
+              <w:t xml:space="preserve">Название</w:t>
+            </w:r>
+          </w:p>
+        </w:tc>
+        <w:tc>
+          <w:tcPr>
+            <w:tcW w:w="1150" w:type="dxa"/>
+          </w:tcPr>
+          <w:p>
+            <w:pPr>
+              <w:spacing w:line="240" w:lineRule="auto"/>
+              <w:ind w:firstLine="0"/>
+              <w:jc w:val="center"/>
+              <w:rPr>
+                <w:sz w:val="18"/>
+                <w:szCs w:val="18"/>
+              </w:rPr>
+            </w:pPr>
+            <w:r>
+              <w:rPr>
+                <w:sz w:val="18"/>
+                <w:szCs w:val="18"/>
+                <w:lang w:val="ru-RU"/>
+              </w:rPr>
+              <w:t xml:space="preserve">Предусловия</w:t>
+            </w:r>
+          </w:p>
+        </w:tc>
+        <w:tc>
+          <w:tcPr>
+            <w:tcW w:w="2250" w:type="dxa"/>
+          </w:tcPr>
+          <w:p>
+            <w:pPr>
+              <w:spacing w:line="240" w:lineRule="auto"/>
+              <w:ind w:firstLine="0"/>
+              <w:jc w:val="center"/>
+              <w:rPr>
+                <w:sz w:val="18"/>
+                <w:szCs w:val="18"/>
+              </w:rPr>
+            </w:pPr>
+            <w:r>
+              <w:rPr>
+                <w:sz w:val="18"/>
+                <w:szCs w:val="18"/>
+                <w:lang w:val="ru-RU"/>
+              </w:rPr>
+              <w:t xml:space="preserve">Шаги</w:t>
+            </w:r>
+          </w:p>
+        </w:tc>
+        <w:tc>
+          <w:tcPr>
+            <w:tcW w:w="1400" w:type="dxa"/>
+          </w:tcPr>
+          <w:p>
+            <w:pPr>
+              <w:spacing w:line="240" w:lineRule="auto"/>
+              <w:ind w:firstLine="0"/>
+              <w:jc w:val="center"/>
+              <w:rPr>
+                <w:sz w:val="18"/>
+                <w:szCs w:val="18"/>
+              </w:rPr>
+            </w:pPr>
+            <w:r>
+              <w:rPr>
+                <w:sz w:val="18"/>
+                <w:szCs w:val="18"/>
+                <w:lang w:val="ru-RU"/>
+              </w:rPr>
+              <w:t xml:space="preserve">Ожидаемый результат</w:t>
+            </w:r>
+          </w:p>
+        </w:tc>
+        <w:tc>
+          <w:tcPr>
+            <w:tcW w:w="1744" w:type="dxa"/>
+          </w:tcPr>
+          <w:p>
+            <w:pPr>
+              <w:spacing w:line="240" w:lineRule="auto"/>
+              <w:ind w:firstLine="0"/>
+              <w:jc w:val="center"/>
+              <w:rPr>
+                <w:sz w:val="18"/>
+                <w:szCs w:val="18"/>
+              </w:rPr>
+            </w:pPr>
+            <w:r>
+              <w:rPr>
+                <w:sz w:val="18"/>
+                <w:szCs w:val="18"/>
+                <w:lang w:val="ru-RU"/>
+              </w:rPr>
+              <w:t xml:space="preserve">Фактический результат</w:t>
+            </w:r>
+          </w:p>
+        </w:tc>
+        <w:tc>
+          <w:tcPr>
+            <w:tcW w:w="800" w:type="dxa"/>
+          </w:tcPr>
+          <w:p>
+            <w:pPr>
+              <w:spacing w:line="240" w:lineRule="auto"/>
+              <w:ind w:firstLine="0"/>
+              <w:jc w:val="center"/>
+              <w:rPr>
+                <w:sz w:val="18"/>
+                <w:szCs w:val="18"/>
+              </w:rPr>
+            </w:pPr>
+            <w:r>
+              <w:rPr>
+                <w:sz w:val="18"/>
+                <w:szCs w:val="18"/>
+                <w:lang w:val="ru-RU"/>
+              </w:rPr>
+              <w:t xml:space="preserve">Статус</w:t>
+            </w:r>
+          </w:p>
+        </w:tc>
+      </w:tr>
+      <w:tr>
+        <w:trPr>
+          <w:cantSplit/>
+          <w:jc w:val="center"/>
+        </w:trPr>
+        <w:tc>
+          <w:tcPr>
+            <w:tcW w:w="760" w:type="dxa"/>
+          </w:tcPr>
+          <w:p>
+            <w:pPr>
+              <w:spacing w:line="240" w:lineRule="auto"/>
+              <w:ind w:firstLine="0"/>
+              <w:jc w:val="center"/>
+              <w:rPr>
+                <w:sz w:val="18"/>
+                <w:szCs w:val="18"/>
+              </w:rPr>
+            </w:pPr>
+            <w:r>
+              <w:rPr>
+                <w:sz w:val="18"/>
+                <w:szCs w:val="18"/>
+                <w:lang w:val="ru-RU"/>
+              </w:rPr>
+              <w:t xml:space="preserve">TC-023</w:t>
+            </w:r>
+          </w:p>
+        </w:tc>
+        <w:tc>
+          <w:tcPr>
+            <w:tcW w:w="1250" w:type="dxa"/>
+          </w:tcPr>
+          <w:p>
+            <w:pPr>
+              <w:spacing w:line="240" w:lineRule="auto"/>
+              <w:ind w:firstLine="0"/>
+              <w:jc w:val="left"/>
+              <w:rPr>
+                <w:sz w:val="18"/>
+                <w:szCs w:val="18"/>
+              </w:rPr>
+            </w:pPr>
+            <w:r>
+              <w:rPr>
+                <w:sz w:val="18"/>
+                <w:szCs w:val="18"/>
+                <w:lang w:val="ru-RU"/>
+              </w:rPr>
+              <w:t xml:space="preserve">Оформление заказа с пустой корзиной</w:t>
+            </w:r>
+          </w:p>
+        </w:tc>
+        <w:tc>
+          <w:tcPr>
+            <w:tcW w:w="1150" w:type="dxa"/>
+          </w:tcPr>
+          <w:p>
+            <w:pPr>
+              <w:spacing w:line="240" w:lineRule="auto"/>
+              <w:ind w:firstLine="0"/>
+              <w:jc w:val="left"/>
+              <w:rPr>
+                <w:sz w:val="18"/>
+                <w:szCs w:val="18"/>
+              </w:rPr>
+            </w:pPr>
+            <w:r>
+              <w:rPr>
+                <w:sz w:val="18"/>
+                <w:szCs w:val="18"/>
+                <w:lang w:val="ru-RU"/>
+              </w:rPr>
+              <w:t xml:space="preserve">Корзина пуста</w:t>
+            </w:r>
+          </w:p>
+        </w:tc>
+        <w:tc>
+          <w:tcPr>
+            <w:tcW w:w="2250" w:type="dxa"/>
+          </w:tcPr>
+          <w:p>
+            <w:pPr>
+              <w:spacing w:line="240" w:lineRule="auto"/>
+              <w:ind w:firstLine="0"/>
+              <w:jc w:val="left"/>
+              <w:rPr>
+                <w:sz w:val="18"/>
+                <w:szCs w:val="18"/>
+              </w:rPr>
+            </w:pPr>
+            <w:r>
+              <w:rPr>
+                <w:sz w:val="18"/>
+                <w:szCs w:val="18"/>
+                <w:lang w:val="ru-RU"/>
+              </w:rPr>
+              <w:t xml:space="preserve">1. Нажать на иконку корзины</w:t>
+            </w:r>
+          </w:p>
+          <w:p>
+            <w:pPr>
+              <w:spacing w:line="240" w:lineRule="auto"/>
+              <w:ind w:firstLine="0"/>
+              <w:jc w:val="left"/>
+              <w:rPr>
+                <w:sz w:val="18"/>
+                <w:szCs w:val="18"/>
+              </w:rPr>
+            </w:pPr>
+            <w:r>
+              <w:rPr>
+                <w:sz w:val="18"/>
+                <w:szCs w:val="18"/>
+                <w:lang w:val="ru-RU"/>
+              </w:rPr>
+              <w:t xml:space="preserve">2. Нажать «Оформить заказ»</w:t>
+            </w:r>
+          </w:p>
+        </w:tc>
+        <w:tc>
+          <w:tcPr>
+            <w:tcW w:w="1400" w:type="dxa"/>
+          </w:tcPr>
+          <w:p>
+            <w:pPr>
+              <w:spacing w:line="240" w:lineRule="auto"/>
+              <w:ind w:firstLine="0"/>
+              <w:jc w:val="left"/>
+              <w:rPr>
+                <w:sz w:val="18"/>
+                <w:szCs w:val="18"/>
+              </w:rPr>
+            </w:pPr>
+            <w:r>
+              <w:rPr>
+                <w:sz w:val="18"/>
+                <w:szCs w:val="18"/>
+                <w:lang w:val="ru-RU"/>
+              </w:rPr>
+              <w:t xml:space="preserve">Выводится сообщение «Корзина пуста. Добавьте книги для оформления заказа»</w:t>
+            </w:r>
+          </w:p>
+        </w:tc>
+        <w:tc>
+          <w:tcPr>
+            <w:tcW w:w="1744" w:type="dxa"/>
+          </w:tcPr>
+          <w:p>
+            <w:pPr>
+              <w:spacing w:line="240" w:lineRule="auto"/>
+              <w:ind w:firstLine="0"/>
+              <w:jc w:val="left"/>
+              <w:rPr>
+                <w:sz w:val="18"/>
+                <w:szCs w:val="18"/>
+              </w:rPr>
+            </w:pPr>
+            <w:r>
+              <w:rPr>
+                <w:sz w:val="18"/>
+                <w:szCs w:val="18"/>
+                <w:lang w:val="ru-RU"/>
+              </w:rPr>
+              <w:t xml:space="preserve">Кнопка «Оформить заказ» неактивна, при нажатии ничего не происходит, сообщение «Корзина пуста. Добавьте книги для оформления заказа» не выводится</w:t>
+            </w:r>
+          </w:p>
+        </w:tc>
+        <w:tc>
+          <w:tcPr>
+            <w:tcW w:w="800" w:type="dxa"/>
+          </w:tcPr>
+          <w:p>
+            <w:pPr>
+              <w:spacing w:line="240" w:lineRule="auto"/>
+              <w:ind w:firstLine="0"/>
+              <w:jc w:val="center"/>
+              <w:rPr>
+                <w:sz w:val="18"/>
+                <w:szCs w:val="18"/>
+              </w:rPr>
+            </w:pPr>
+            <w:r>
+              <w:rPr>
+                <w:sz w:val="18"/>
+                <w:szCs w:val="18"/>
+                <w:lang w:val="ru-RU"/>
+              </w:rPr>
+              <w:t xml:space="preserve">Fail</w:t>
+            </w:r>
+          </w:p>
+        </w:tc>
+      </w:tr>
+      <w:tr>
+        <w:trPr>
+          <w:cantSplit/>
+          <w:jc w:val="center"/>
+        </w:trPr>
+        <w:tc>
+          <w:tcPr>
+            <w:tcW w:w="760" w:type="dxa"/>
+          </w:tcPr>
+          <w:p>
+            <w:pPr>
+              <w:spacing w:line="240" w:lineRule="auto"/>
+              <w:ind w:firstLine="0"/>
+              <w:jc w:val="center"/>
+              <w:rPr>
+                <w:sz w:val="18"/>
+                <w:szCs w:val="18"/>
+              </w:rPr>
+            </w:pPr>
+            <w:r>
+              <w:rPr>
+                <w:sz w:val="18"/>
+                <w:szCs w:val="18"/>
+                <w:lang w:val="ru-RU"/>
+              </w:rPr>
+              <w:t xml:space="preserve">TC-024</w:t>
+            </w:r>
+          </w:p>
+        </w:tc>
+        <w:tc>
+          <w:tcPr>
+            <w:tcW w:w="1250" w:type="dxa"/>
+          </w:tcPr>
+          <w:p>
+            <w:pPr>
+              <w:spacing w:line="240" w:lineRule="auto"/>
+              <w:ind w:firstLine="0"/>
+              <w:jc w:val="left"/>
+              <w:rPr>
+                <w:sz w:val="18"/>
+                <w:szCs w:val="18"/>
+              </w:rPr>
+            </w:pPr>
+            <w:r>
+              <w:rPr>
+                <w:sz w:val="18"/>
+                <w:szCs w:val="18"/>
+                <w:lang w:val="ru-RU"/>
+              </w:rPr>
+              <w:t xml:space="preserve">Отображение на узком экране (375 px)</w:t>
+            </w:r>
+          </w:p>
+        </w:tc>
+        <w:tc>
+          <w:tcPr>
+            <w:tcW w:w="1150" w:type="dxa"/>
+          </w:tcPr>
+          <w:p>
+            <w:pPr>
+              <w:spacing w:line="240" w:lineRule="auto"/>
+              <w:ind w:firstLine="0"/>
+              <w:jc w:val="left"/>
+              <w:rPr>
+                <w:sz w:val="18"/>
+                <w:szCs w:val="18"/>
+              </w:rPr>
+            </w:pPr>
+            <w:r>
+              <w:rPr>
+                <w:sz w:val="18"/>
+                <w:szCs w:val="18"/>
+                <w:lang w:val="ru-RU"/>
+              </w:rPr>
+              <w:t xml:space="preserve">Ширина окна браузера 375 px</w:t>
+            </w:r>
+          </w:p>
+        </w:tc>
+        <w:tc>
+          <w:tcPr>
+            <w:tcW w:w="2250" w:type="dxa"/>
+          </w:tcPr>
+          <w:p>
+            <w:pPr>
+              <w:spacing w:line="240" w:lineRule="auto"/>
+              <w:ind w:firstLine="0"/>
+              <w:jc w:val="left"/>
+              <w:rPr>
+                <w:sz w:val="18"/>
+                <w:szCs w:val="18"/>
+              </w:rPr>
+            </w:pPr>
+            <w:r>
+              <w:rPr>
+                <w:sz w:val="18"/>
+                <w:szCs w:val="18"/>
+                <w:lang w:val="ru-RU"/>
+              </w:rPr>
+              <w:t xml:space="preserve">1. Открыть приложение</w:t>
+            </w:r>
+          </w:p>
+          <w:p>
+            <w:pPr>
+              <w:spacing w:line="240" w:lineRule="auto"/>
+              <w:ind w:firstLine="0"/>
+              <w:jc w:val="left"/>
+              <w:rPr>
+                <w:sz w:val="18"/>
+                <w:szCs w:val="18"/>
+              </w:rPr>
+            </w:pPr>
+            <w:r>
+              <w:rPr>
+                <w:sz w:val="18"/>
+                <w:szCs w:val="18"/>
+                <w:lang w:val="ru-RU"/>
+              </w:rPr>
+              <w:t xml:space="preserve">2. Прокрутить страницу</w:t>
+            </w:r>
+          </w:p>
+        </w:tc>
+        <w:tc>
+          <w:tcPr>
+            <w:tcW w:w="1400" w:type="dxa"/>
+          </w:tcPr>
+          <w:p>
+            <w:pPr>
+              <w:spacing w:line="240" w:lineRule="auto"/>
+              <w:ind w:firstLine="0"/>
+              <w:jc w:val="left"/>
+              <w:rPr>
+                <w:sz w:val="18"/>
+                <w:szCs w:val="18"/>
+              </w:rPr>
+            </w:pPr>
+            <w:r>
+              <w:rPr>
+                <w:sz w:val="18"/>
+                <w:szCs w:val="18"/>
+                <w:lang w:val="ru-RU"/>
+              </w:rPr>
+              <w:t xml:space="preserve">Горизонтальной прокрутки нет, поиск, фильтры и корзина доступны</w:t>
+            </w:r>
+          </w:p>
+        </w:tc>
+        <w:tc>
+          <w:tcPr>
+            <w:tcW w:w="1744" w:type="dxa"/>
+          </w:tcPr>
+          <w:p>
+            <w:pPr>
+              <w:spacing w:line="240" w:lineRule="auto"/>
+              <w:ind w:firstLine="0"/>
+              <w:jc w:val="left"/>
+              <w:rPr>
+                <w:sz w:val="18"/>
+                <w:szCs w:val="18"/>
+              </w:rPr>
+            </w:pPr>
+            <w:r>
+              <w:rPr>
+                <w:sz w:val="18"/>
+                <w:szCs w:val="18"/>
+                <w:lang w:val="ru-RU"/>
+              </w:rPr>
+              <w:t xml:space="preserve">При ширине окна 375 px горизонтальной прокрутки нет (ширина страницы 375 px), поле поиска, фильтры и корзина доступны</w:t>
+            </w:r>
+          </w:p>
+        </w:tc>
+        <w:tc>
+          <w:tcPr>
+            <w:tcW w:w="800" w:type="dxa"/>
+          </w:tcPr>
+          <w:p>
+            <w:pPr>
+              <w:spacing w:line="240" w:lineRule="auto"/>
+              <w:ind w:firstLine="0"/>
+              <w:jc w:val="center"/>
+              <w:rPr>
+                <w:sz w:val="18"/>
+                <w:szCs w:val="18"/>
+              </w:rPr>
+            </w:pPr>
+            <w:r>
+              <w:rPr>
+                <w:sz w:val="18"/>
+                <w:szCs w:val="18"/>
+                <w:lang w:val="ru-RU"/>
+              </w:rPr>
+              <w:t xml:space="preserve">Pass</w:t>
+            </w:r>
+          </w:p>
+        </w:tc>
+      </w:tr>
+    </w:tbl>
     <w:p>
       <w:pPr>
         <w:keepNext/>
@@ -24662,6 +24860,7 @@
       <w:pgSz w:w="11906" w:h="16838"/>
       <w:pgMar w:top="1134" w:right="850" w:bottom="1134" w:left="1701" w:header="709" w:footer="709" w:gutter="0"/>
       <w:cols w:space="720"/>
+      <w:titlePg/>
       <w:docGrid w:linePitch="360"/>
     </w:sectPr>
   </w:body>
